--- a/451_実装データモデル_行政/docx/451-1_実装データモデル_申請.docx
+++ b/451_実装データモデル_行政/docx/451-1_実装データモデル_申請.docx
@@ -1,6 +1,6 @@
 
 <file path=word/document.xml><?xml version="1.0" encoding="utf-8"?>
-<w:document xmlns:wpc="http://schemas.microsoft.com/office/word/2010/wordprocessingCanvas" xmlns:cx="http://schemas.microsoft.com/office/drawing/2014/chartex" xmlns:cx1="http://schemas.microsoft.com/office/drawing/2015/9/8/chartex" xmlns:cx2="http://schemas.microsoft.com/office/drawing/2015/10/21/chartex" xmlns:cx3="http://schemas.microsoft.com/office/drawing/2016/5/9/chartex" xmlns:cx4="http://schemas.microsoft.com/office/drawing/2016/5/10/chartex" xmlns:cx5="http://schemas.microsoft.com/office/drawing/2016/5/11/chartex" xmlns:cx6="http://schemas.microsoft.com/office/drawing/2016/5/12/chartex" xmlns:cx7="http://schemas.microsoft.com/office/drawing/2016/5/13/chartex" xmlns:cx8="http://schemas.microsoft.com/office/drawing/2016/5/14/chartex" xmlns:mc="http://schemas.openxmlformats.org/markup-compatibility/2006" xmlns:aink="http://schemas.microsoft.com/office/drawing/2016/ink" xmlns:am3d="http://schemas.microsoft.com/office/drawing/2017/model3d" xmlns:o="urn:schemas-microsoft-com:office:office" xmlns:oel="http://schemas.microsoft.com/office/2019/extlst" xmlns:r="http://schemas.openxmlformats.org/officeDocument/2006/relationships" xmlns:m="http://schemas.openxmlformats.org/officeDocument/2006/math" xmlns:v="urn:schemas-microsoft-com:vml" xmlns:wp14="http://schemas.microsoft.com/office/word/2010/wordprocessingDrawing" xmlns:wp="http://schemas.openxmlformats.org/drawingml/2006/wordprocessingDrawing" xmlns:w10="urn:schemas-microsoft-com:office:word" xmlns:w="http://schemas.openxmlformats.org/wordprocessingml/2006/main" xmlns:w14="http://schemas.microsoft.com/office/word/2010/wordml" xmlns:w15="http://schemas.microsoft.com/office/word/2012/wordml" xmlns:w16cex="http://schemas.microsoft.com/office/word/2018/wordml/cex" xmlns:w16cid="http://schemas.microsoft.com/office/word/2016/wordml/cid" xmlns:w16="http://schemas.microsoft.com/office/word/2018/wordml" xmlns:w16sdtdh="http://schemas.microsoft.com/office/word/2020/wordml/sdtdatahash" xmlns:w16se="http://schemas.microsoft.com/office/word/2015/wordml/symex" xmlns:wpg="http://schemas.microsoft.com/office/word/2010/wordprocessingGroup" xmlns:wpi="http://schemas.microsoft.com/office/word/2010/wordprocessingInk" xmlns:wne="http://schemas.microsoft.com/office/word/2006/wordml" xmlns:wps="http://schemas.microsoft.com/office/word/2010/wordprocessingShape" mc:Ignorable="w14 w15 w16se w16cid w16 w16cex w16sdtdh wp14">
+<w:document xmlns:wpc="http://schemas.microsoft.com/office/word/2010/wordprocessingCanvas" xmlns:cx="http://schemas.microsoft.com/office/drawing/2014/chartex" xmlns:cx1="http://schemas.microsoft.com/office/drawing/2015/9/8/chartex" xmlns:cx2="http://schemas.microsoft.com/office/drawing/2015/10/21/chartex" xmlns:cx3="http://schemas.microsoft.com/office/drawing/2016/5/9/chartex" xmlns:cx4="http://schemas.microsoft.com/office/drawing/2016/5/10/chartex" xmlns:cx5="http://schemas.microsoft.com/office/drawing/2016/5/11/chartex" xmlns:cx6="http://schemas.microsoft.com/office/drawing/2016/5/12/chartex" xmlns:cx7="http://schemas.microsoft.com/office/drawing/2016/5/13/chartex" xmlns:cx8="http://schemas.microsoft.com/office/drawing/2016/5/14/chartex" xmlns:mc="http://schemas.openxmlformats.org/markup-compatibility/2006" xmlns:aink="http://schemas.microsoft.com/office/drawing/2016/ink" xmlns:am3d="http://schemas.microsoft.com/office/drawing/2017/model3d" xmlns:o="urn:schemas-microsoft-com:office:office" xmlns:oel="http://schemas.microsoft.com/office/2019/extlst" xmlns:r="http://schemas.openxmlformats.org/officeDocument/2006/relationships" xmlns:m="http://schemas.openxmlformats.org/officeDocument/2006/math" xmlns:v="urn:schemas-microsoft-com:vml" xmlns:wp14="http://schemas.microsoft.com/office/word/2010/wordprocessingDrawing" xmlns:wp="http://schemas.openxmlformats.org/drawingml/2006/wordprocessingDrawing" xmlns:w10="urn:schemas-microsoft-com:office:word" xmlns:w="http://schemas.openxmlformats.org/wordprocessingml/2006/main" xmlns:w14="http://schemas.microsoft.com/office/word/2010/wordml" xmlns:w15="http://schemas.microsoft.com/office/word/2012/wordml" xmlns:w16cex="http://schemas.microsoft.com/office/word/2018/wordml/cex" xmlns:w16cid="http://schemas.microsoft.com/office/word/2016/wordml/cid" xmlns:w16="http://schemas.microsoft.com/office/word/2018/wordml" xmlns:w16du="http://schemas.microsoft.com/office/word/2023/wordml/word16du" xmlns:w16sdtdh="http://schemas.microsoft.com/office/word/2020/wordml/sdtdatahash" xmlns:w16sdtfl="http://schemas.microsoft.com/office/word/2024/wordml/sdtformatlock" xmlns:w16se="http://schemas.microsoft.com/office/word/2015/wordml/symex" xmlns:wpg="http://schemas.microsoft.com/office/word/2010/wordprocessingGroup" xmlns:wpi="http://schemas.microsoft.com/office/word/2010/wordprocessingInk" xmlns:wne="http://schemas.microsoft.com/office/word/2006/wordml" xmlns:wps="http://schemas.microsoft.com/office/word/2010/wordprocessingShape" mc:Ignorable="w14 w15 w16se w16cid w16 w16cex w16sdtdh w16sdtfl w16du wp14">
   <w:body>
     <w:p>
       <w:pPr>
@@ -94,7 +94,7 @@
         <w:rPr>
           <w:rFonts w:hint="eastAsia"/>
         </w:rPr>
-        <w:t>5</w:t>
+        <w:t>6</w:t>
       </w:r>
       <w:r>
         <w:rPr>
@@ -106,7 +106,7 @@
         <w:rPr>
           <w:rFonts w:hint="eastAsia"/>
         </w:rPr>
-        <w:t>7</w:t>
+        <w:t>8</w:t>
       </w:r>
       <w:r>
         <w:rPr>
@@ -118,7 +118,7 @@
         <w:rPr>
           <w:rFonts w:hint="eastAsia"/>
         </w:rPr>
-        <w:t>3</w:t>
+        <w:t>10</w:t>
       </w:r>
       <w:r>
         <w:rPr>
@@ -130,7 +130,7 @@
         <w:rPr>
           <w:rFonts w:hint="eastAsia"/>
         </w:rPr>
-        <w:t>25</w:t>
+        <w:t>06</w:t>
       </w:r>
       <w:r>
         <w:rPr>
@@ -435,12 +435,12 @@
           <w:pPr>
             <w:pStyle w:val="11"/>
             <w:tabs>
-              <w:tab w:val="left" w:pos="1100"/>
+              <w:tab w:val="left" w:pos="1050"/>
             </w:tabs>
             <w:rPr>
               <w:rFonts w:asciiTheme="minorHAnsi" w:eastAsiaTheme="minorEastAsia" w:hAnsiTheme="minorHAnsi" w:cstheme="minorBidi"/>
               <w:noProof/>
-              <w:sz w:val="22"/>
+              <w:sz w:val="21"/>
               <w:szCs w:val="24"/>
               <w14:ligatures w14:val="standardContextual"/>
             </w:rPr>
@@ -454,7 +454,7 @@
           <w:r>
             <w:fldChar w:fldCharType="separate"/>
           </w:r>
-          <w:hyperlink w:anchor="_Toc189557135" w:history="1">
+          <w:hyperlink w:anchor="_Toc231572914" w:history="1">
             <w:r>
               <w:rPr>
                 <w:rStyle w:val="aff0"/>
@@ -466,7 +466,7 @@
               <w:rPr>
                 <w:rFonts w:asciiTheme="minorHAnsi" w:eastAsiaTheme="minorEastAsia" w:hAnsiTheme="minorHAnsi" w:cstheme="minorBidi"/>
                 <w:noProof/>
-                <w:sz w:val="22"/>
+                <w:sz w:val="21"/>
                 <w:szCs w:val="24"/>
                 <w14:ligatures w14:val="standardContextual"/>
               </w:rPr>
@@ -498,7 +498,7 @@
                 <w:noProof/>
                 <w:webHidden/>
               </w:rPr>
-              <w:instrText xml:space="preserve"> PAGEREF _Toc189557135 \h </w:instrText>
+              <w:instrText xml:space="preserve"> PAGEREF _Toc231572914 \h </w:instrText>
             </w:r>
             <w:r>
               <w:rPr>
@@ -533,18 +533,18 @@
           <w:pPr>
             <w:pStyle w:val="21"/>
             <w:tabs>
-              <w:tab w:val="left" w:pos="1320"/>
+              <w:tab w:val="left" w:pos="1260"/>
               <w:tab w:val="right" w:leader="dot" w:pos="8494"/>
             </w:tabs>
             <w:rPr>
               <w:rFonts w:asciiTheme="minorHAnsi" w:eastAsiaTheme="minorEastAsia" w:hAnsiTheme="minorHAnsi" w:cstheme="minorBidi"/>
               <w:noProof/>
-              <w:sz w:val="22"/>
+              <w:sz w:val="21"/>
               <w:szCs w:val="24"/>
               <w14:ligatures w14:val="standardContextual"/>
             </w:rPr>
           </w:pPr>
-          <w:hyperlink w:anchor="_Toc189557136" w:history="1">
+          <w:hyperlink w:anchor="_Toc231572915" w:history="1">
             <w:r>
               <w:rPr>
                 <w:rStyle w:val="aff0"/>
@@ -556,7 +556,7 @@
               <w:rPr>
                 <w:rFonts w:asciiTheme="minorHAnsi" w:eastAsiaTheme="minorEastAsia" w:hAnsiTheme="minorHAnsi" w:cstheme="minorBidi"/>
                 <w:noProof/>
-                <w:sz w:val="22"/>
+                <w:sz w:val="21"/>
                 <w:szCs w:val="24"/>
                 <w14:ligatures w14:val="standardContextual"/>
               </w:rPr>
@@ -588,7 +588,7 @@
                 <w:noProof/>
                 <w:webHidden/>
               </w:rPr>
-              <w:instrText xml:space="preserve"> PAGEREF _Toc189557136 \h </w:instrText>
+              <w:instrText xml:space="preserve"> PAGEREF _Toc231572915 \h </w:instrText>
             </w:r>
             <w:r>
               <w:rPr>
@@ -623,18 +623,18 @@
           <w:pPr>
             <w:pStyle w:val="21"/>
             <w:tabs>
-              <w:tab w:val="left" w:pos="1320"/>
+              <w:tab w:val="left" w:pos="1260"/>
               <w:tab w:val="right" w:leader="dot" w:pos="8494"/>
             </w:tabs>
             <w:rPr>
               <w:rFonts w:asciiTheme="minorHAnsi" w:eastAsiaTheme="minorEastAsia" w:hAnsiTheme="minorHAnsi" w:cstheme="minorBidi"/>
               <w:noProof/>
-              <w:sz w:val="22"/>
+              <w:sz w:val="21"/>
               <w:szCs w:val="24"/>
               <w14:ligatures w14:val="standardContextual"/>
             </w:rPr>
           </w:pPr>
-          <w:hyperlink w:anchor="_Toc189557137" w:history="1">
+          <w:hyperlink w:anchor="_Toc231572916" w:history="1">
             <w:r>
               <w:rPr>
                 <w:rStyle w:val="aff0"/>
@@ -646,7 +646,7 @@
               <w:rPr>
                 <w:rFonts w:asciiTheme="minorHAnsi" w:eastAsiaTheme="minorEastAsia" w:hAnsiTheme="minorHAnsi" w:cstheme="minorBidi"/>
                 <w:noProof/>
-                <w:sz w:val="22"/>
+                <w:sz w:val="21"/>
                 <w:szCs w:val="24"/>
                 <w14:ligatures w14:val="standardContextual"/>
               </w:rPr>
@@ -678,7 +678,7 @@
                 <w:noProof/>
                 <w:webHidden/>
               </w:rPr>
-              <w:instrText xml:space="preserve"> PAGEREF _Toc189557137 \h </w:instrText>
+              <w:instrText xml:space="preserve"> PAGEREF _Toc231572916 \h </w:instrText>
             </w:r>
             <w:r>
               <w:rPr>
@@ -713,18 +713,18 @@
           <w:pPr>
             <w:pStyle w:val="21"/>
             <w:tabs>
-              <w:tab w:val="left" w:pos="1320"/>
+              <w:tab w:val="left" w:pos="1260"/>
               <w:tab w:val="right" w:leader="dot" w:pos="8494"/>
             </w:tabs>
             <w:rPr>
               <w:rFonts w:asciiTheme="minorHAnsi" w:eastAsiaTheme="minorEastAsia" w:hAnsiTheme="minorHAnsi" w:cstheme="minorBidi"/>
               <w:noProof/>
-              <w:sz w:val="22"/>
+              <w:sz w:val="21"/>
               <w:szCs w:val="24"/>
               <w14:ligatures w14:val="standardContextual"/>
             </w:rPr>
           </w:pPr>
-          <w:hyperlink w:anchor="_Toc189557138" w:history="1">
+          <w:hyperlink w:anchor="_Toc231572917" w:history="1">
             <w:r>
               <w:rPr>
                 <w:rStyle w:val="aff0"/>
@@ -736,7 +736,7 @@
               <w:rPr>
                 <w:rFonts w:asciiTheme="minorHAnsi" w:eastAsiaTheme="minorEastAsia" w:hAnsiTheme="minorHAnsi" w:cstheme="minorBidi"/>
                 <w:noProof/>
-                <w:sz w:val="22"/>
+                <w:sz w:val="21"/>
                 <w:szCs w:val="24"/>
                 <w14:ligatures w14:val="standardContextual"/>
               </w:rPr>
@@ -768,7 +768,7 @@
                 <w:noProof/>
                 <w:webHidden/>
               </w:rPr>
-              <w:instrText xml:space="preserve"> PAGEREF _Toc189557138 \h </w:instrText>
+              <w:instrText xml:space="preserve"> PAGEREF _Toc231572917 \h </w:instrText>
             </w:r>
             <w:r>
               <w:rPr>
@@ -803,17 +803,17 @@
           <w:pPr>
             <w:pStyle w:val="11"/>
             <w:tabs>
-              <w:tab w:val="left" w:pos="1100"/>
+              <w:tab w:val="left" w:pos="1050"/>
             </w:tabs>
             <w:rPr>
               <w:rFonts w:asciiTheme="minorHAnsi" w:eastAsiaTheme="minorEastAsia" w:hAnsiTheme="minorHAnsi" w:cstheme="minorBidi"/>
               <w:noProof/>
-              <w:sz w:val="22"/>
+              <w:sz w:val="21"/>
               <w:szCs w:val="24"/>
               <w14:ligatures w14:val="standardContextual"/>
             </w:rPr>
           </w:pPr>
-          <w:hyperlink w:anchor="_Toc189557139" w:history="1">
+          <w:hyperlink w:anchor="_Toc231572918" w:history="1">
             <w:r>
               <w:rPr>
                 <w:rStyle w:val="aff0"/>
@@ -825,7 +825,7 @@
               <w:rPr>
                 <w:rFonts w:asciiTheme="minorHAnsi" w:eastAsiaTheme="minorEastAsia" w:hAnsiTheme="minorHAnsi" w:cstheme="minorBidi"/>
                 <w:noProof/>
-                <w:sz w:val="22"/>
+                <w:sz w:val="21"/>
                 <w:szCs w:val="24"/>
                 <w14:ligatures w14:val="standardContextual"/>
               </w:rPr>
@@ -857,7 +857,7 @@
                 <w:noProof/>
                 <w:webHidden/>
               </w:rPr>
-              <w:instrText xml:space="preserve"> PAGEREF _Toc189557139 \h </w:instrText>
+              <w:instrText xml:space="preserve"> PAGEREF _Toc231572918 \h </w:instrText>
             </w:r>
             <w:r>
               <w:rPr>
@@ -892,18 +892,18 @@
           <w:pPr>
             <w:pStyle w:val="21"/>
             <w:tabs>
-              <w:tab w:val="left" w:pos="1320"/>
+              <w:tab w:val="left" w:pos="1260"/>
               <w:tab w:val="right" w:leader="dot" w:pos="8494"/>
             </w:tabs>
             <w:rPr>
               <w:rFonts w:asciiTheme="minorHAnsi" w:eastAsiaTheme="minorEastAsia" w:hAnsiTheme="minorHAnsi" w:cstheme="minorBidi"/>
               <w:noProof/>
-              <w:sz w:val="22"/>
+              <w:sz w:val="21"/>
               <w:szCs w:val="24"/>
               <w14:ligatures w14:val="standardContextual"/>
             </w:rPr>
           </w:pPr>
-          <w:hyperlink w:anchor="_Toc189557140" w:history="1">
+          <w:hyperlink w:anchor="_Toc231572919" w:history="1">
             <w:r>
               <w:rPr>
                 <w:rStyle w:val="aff0"/>
@@ -915,7 +915,7 @@
               <w:rPr>
                 <w:rFonts w:asciiTheme="minorHAnsi" w:eastAsiaTheme="minorEastAsia" w:hAnsiTheme="minorHAnsi" w:cstheme="minorBidi"/>
                 <w:noProof/>
-                <w:sz w:val="22"/>
+                <w:sz w:val="21"/>
                 <w:szCs w:val="24"/>
                 <w14:ligatures w14:val="standardContextual"/>
               </w:rPr>
@@ -947,7 +947,7 @@
                 <w:noProof/>
                 <w:webHidden/>
               </w:rPr>
-              <w:instrText xml:space="preserve"> PAGEREF _Toc189557140 \h </w:instrText>
+              <w:instrText xml:space="preserve"> PAGEREF _Toc231572919 \h </w:instrText>
             </w:r>
             <w:r>
               <w:rPr>
@@ -982,18 +982,18 @@
           <w:pPr>
             <w:pStyle w:val="21"/>
             <w:tabs>
-              <w:tab w:val="left" w:pos="1320"/>
+              <w:tab w:val="left" w:pos="1260"/>
               <w:tab w:val="right" w:leader="dot" w:pos="8494"/>
             </w:tabs>
             <w:rPr>
               <w:rFonts w:asciiTheme="minorHAnsi" w:eastAsiaTheme="minorEastAsia" w:hAnsiTheme="minorHAnsi" w:cstheme="minorBidi"/>
               <w:noProof/>
-              <w:sz w:val="22"/>
+              <w:sz w:val="21"/>
               <w:szCs w:val="24"/>
               <w14:ligatures w14:val="standardContextual"/>
             </w:rPr>
           </w:pPr>
-          <w:hyperlink w:anchor="_Toc189557141" w:history="1">
+          <w:hyperlink w:anchor="_Toc231572920" w:history="1">
             <w:r>
               <w:rPr>
                 <w:rStyle w:val="aff0"/>
@@ -1005,7 +1005,7 @@
               <w:rPr>
                 <w:rFonts w:asciiTheme="minorHAnsi" w:eastAsiaTheme="minorEastAsia" w:hAnsiTheme="minorHAnsi" w:cstheme="minorBidi"/>
                 <w:noProof/>
-                <w:sz w:val="22"/>
+                <w:sz w:val="21"/>
                 <w:szCs w:val="24"/>
                 <w14:ligatures w14:val="standardContextual"/>
               </w:rPr>
@@ -1037,7 +1037,7 @@
                 <w:noProof/>
                 <w:webHidden/>
               </w:rPr>
-              <w:instrText xml:space="preserve"> PAGEREF _Toc189557141 \h </w:instrText>
+              <w:instrText xml:space="preserve"> PAGEREF _Toc231572920 \h </w:instrText>
             </w:r>
             <w:r>
               <w:rPr>
@@ -1072,18 +1072,18 @@
           <w:pPr>
             <w:pStyle w:val="31"/>
             <w:tabs>
-              <w:tab w:val="left" w:pos="1320"/>
+              <w:tab w:val="left" w:pos="1260"/>
               <w:tab w:val="right" w:leader="dot" w:pos="8494"/>
             </w:tabs>
             <w:rPr>
               <w:rFonts w:asciiTheme="minorHAnsi" w:eastAsiaTheme="minorEastAsia" w:hAnsiTheme="minorHAnsi" w:cstheme="minorBidi"/>
               <w:noProof/>
-              <w:sz w:val="22"/>
+              <w:sz w:val="21"/>
               <w:szCs w:val="24"/>
               <w14:ligatures w14:val="standardContextual"/>
             </w:rPr>
           </w:pPr>
-          <w:hyperlink w:anchor="_Toc189557142" w:history="1">
+          <w:hyperlink w:anchor="_Toc231572921" w:history="1">
             <w:r>
               <w:rPr>
                 <w:rStyle w:val="aff0"/>
@@ -1095,7 +1095,7 @@
               <w:rPr>
                 <w:rFonts w:asciiTheme="minorHAnsi" w:eastAsiaTheme="minorEastAsia" w:hAnsiTheme="minorHAnsi" w:cstheme="minorBidi"/>
                 <w:noProof/>
-                <w:sz w:val="22"/>
+                <w:sz w:val="21"/>
                 <w:szCs w:val="24"/>
                 <w14:ligatures w14:val="standardContextual"/>
               </w:rPr>
@@ -1127,7 +1127,7 @@
                 <w:noProof/>
                 <w:webHidden/>
               </w:rPr>
-              <w:instrText xml:space="preserve"> PAGEREF _Toc189557142 \h </w:instrText>
+              <w:instrText xml:space="preserve"> PAGEREF _Toc231572921 \h </w:instrText>
             </w:r>
             <w:r>
               <w:rPr>
@@ -1162,18 +1162,18 @@
           <w:pPr>
             <w:pStyle w:val="31"/>
             <w:tabs>
-              <w:tab w:val="left" w:pos="1320"/>
+              <w:tab w:val="left" w:pos="1260"/>
               <w:tab w:val="right" w:leader="dot" w:pos="8494"/>
             </w:tabs>
             <w:rPr>
               <w:rFonts w:asciiTheme="minorHAnsi" w:eastAsiaTheme="minorEastAsia" w:hAnsiTheme="minorHAnsi" w:cstheme="minorBidi"/>
               <w:noProof/>
-              <w:sz w:val="22"/>
+              <w:sz w:val="21"/>
               <w:szCs w:val="24"/>
               <w14:ligatures w14:val="standardContextual"/>
             </w:rPr>
           </w:pPr>
-          <w:hyperlink w:anchor="_Toc189557143" w:history="1">
+          <w:hyperlink w:anchor="_Toc231572922" w:history="1">
             <w:r>
               <w:rPr>
                 <w:rStyle w:val="aff0"/>
@@ -1185,7 +1185,7 @@
               <w:rPr>
                 <w:rFonts w:asciiTheme="minorHAnsi" w:eastAsiaTheme="minorEastAsia" w:hAnsiTheme="minorHAnsi" w:cstheme="minorBidi"/>
                 <w:noProof/>
-                <w:sz w:val="22"/>
+                <w:sz w:val="21"/>
                 <w:szCs w:val="24"/>
                 <w14:ligatures w14:val="standardContextual"/>
               </w:rPr>
@@ -1217,7 +1217,7 @@
                 <w:noProof/>
                 <w:webHidden/>
               </w:rPr>
-              <w:instrText xml:space="preserve"> PAGEREF _Toc189557143 \h </w:instrText>
+              <w:instrText xml:space="preserve"> PAGEREF _Toc231572922 \h </w:instrText>
             </w:r>
             <w:r>
               <w:rPr>
@@ -1252,18 +1252,18 @@
           <w:pPr>
             <w:pStyle w:val="21"/>
             <w:tabs>
-              <w:tab w:val="left" w:pos="1320"/>
+              <w:tab w:val="left" w:pos="1260"/>
               <w:tab w:val="right" w:leader="dot" w:pos="8494"/>
             </w:tabs>
             <w:rPr>
               <w:rFonts w:asciiTheme="minorHAnsi" w:eastAsiaTheme="minorEastAsia" w:hAnsiTheme="minorHAnsi" w:cstheme="minorBidi"/>
               <w:noProof/>
-              <w:sz w:val="22"/>
+              <w:sz w:val="21"/>
               <w:szCs w:val="24"/>
               <w14:ligatures w14:val="standardContextual"/>
             </w:rPr>
           </w:pPr>
-          <w:hyperlink w:anchor="_Toc189557144" w:history="1">
+          <w:hyperlink w:anchor="_Toc231572923" w:history="1">
             <w:r>
               <w:rPr>
                 <w:rStyle w:val="aff0"/>
@@ -1275,7 +1275,7 @@
               <w:rPr>
                 <w:rFonts w:asciiTheme="minorHAnsi" w:eastAsiaTheme="minorEastAsia" w:hAnsiTheme="minorHAnsi" w:cstheme="minorBidi"/>
                 <w:noProof/>
-                <w:sz w:val="22"/>
+                <w:sz w:val="21"/>
                 <w:szCs w:val="24"/>
                 <w14:ligatures w14:val="standardContextual"/>
               </w:rPr>
@@ -1307,7 +1307,7 @@
                 <w:noProof/>
                 <w:webHidden/>
               </w:rPr>
-              <w:instrText xml:space="preserve"> PAGEREF _Toc189557144 \h </w:instrText>
+              <w:instrText xml:space="preserve"> PAGEREF _Toc231572923 \h </w:instrText>
             </w:r>
             <w:r>
               <w:rPr>
@@ -1342,18 +1342,18 @@
           <w:pPr>
             <w:pStyle w:val="31"/>
             <w:tabs>
-              <w:tab w:val="left" w:pos="1320"/>
+              <w:tab w:val="left" w:pos="1260"/>
               <w:tab w:val="right" w:leader="dot" w:pos="8494"/>
             </w:tabs>
             <w:rPr>
               <w:rFonts w:asciiTheme="minorHAnsi" w:eastAsiaTheme="minorEastAsia" w:hAnsiTheme="minorHAnsi" w:cstheme="minorBidi"/>
               <w:noProof/>
-              <w:sz w:val="22"/>
+              <w:sz w:val="21"/>
               <w:szCs w:val="24"/>
               <w14:ligatures w14:val="standardContextual"/>
             </w:rPr>
           </w:pPr>
-          <w:hyperlink w:anchor="_Toc189557145" w:history="1">
+          <w:hyperlink w:anchor="_Toc231572924" w:history="1">
             <w:r>
               <w:rPr>
                 <w:rStyle w:val="aff0"/>
@@ -1365,7 +1365,7 @@
               <w:rPr>
                 <w:rFonts w:asciiTheme="minorHAnsi" w:eastAsiaTheme="minorEastAsia" w:hAnsiTheme="minorHAnsi" w:cstheme="minorBidi"/>
                 <w:noProof/>
-                <w:sz w:val="22"/>
+                <w:sz w:val="21"/>
                 <w:szCs w:val="24"/>
                 <w14:ligatures w14:val="standardContextual"/>
               </w:rPr>
@@ -1397,7 +1397,7 @@
                 <w:noProof/>
                 <w:webHidden/>
               </w:rPr>
-              <w:instrText xml:space="preserve"> PAGEREF _Toc189557145 \h </w:instrText>
+              <w:instrText xml:space="preserve"> PAGEREF _Toc231572924 \h </w:instrText>
             </w:r>
             <w:r>
               <w:rPr>
@@ -1432,18 +1432,18 @@
           <w:pPr>
             <w:pStyle w:val="31"/>
             <w:tabs>
-              <w:tab w:val="left" w:pos="1320"/>
+              <w:tab w:val="left" w:pos="1260"/>
               <w:tab w:val="right" w:leader="dot" w:pos="8494"/>
             </w:tabs>
             <w:rPr>
               <w:rFonts w:asciiTheme="minorHAnsi" w:eastAsiaTheme="minorEastAsia" w:hAnsiTheme="minorHAnsi" w:cstheme="minorBidi"/>
               <w:noProof/>
-              <w:sz w:val="22"/>
+              <w:sz w:val="21"/>
               <w:szCs w:val="24"/>
               <w14:ligatures w14:val="standardContextual"/>
             </w:rPr>
           </w:pPr>
-          <w:hyperlink w:anchor="_Toc189557146" w:history="1">
+          <w:hyperlink w:anchor="_Toc231572925" w:history="1">
             <w:r>
               <w:rPr>
                 <w:rStyle w:val="aff0"/>
@@ -1455,7 +1455,7 @@
               <w:rPr>
                 <w:rFonts w:asciiTheme="minorHAnsi" w:eastAsiaTheme="minorEastAsia" w:hAnsiTheme="minorHAnsi" w:cstheme="minorBidi"/>
                 <w:noProof/>
-                <w:sz w:val="22"/>
+                <w:sz w:val="21"/>
                 <w:szCs w:val="24"/>
                 <w14:ligatures w14:val="standardContextual"/>
               </w:rPr>
@@ -1487,7 +1487,7 @@
                 <w:noProof/>
                 <w:webHidden/>
               </w:rPr>
-              <w:instrText xml:space="preserve"> PAGEREF _Toc189557146 \h </w:instrText>
+              <w:instrText xml:space="preserve"> PAGEREF _Toc231572925 \h </w:instrText>
             </w:r>
             <w:r>
               <w:rPr>
@@ -1522,18 +1522,18 @@
           <w:pPr>
             <w:pStyle w:val="21"/>
             <w:tabs>
-              <w:tab w:val="left" w:pos="1320"/>
+              <w:tab w:val="left" w:pos="1260"/>
               <w:tab w:val="right" w:leader="dot" w:pos="8494"/>
             </w:tabs>
             <w:rPr>
               <w:rFonts w:asciiTheme="minorHAnsi" w:eastAsiaTheme="minorEastAsia" w:hAnsiTheme="minorHAnsi" w:cstheme="minorBidi"/>
               <w:noProof/>
-              <w:sz w:val="22"/>
+              <w:sz w:val="21"/>
               <w:szCs w:val="24"/>
               <w14:ligatures w14:val="standardContextual"/>
             </w:rPr>
           </w:pPr>
-          <w:hyperlink w:anchor="_Toc189557147" w:history="1">
+          <w:hyperlink w:anchor="_Toc231572926" w:history="1">
             <w:r>
               <w:rPr>
                 <w:rStyle w:val="aff0"/>
@@ -1545,7 +1545,7 @@
               <w:rPr>
                 <w:rFonts w:asciiTheme="minorHAnsi" w:eastAsiaTheme="minorEastAsia" w:hAnsiTheme="minorHAnsi" w:cstheme="minorBidi"/>
                 <w:noProof/>
-                <w:sz w:val="22"/>
+                <w:sz w:val="21"/>
                 <w:szCs w:val="24"/>
                 <w14:ligatures w14:val="standardContextual"/>
               </w:rPr>
@@ -1577,7 +1577,7 @@
                 <w:noProof/>
                 <w:webHidden/>
               </w:rPr>
-              <w:instrText xml:space="preserve"> PAGEREF _Toc189557147 \h </w:instrText>
+              <w:instrText xml:space="preserve"> PAGEREF _Toc231572926 \h </w:instrText>
             </w:r>
             <w:r>
               <w:rPr>
@@ -1612,18 +1612,18 @@
           <w:pPr>
             <w:pStyle w:val="21"/>
             <w:tabs>
-              <w:tab w:val="left" w:pos="1320"/>
+              <w:tab w:val="left" w:pos="1260"/>
               <w:tab w:val="right" w:leader="dot" w:pos="8494"/>
             </w:tabs>
             <w:rPr>
               <w:rFonts w:asciiTheme="minorHAnsi" w:eastAsiaTheme="minorEastAsia" w:hAnsiTheme="minorHAnsi" w:cstheme="minorBidi"/>
               <w:noProof/>
-              <w:sz w:val="22"/>
+              <w:sz w:val="21"/>
               <w:szCs w:val="24"/>
               <w14:ligatures w14:val="standardContextual"/>
             </w:rPr>
           </w:pPr>
-          <w:hyperlink w:anchor="_Toc189557148" w:history="1">
+          <w:hyperlink w:anchor="_Toc231572927" w:history="1">
             <w:r>
               <w:rPr>
                 <w:rStyle w:val="aff0"/>
@@ -1635,7 +1635,7 @@
               <w:rPr>
                 <w:rFonts w:asciiTheme="minorHAnsi" w:eastAsiaTheme="minorEastAsia" w:hAnsiTheme="minorHAnsi" w:cstheme="minorBidi"/>
                 <w:noProof/>
-                <w:sz w:val="22"/>
+                <w:sz w:val="21"/>
                 <w:szCs w:val="24"/>
                 <w14:ligatures w14:val="standardContextual"/>
               </w:rPr>
@@ -1667,7 +1667,7 @@
                 <w:noProof/>
                 <w:webHidden/>
               </w:rPr>
-              <w:instrText xml:space="preserve"> PAGEREF _Toc189557148 \h </w:instrText>
+              <w:instrText xml:space="preserve"> PAGEREF _Toc231572927 \h </w:instrText>
             </w:r>
             <w:r>
               <w:rPr>
@@ -1702,17 +1702,17 @@
           <w:pPr>
             <w:pStyle w:val="11"/>
             <w:tabs>
-              <w:tab w:val="left" w:pos="1100"/>
+              <w:tab w:val="left" w:pos="1050"/>
             </w:tabs>
             <w:rPr>
               <w:rFonts w:asciiTheme="minorHAnsi" w:eastAsiaTheme="minorEastAsia" w:hAnsiTheme="minorHAnsi" w:cstheme="minorBidi"/>
               <w:noProof/>
-              <w:sz w:val="22"/>
+              <w:sz w:val="21"/>
               <w:szCs w:val="24"/>
               <w14:ligatures w14:val="standardContextual"/>
             </w:rPr>
           </w:pPr>
-          <w:hyperlink w:anchor="_Toc189557149" w:history="1">
+          <w:hyperlink w:anchor="_Toc231572928" w:history="1">
             <w:r>
               <w:rPr>
                 <w:rStyle w:val="aff0"/>
@@ -1724,7 +1724,7 @@
               <w:rPr>
                 <w:rFonts w:asciiTheme="minorHAnsi" w:eastAsiaTheme="minorEastAsia" w:hAnsiTheme="minorHAnsi" w:cstheme="minorBidi"/>
                 <w:noProof/>
-                <w:sz w:val="22"/>
+                <w:sz w:val="21"/>
                 <w:szCs w:val="24"/>
                 <w14:ligatures w14:val="standardContextual"/>
               </w:rPr>
@@ -1756,7 +1756,7 @@
                 <w:noProof/>
                 <w:webHidden/>
               </w:rPr>
-              <w:instrText xml:space="preserve"> PAGEREF _Toc189557149 \h </w:instrText>
+              <w:instrText xml:space="preserve"> PAGEREF _Toc231572928 \h </w:instrText>
             </w:r>
             <w:r>
               <w:rPr>
@@ -1791,18 +1791,18 @@
           <w:pPr>
             <w:pStyle w:val="21"/>
             <w:tabs>
-              <w:tab w:val="left" w:pos="1320"/>
+              <w:tab w:val="left" w:pos="1260"/>
               <w:tab w:val="right" w:leader="dot" w:pos="8494"/>
             </w:tabs>
             <w:rPr>
               <w:rFonts w:asciiTheme="minorHAnsi" w:eastAsiaTheme="minorEastAsia" w:hAnsiTheme="minorHAnsi" w:cstheme="minorBidi"/>
               <w:noProof/>
-              <w:sz w:val="22"/>
+              <w:sz w:val="21"/>
               <w:szCs w:val="24"/>
               <w14:ligatures w14:val="standardContextual"/>
             </w:rPr>
           </w:pPr>
-          <w:hyperlink w:anchor="_Toc189557150" w:history="1">
+          <w:hyperlink w:anchor="_Toc231572929" w:history="1">
             <w:r>
               <w:rPr>
                 <w:rStyle w:val="aff0"/>
@@ -1814,7 +1814,7 @@
               <w:rPr>
                 <w:rFonts w:asciiTheme="minorHAnsi" w:eastAsiaTheme="minorEastAsia" w:hAnsiTheme="minorHAnsi" w:cstheme="minorBidi"/>
                 <w:noProof/>
-                <w:sz w:val="22"/>
+                <w:sz w:val="21"/>
                 <w:szCs w:val="24"/>
                 <w14:ligatures w14:val="standardContextual"/>
               </w:rPr>
@@ -1846,7 +1846,7 @@
                 <w:noProof/>
                 <w:webHidden/>
               </w:rPr>
-              <w:instrText xml:space="preserve"> PAGEREF _Toc189557150 \h </w:instrText>
+              <w:instrText xml:space="preserve"> PAGEREF _Toc231572929 \h </w:instrText>
             </w:r>
             <w:r>
               <w:rPr>
@@ -1881,18 +1881,18 @@
           <w:pPr>
             <w:pStyle w:val="21"/>
             <w:tabs>
-              <w:tab w:val="left" w:pos="1320"/>
+              <w:tab w:val="left" w:pos="1260"/>
               <w:tab w:val="right" w:leader="dot" w:pos="8494"/>
             </w:tabs>
             <w:rPr>
               <w:rFonts w:asciiTheme="minorHAnsi" w:eastAsiaTheme="minorEastAsia" w:hAnsiTheme="minorHAnsi" w:cstheme="minorBidi"/>
               <w:noProof/>
-              <w:sz w:val="22"/>
+              <w:sz w:val="21"/>
               <w:szCs w:val="24"/>
               <w14:ligatures w14:val="standardContextual"/>
             </w:rPr>
           </w:pPr>
-          <w:hyperlink w:anchor="_Toc189557151" w:history="1">
+          <w:hyperlink w:anchor="_Toc231572930" w:history="1">
             <w:r>
               <w:rPr>
                 <w:rStyle w:val="aff0"/>
@@ -1904,7 +1904,7 @@
               <w:rPr>
                 <w:rFonts w:asciiTheme="minorHAnsi" w:eastAsiaTheme="minorEastAsia" w:hAnsiTheme="minorHAnsi" w:cstheme="minorBidi"/>
                 <w:noProof/>
-                <w:sz w:val="22"/>
+                <w:sz w:val="21"/>
                 <w:szCs w:val="24"/>
                 <w14:ligatures w14:val="standardContextual"/>
               </w:rPr>
@@ -1936,7 +1936,7 @@
                 <w:noProof/>
                 <w:webHidden/>
               </w:rPr>
-              <w:instrText xml:space="preserve"> PAGEREF _Toc189557151 \h </w:instrText>
+              <w:instrText xml:space="preserve"> PAGEREF _Toc231572930 \h </w:instrText>
             </w:r>
             <w:r>
               <w:rPr>
@@ -1971,18 +1971,18 @@
           <w:pPr>
             <w:pStyle w:val="31"/>
             <w:tabs>
-              <w:tab w:val="left" w:pos="1320"/>
+              <w:tab w:val="left" w:pos="1260"/>
               <w:tab w:val="right" w:leader="dot" w:pos="8494"/>
             </w:tabs>
             <w:rPr>
               <w:rFonts w:asciiTheme="minorHAnsi" w:eastAsiaTheme="minorEastAsia" w:hAnsiTheme="minorHAnsi" w:cstheme="minorBidi"/>
               <w:noProof/>
-              <w:sz w:val="22"/>
+              <w:sz w:val="21"/>
               <w:szCs w:val="24"/>
               <w14:ligatures w14:val="standardContextual"/>
             </w:rPr>
           </w:pPr>
-          <w:hyperlink w:anchor="_Toc189557152" w:history="1">
+          <w:hyperlink w:anchor="_Toc231572931" w:history="1">
             <w:r>
               <w:rPr>
                 <w:rStyle w:val="aff0"/>
@@ -1994,7 +1994,7 @@
               <w:rPr>
                 <w:rFonts w:asciiTheme="minorHAnsi" w:eastAsiaTheme="minorEastAsia" w:hAnsiTheme="minorHAnsi" w:cstheme="minorBidi"/>
                 <w:noProof/>
-                <w:sz w:val="22"/>
+                <w:sz w:val="21"/>
                 <w:szCs w:val="24"/>
                 <w14:ligatures w14:val="standardContextual"/>
               </w:rPr>
@@ -2026,7 +2026,7 @@
                 <w:noProof/>
                 <w:webHidden/>
               </w:rPr>
-              <w:instrText xml:space="preserve"> PAGEREF _Toc189557152 \h </w:instrText>
+              <w:instrText xml:space="preserve"> PAGEREF _Toc231572931 \h </w:instrText>
             </w:r>
             <w:r>
               <w:rPr>
@@ -2061,18 +2061,18 @@
           <w:pPr>
             <w:pStyle w:val="31"/>
             <w:tabs>
-              <w:tab w:val="left" w:pos="1320"/>
+              <w:tab w:val="left" w:pos="1260"/>
               <w:tab w:val="right" w:leader="dot" w:pos="8494"/>
             </w:tabs>
             <w:rPr>
               <w:rFonts w:asciiTheme="minorHAnsi" w:eastAsiaTheme="minorEastAsia" w:hAnsiTheme="minorHAnsi" w:cstheme="minorBidi"/>
               <w:noProof/>
-              <w:sz w:val="22"/>
+              <w:sz w:val="21"/>
               <w:szCs w:val="24"/>
               <w14:ligatures w14:val="standardContextual"/>
             </w:rPr>
           </w:pPr>
-          <w:hyperlink w:anchor="_Toc189557153" w:history="1">
+          <w:hyperlink w:anchor="_Toc231572932" w:history="1">
             <w:r>
               <w:rPr>
                 <w:rStyle w:val="aff0"/>
@@ -2084,7 +2084,7 @@
               <w:rPr>
                 <w:rFonts w:asciiTheme="minorHAnsi" w:eastAsiaTheme="minorEastAsia" w:hAnsiTheme="minorHAnsi" w:cstheme="minorBidi"/>
                 <w:noProof/>
-                <w:sz w:val="22"/>
+                <w:sz w:val="21"/>
                 <w:szCs w:val="24"/>
                 <w14:ligatures w14:val="standardContextual"/>
               </w:rPr>
@@ -2116,7 +2116,7 @@
                 <w:noProof/>
                 <w:webHidden/>
               </w:rPr>
-              <w:instrText xml:space="preserve"> PAGEREF _Toc189557153 \h </w:instrText>
+              <w:instrText xml:space="preserve"> PAGEREF _Toc231572932 \h </w:instrText>
             </w:r>
             <w:r>
               <w:rPr>
@@ -2136,7 +2136,7 @@
                 <w:noProof/>
                 <w:webHidden/>
               </w:rPr>
-              <w:t>13</w:t>
+              <w:t>12</w:t>
             </w:r>
             <w:r>
               <w:rPr>
@@ -2151,17 +2151,17 @@
           <w:pPr>
             <w:pStyle w:val="11"/>
             <w:tabs>
-              <w:tab w:val="left" w:pos="1100"/>
+              <w:tab w:val="left" w:pos="1050"/>
             </w:tabs>
             <w:rPr>
               <w:rFonts w:asciiTheme="minorHAnsi" w:eastAsiaTheme="minorEastAsia" w:hAnsiTheme="minorHAnsi" w:cstheme="minorBidi"/>
               <w:noProof/>
-              <w:sz w:val="22"/>
+              <w:sz w:val="21"/>
               <w:szCs w:val="24"/>
               <w14:ligatures w14:val="standardContextual"/>
             </w:rPr>
           </w:pPr>
-          <w:hyperlink w:anchor="_Toc189557154" w:history="1">
+          <w:hyperlink w:anchor="_Toc231572933" w:history="1">
             <w:r>
               <w:rPr>
                 <w:rStyle w:val="aff0"/>
@@ -2173,7 +2173,7 @@
               <w:rPr>
                 <w:rFonts w:asciiTheme="minorHAnsi" w:eastAsiaTheme="minorEastAsia" w:hAnsiTheme="minorHAnsi" w:cstheme="minorBidi"/>
                 <w:noProof/>
-                <w:sz w:val="22"/>
+                <w:sz w:val="21"/>
                 <w:szCs w:val="24"/>
                 <w14:ligatures w14:val="standardContextual"/>
               </w:rPr>
@@ -2205,7 +2205,7 @@
                 <w:noProof/>
                 <w:webHidden/>
               </w:rPr>
-              <w:instrText xml:space="preserve"> PAGEREF _Toc189557154 \h </w:instrText>
+              <w:instrText xml:space="preserve"> PAGEREF _Toc231572933 \h </w:instrText>
             </w:r>
             <w:r>
               <w:rPr>
@@ -2240,18 +2240,18 @@
           <w:pPr>
             <w:pStyle w:val="21"/>
             <w:tabs>
-              <w:tab w:val="left" w:pos="1320"/>
+              <w:tab w:val="left" w:pos="1260"/>
               <w:tab w:val="right" w:leader="dot" w:pos="8494"/>
             </w:tabs>
             <w:rPr>
               <w:rFonts w:asciiTheme="minorHAnsi" w:eastAsiaTheme="minorEastAsia" w:hAnsiTheme="minorHAnsi" w:cstheme="minorBidi"/>
               <w:noProof/>
-              <w:sz w:val="22"/>
+              <w:sz w:val="21"/>
               <w:szCs w:val="24"/>
               <w14:ligatures w14:val="standardContextual"/>
             </w:rPr>
           </w:pPr>
-          <w:hyperlink w:anchor="_Toc189557155" w:history="1">
+          <w:hyperlink w:anchor="_Toc231572934" w:history="1">
             <w:r>
               <w:rPr>
                 <w:rStyle w:val="aff0"/>
@@ -2263,7 +2263,7 @@
               <w:rPr>
                 <w:rFonts w:asciiTheme="minorHAnsi" w:eastAsiaTheme="minorEastAsia" w:hAnsiTheme="minorHAnsi" w:cstheme="minorBidi"/>
                 <w:noProof/>
-                <w:sz w:val="22"/>
+                <w:sz w:val="21"/>
                 <w:szCs w:val="24"/>
                 <w14:ligatures w14:val="standardContextual"/>
               </w:rPr>
@@ -2295,7 +2295,7 @@
                 <w:noProof/>
                 <w:webHidden/>
               </w:rPr>
-              <w:instrText xml:space="preserve"> PAGEREF _Toc189557155 \h </w:instrText>
+              <w:instrText xml:space="preserve"> PAGEREF _Toc231572934 \h </w:instrText>
             </w:r>
             <w:r>
               <w:rPr>
@@ -2330,18 +2330,18 @@
           <w:pPr>
             <w:pStyle w:val="21"/>
             <w:tabs>
-              <w:tab w:val="left" w:pos="1320"/>
+              <w:tab w:val="left" w:pos="1260"/>
               <w:tab w:val="right" w:leader="dot" w:pos="8494"/>
             </w:tabs>
             <w:rPr>
               <w:rFonts w:asciiTheme="minorHAnsi" w:eastAsiaTheme="minorEastAsia" w:hAnsiTheme="minorHAnsi" w:cstheme="minorBidi"/>
               <w:noProof/>
-              <w:sz w:val="22"/>
+              <w:sz w:val="21"/>
               <w:szCs w:val="24"/>
               <w14:ligatures w14:val="standardContextual"/>
             </w:rPr>
           </w:pPr>
-          <w:hyperlink w:anchor="_Toc189557156" w:history="1">
+          <w:hyperlink w:anchor="_Toc231572935" w:history="1">
             <w:r>
               <w:rPr>
                 <w:rStyle w:val="aff0"/>
@@ -2353,7 +2353,7 @@
               <w:rPr>
                 <w:rFonts w:asciiTheme="minorHAnsi" w:eastAsiaTheme="minorEastAsia" w:hAnsiTheme="minorHAnsi" w:cstheme="minorBidi"/>
                 <w:noProof/>
-                <w:sz w:val="22"/>
+                <w:sz w:val="21"/>
                 <w:szCs w:val="24"/>
                 <w14:ligatures w14:val="standardContextual"/>
               </w:rPr>
@@ -2385,7 +2385,7 @@
                 <w:noProof/>
                 <w:webHidden/>
               </w:rPr>
-              <w:instrText xml:space="preserve"> PAGEREF _Toc189557156 \h </w:instrText>
+              <w:instrText xml:space="preserve"> PAGEREF _Toc231572935 \h </w:instrText>
             </w:r>
             <w:r>
               <w:rPr>
@@ -2405,7 +2405,7 @@
                 <w:noProof/>
                 <w:webHidden/>
               </w:rPr>
-              <w:t>14</w:t>
+              <w:t>13</w:t>
             </w:r>
             <w:r>
               <w:rPr>
@@ -2420,18 +2420,18 @@
           <w:pPr>
             <w:pStyle w:val="31"/>
             <w:tabs>
-              <w:tab w:val="left" w:pos="1320"/>
+              <w:tab w:val="left" w:pos="1260"/>
               <w:tab w:val="right" w:leader="dot" w:pos="8494"/>
             </w:tabs>
             <w:rPr>
               <w:rFonts w:asciiTheme="minorHAnsi" w:eastAsiaTheme="minorEastAsia" w:hAnsiTheme="minorHAnsi" w:cstheme="minorBidi"/>
               <w:noProof/>
-              <w:sz w:val="22"/>
+              <w:sz w:val="21"/>
               <w:szCs w:val="24"/>
               <w14:ligatures w14:val="standardContextual"/>
             </w:rPr>
           </w:pPr>
-          <w:hyperlink w:anchor="_Toc189557157" w:history="1">
+          <w:hyperlink w:anchor="_Toc231572936" w:history="1">
             <w:r>
               <w:rPr>
                 <w:rStyle w:val="aff0"/>
@@ -2443,7 +2443,7 @@
               <w:rPr>
                 <w:rFonts w:asciiTheme="minorHAnsi" w:eastAsiaTheme="minorEastAsia" w:hAnsiTheme="minorHAnsi" w:cstheme="minorBidi"/>
                 <w:noProof/>
-                <w:sz w:val="22"/>
+                <w:sz w:val="21"/>
                 <w:szCs w:val="24"/>
                 <w14:ligatures w14:val="standardContextual"/>
               </w:rPr>
@@ -2475,7 +2475,7 @@
                 <w:noProof/>
                 <w:webHidden/>
               </w:rPr>
-              <w:instrText xml:space="preserve"> PAGEREF _Toc189557157 \h </w:instrText>
+              <w:instrText xml:space="preserve"> PAGEREF _Toc231572936 \h </w:instrText>
             </w:r>
             <w:r>
               <w:rPr>
@@ -2495,7 +2495,7 @@
                 <w:noProof/>
                 <w:webHidden/>
               </w:rPr>
-              <w:t>15</w:t>
+              <w:t>13</w:t>
             </w:r>
             <w:r>
               <w:rPr>
@@ -2510,18 +2510,18 @@
           <w:pPr>
             <w:pStyle w:val="31"/>
             <w:tabs>
-              <w:tab w:val="left" w:pos="1320"/>
+              <w:tab w:val="left" w:pos="1260"/>
               <w:tab w:val="right" w:leader="dot" w:pos="8494"/>
             </w:tabs>
             <w:rPr>
               <w:rFonts w:asciiTheme="minorHAnsi" w:eastAsiaTheme="minorEastAsia" w:hAnsiTheme="minorHAnsi" w:cstheme="minorBidi"/>
               <w:noProof/>
-              <w:sz w:val="22"/>
+              <w:sz w:val="21"/>
               <w:szCs w:val="24"/>
               <w14:ligatures w14:val="standardContextual"/>
             </w:rPr>
           </w:pPr>
-          <w:hyperlink w:anchor="_Toc189557158" w:history="1">
+          <w:hyperlink w:anchor="_Toc231572937" w:history="1">
             <w:r>
               <w:rPr>
                 <w:rStyle w:val="aff0"/>
@@ -2533,7 +2533,7 @@
               <w:rPr>
                 <w:rFonts w:asciiTheme="minorHAnsi" w:eastAsiaTheme="minorEastAsia" w:hAnsiTheme="minorHAnsi" w:cstheme="minorBidi"/>
                 <w:noProof/>
-                <w:sz w:val="22"/>
+                <w:sz w:val="21"/>
                 <w:szCs w:val="24"/>
                 <w14:ligatures w14:val="standardContextual"/>
               </w:rPr>
@@ -2565,7 +2565,7 @@
                 <w:noProof/>
                 <w:webHidden/>
               </w:rPr>
-              <w:instrText xml:space="preserve"> PAGEREF _Toc189557158 \h </w:instrText>
+              <w:instrText xml:space="preserve"> PAGEREF _Toc231572937 \h </w:instrText>
             </w:r>
             <w:r>
               <w:rPr>
@@ -2585,7 +2585,7 @@
                 <w:noProof/>
                 <w:webHidden/>
               </w:rPr>
-              <w:t>15</w:t>
+              <w:t>14</w:t>
             </w:r>
             <w:r>
               <w:rPr>
@@ -2600,18 +2600,18 @@
           <w:pPr>
             <w:pStyle w:val="31"/>
             <w:tabs>
-              <w:tab w:val="left" w:pos="1320"/>
+              <w:tab w:val="left" w:pos="1260"/>
               <w:tab w:val="right" w:leader="dot" w:pos="8494"/>
             </w:tabs>
             <w:rPr>
               <w:rFonts w:asciiTheme="minorHAnsi" w:eastAsiaTheme="minorEastAsia" w:hAnsiTheme="minorHAnsi" w:cstheme="minorBidi"/>
               <w:noProof/>
-              <w:sz w:val="22"/>
+              <w:sz w:val="21"/>
               <w:szCs w:val="24"/>
               <w14:ligatures w14:val="standardContextual"/>
             </w:rPr>
           </w:pPr>
-          <w:hyperlink w:anchor="_Toc189557159" w:history="1">
+          <w:hyperlink w:anchor="_Toc231572938" w:history="1">
             <w:r>
               <w:rPr>
                 <w:rStyle w:val="aff0"/>
@@ -2623,7 +2623,7 @@
               <w:rPr>
                 <w:rFonts w:asciiTheme="minorHAnsi" w:eastAsiaTheme="minorEastAsia" w:hAnsiTheme="minorHAnsi" w:cstheme="minorBidi"/>
                 <w:noProof/>
-                <w:sz w:val="22"/>
+                <w:sz w:val="21"/>
                 <w:szCs w:val="24"/>
                 <w14:ligatures w14:val="standardContextual"/>
               </w:rPr>
@@ -2655,7 +2655,7 @@
                 <w:noProof/>
                 <w:webHidden/>
               </w:rPr>
-              <w:instrText xml:space="preserve"> PAGEREF _Toc189557159 \h </w:instrText>
+              <w:instrText xml:space="preserve"> PAGEREF _Toc231572938 \h </w:instrText>
             </w:r>
             <w:r>
               <w:rPr>
@@ -2675,7 +2675,7 @@
                 <w:noProof/>
                 <w:webHidden/>
               </w:rPr>
-              <w:t>16</w:t>
+              <w:t>14</w:t>
             </w:r>
             <w:r>
               <w:rPr>
@@ -2690,18 +2690,18 @@
           <w:pPr>
             <w:pStyle w:val="31"/>
             <w:tabs>
-              <w:tab w:val="left" w:pos="1320"/>
+              <w:tab w:val="left" w:pos="1260"/>
               <w:tab w:val="right" w:leader="dot" w:pos="8494"/>
             </w:tabs>
             <w:rPr>
               <w:rFonts w:asciiTheme="minorHAnsi" w:eastAsiaTheme="minorEastAsia" w:hAnsiTheme="minorHAnsi" w:cstheme="minorBidi"/>
               <w:noProof/>
-              <w:sz w:val="22"/>
+              <w:sz w:val="21"/>
               <w:szCs w:val="24"/>
               <w14:ligatures w14:val="standardContextual"/>
             </w:rPr>
           </w:pPr>
-          <w:hyperlink w:anchor="_Toc189557160" w:history="1">
+          <w:hyperlink w:anchor="_Toc231572939" w:history="1">
             <w:r>
               <w:rPr>
                 <w:rStyle w:val="aff0"/>
@@ -2713,7 +2713,7 @@
               <w:rPr>
                 <w:rFonts w:asciiTheme="minorHAnsi" w:eastAsiaTheme="minorEastAsia" w:hAnsiTheme="minorHAnsi" w:cstheme="minorBidi"/>
                 <w:noProof/>
-                <w:sz w:val="22"/>
+                <w:sz w:val="21"/>
                 <w:szCs w:val="24"/>
                 <w14:ligatures w14:val="standardContextual"/>
               </w:rPr>
@@ -2745,7 +2745,7 @@
                 <w:noProof/>
                 <w:webHidden/>
               </w:rPr>
-              <w:instrText xml:space="preserve"> PAGEREF _Toc189557160 \h </w:instrText>
+              <w:instrText xml:space="preserve"> PAGEREF _Toc231572939 \h </w:instrText>
             </w:r>
             <w:r>
               <w:rPr>
@@ -2765,7 +2765,7 @@
                 <w:noProof/>
                 <w:webHidden/>
               </w:rPr>
-              <w:t>18</w:t>
+              <w:t>16</w:t>
             </w:r>
             <w:r>
               <w:rPr>
@@ -2780,18 +2780,18 @@
           <w:pPr>
             <w:pStyle w:val="31"/>
             <w:tabs>
-              <w:tab w:val="left" w:pos="1320"/>
+              <w:tab w:val="left" w:pos="1260"/>
               <w:tab w:val="right" w:leader="dot" w:pos="8494"/>
             </w:tabs>
             <w:rPr>
               <w:rFonts w:asciiTheme="minorHAnsi" w:eastAsiaTheme="minorEastAsia" w:hAnsiTheme="minorHAnsi" w:cstheme="minorBidi"/>
               <w:noProof/>
-              <w:sz w:val="22"/>
+              <w:sz w:val="21"/>
               <w:szCs w:val="24"/>
               <w14:ligatures w14:val="standardContextual"/>
             </w:rPr>
           </w:pPr>
-          <w:hyperlink w:anchor="_Toc189557161" w:history="1">
+          <w:hyperlink w:anchor="_Toc231572940" w:history="1">
             <w:r>
               <w:rPr>
                 <w:rStyle w:val="aff0"/>
@@ -2803,7 +2803,7 @@
               <w:rPr>
                 <w:rFonts w:asciiTheme="minorHAnsi" w:eastAsiaTheme="minorEastAsia" w:hAnsiTheme="minorHAnsi" w:cstheme="minorBidi"/>
                 <w:noProof/>
-                <w:sz w:val="22"/>
+                <w:sz w:val="21"/>
                 <w:szCs w:val="24"/>
                 <w14:ligatures w14:val="standardContextual"/>
               </w:rPr>
@@ -2835,7 +2835,7 @@
                 <w:noProof/>
                 <w:webHidden/>
               </w:rPr>
-              <w:instrText xml:space="preserve"> PAGEREF _Toc189557161 \h </w:instrText>
+              <w:instrText xml:space="preserve"> PAGEREF _Toc231572940 \h </w:instrText>
             </w:r>
             <w:r>
               <w:rPr>
@@ -2855,7 +2855,7 @@
                 <w:noProof/>
                 <w:webHidden/>
               </w:rPr>
-              <w:t>18</w:t>
+              <w:t>16</w:t>
             </w:r>
             <w:r>
               <w:rPr>
@@ -2870,18 +2870,18 @@
           <w:pPr>
             <w:pStyle w:val="31"/>
             <w:tabs>
-              <w:tab w:val="left" w:pos="1320"/>
+              <w:tab w:val="left" w:pos="1260"/>
               <w:tab w:val="right" w:leader="dot" w:pos="8494"/>
             </w:tabs>
             <w:rPr>
               <w:rFonts w:asciiTheme="minorHAnsi" w:eastAsiaTheme="minorEastAsia" w:hAnsiTheme="minorHAnsi" w:cstheme="minorBidi"/>
               <w:noProof/>
-              <w:sz w:val="22"/>
+              <w:sz w:val="21"/>
               <w:szCs w:val="24"/>
               <w14:ligatures w14:val="standardContextual"/>
             </w:rPr>
           </w:pPr>
-          <w:hyperlink w:anchor="_Toc189557162" w:history="1">
+          <w:hyperlink w:anchor="_Toc231572941" w:history="1">
             <w:r>
               <w:rPr>
                 <w:rStyle w:val="aff0"/>
@@ -2893,7 +2893,7 @@
               <w:rPr>
                 <w:rFonts w:asciiTheme="minorHAnsi" w:eastAsiaTheme="minorEastAsia" w:hAnsiTheme="minorHAnsi" w:cstheme="minorBidi"/>
                 <w:noProof/>
-                <w:sz w:val="22"/>
+                <w:sz w:val="21"/>
                 <w:szCs w:val="24"/>
                 <w14:ligatures w14:val="standardContextual"/>
               </w:rPr>
@@ -2925,7 +2925,7 @@
                 <w:noProof/>
                 <w:webHidden/>
               </w:rPr>
-              <w:instrText xml:space="preserve"> PAGEREF _Toc189557162 \h </w:instrText>
+              <w:instrText xml:space="preserve"> PAGEREF _Toc231572941 \h </w:instrText>
             </w:r>
             <w:r>
               <w:rPr>
@@ -2945,7 +2945,7 @@
                 <w:noProof/>
                 <w:webHidden/>
               </w:rPr>
-              <w:t>18</w:t>
+              <w:t>17</w:t>
             </w:r>
             <w:r>
               <w:rPr>
@@ -2960,17 +2960,17 @@
           <w:pPr>
             <w:pStyle w:val="11"/>
             <w:tabs>
-              <w:tab w:val="left" w:pos="1100"/>
+              <w:tab w:val="left" w:pos="1050"/>
             </w:tabs>
             <w:rPr>
               <w:rFonts w:asciiTheme="minorHAnsi" w:eastAsiaTheme="minorEastAsia" w:hAnsiTheme="minorHAnsi" w:cstheme="minorBidi"/>
               <w:noProof/>
-              <w:sz w:val="22"/>
+              <w:sz w:val="21"/>
               <w:szCs w:val="24"/>
               <w14:ligatures w14:val="standardContextual"/>
             </w:rPr>
           </w:pPr>
-          <w:hyperlink w:anchor="_Toc189557163" w:history="1">
+          <w:hyperlink w:anchor="_Toc231572942" w:history="1">
             <w:r>
               <w:rPr>
                 <w:rStyle w:val="aff0"/>
@@ -2982,7 +2982,7 @@
               <w:rPr>
                 <w:rFonts w:asciiTheme="minorHAnsi" w:eastAsiaTheme="minorEastAsia" w:hAnsiTheme="minorHAnsi" w:cstheme="minorBidi"/>
                 <w:noProof/>
-                <w:sz w:val="22"/>
+                <w:sz w:val="21"/>
                 <w:szCs w:val="24"/>
                 <w14:ligatures w14:val="standardContextual"/>
               </w:rPr>
@@ -3014,7 +3014,7 @@
                 <w:noProof/>
                 <w:webHidden/>
               </w:rPr>
-              <w:instrText xml:space="preserve"> PAGEREF _Toc189557163 \h </w:instrText>
+              <w:instrText xml:space="preserve"> PAGEREF _Toc231572942 \h </w:instrText>
             </w:r>
             <w:r>
               <w:rPr>
@@ -3034,7 +3034,7 @@
                 <w:noProof/>
                 <w:webHidden/>
               </w:rPr>
-              <w:t>18</w:t>
+              <w:t>17</w:t>
             </w:r>
             <w:r>
               <w:rPr>
@@ -3049,18 +3049,18 @@
           <w:pPr>
             <w:pStyle w:val="21"/>
             <w:tabs>
-              <w:tab w:val="left" w:pos="1320"/>
+              <w:tab w:val="left" w:pos="1260"/>
               <w:tab w:val="right" w:leader="dot" w:pos="8494"/>
             </w:tabs>
             <w:rPr>
               <w:rFonts w:asciiTheme="minorHAnsi" w:eastAsiaTheme="minorEastAsia" w:hAnsiTheme="minorHAnsi" w:cstheme="minorBidi"/>
               <w:noProof/>
-              <w:sz w:val="22"/>
+              <w:sz w:val="21"/>
               <w:szCs w:val="24"/>
               <w14:ligatures w14:val="standardContextual"/>
             </w:rPr>
           </w:pPr>
-          <w:hyperlink w:anchor="_Toc189557164" w:history="1">
+          <w:hyperlink w:anchor="_Toc231572943" w:history="1">
             <w:r>
               <w:rPr>
                 <w:rStyle w:val="aff0"/>
@@ -3072,7 +3072,7 @@
               <w:rPr>
                 <w:rFonts w:asciiTheme="minorHAnsi" w:eastAsiaTheme="minorEastAsia" w:hAnsiTheme="minorHAnsi" w:cstheme="minorBidi"/>
                 <w:noProof/>
-                <w:sz w:val="22"/>
+                <w:sz w:val="21"/>
                 <w:szCs w:val="24"/>
                 <w14:ligatures w14:val="standardContextual"/>
               </w:rPr>
@@ -3104,7 +3104,7 @@
                 <w:noProof/>
                 <w:webHidden/>
               </w:rPr>
-              <w:instrText xml:space="preserve"> PAGEREF _Toc189557164 \h </w:instrText>
+              <w:instrText xml:space="preserve"> PAGEREF _Toc231572943 \h </w:instrText>
             </w:r>
             <w:r>
               <w:rPr>
@@ -3124,7 +3124,7 @@
                 <w:noProof/>
                 <w:webHidden/>
               </w:rPr>
-              <w:t>18</w:t>
+              <w:t>17</w:t>
             </w:r>
             <w:r>
               <w:rPr>
@@ -3139,18 +3139,18 @@
           <w:pPr>
             <w:pStyle w:val="21"/>
             <w:tabs>
-              <w:tab w:val="left" w:pos="1320"/>
+              <w:tab w:val="left" w:pos="1260"/>
               <w:tab w:val="right" w:leader="dot" w:pos="8494"/>
             </w:tabs>
             <w:rPr>
               <w:rFonts w:asciiTheme="minorHAnsi" w:eastAsiaTheme="minorEastAsia" w:hAnsiTheme="minorHAnsi" w:cstheme="minorBidi"/>
               <w:noProof/>
-              <w:sz w:val="22"/>
+              <w:sz w:val="21"/>
               <w:szCs w:val="24"/>
               <w14:ligatures w14:val="standardContextual"/>
             </w:rPr>
           </w:pPr>
-          <w:hyperlink w:anchor="_Toc189557165" w:history="1">
+          <w:hyperlink w:anchor="_Toc231572945" w:history="1">
             <w:r>
               <w:rPr>
                 <w:rStyle w:val="aff0"/>
@@ -3162,7 +3162,7 @@
               <w:rPr>
                 <w:rFonts w:asciiTheme="minorHAnsi" w:eastAsiaTheme="minorEastAsia" w:hAnsiTheme="minorHAnsi" w:cstheme="minorBidi"/>
                 <w:noProof/>
-                <w:sz w:val="22"/>
+                <w:sz w:val="21"/>
                 <w:szCs w:val="24"/>
                 <w14:ligatures w14:val="standardContextual"/>
               </w:rPr>
@@ -3194,7 +3194,7 @@
                 <w:noProof/>
                 <w:webHidden/>
               </w:rPr>
-              <w:instrText xml:space="preserve"> PAGEREF _Toc189557165 \h </w:instrText>
+              <w:instrText xml:space="preserve"> PAGEREF _Toc231572945 \h </w:instrText>
             </w:r>
             <w:r>
               <w:rPr>
@@ -3214,7 +3214,7 @@
                 <w:noProof/>
                 <w:webHidden/>
               </w:rPr>
-              <w:t>19</w:t>
+              <w:t>17</w:t>
             </w:r>
             <w:r>
               <w:rPr>
@@ -3229,18 +3229,18 @@
           <w:pPr>
             <w:pStyle w:val="31"/>
             <w:tabs>
-              <w:tab w:val="left" w:pos="1320"/>
+              <w:tab w:val="left" w:pos="1260"/>
               <w:tab w:val="right" w:leader="dot" w:pos="8494"/>
             </w:tabs>
             <w:rPr>
               <w:rFonts w:asciiTheme="minorHAnsi" w:eastAsiaTheme="minorEastAsia" w:hAnsiTheme="minorHAnsi" w:cstheme="minorBidi"/>
               <w:noProof/>
-              <w:sz w:val="22"/>
+              <w:sz w:val="21"/>
               <w:szCs w:val="24"/>
               <w14:ligatures w14:val="standardContextual"/>
             </w:rPr>
           </w:pPr>
-          <w:hyperlink w:anchor="_Toc189557166" w:history="1">
+          <w:hyperlink w:anchor="_Toc231572946" w:history="1">
             <w:r>
               <w:rPr>
                 <w:rStyle w:val="aff0"/>
@@ -3252,7 +3252,7 @@
               <w:rPr>
                 <w:rFonts w:asciiTheme="minorHAnsi" w:eastAsiaTheme="minorEastAsia" w:hAnsiTheme="minorHAnsi" w:cstheme="minorBidi"/>
                 <w:noProof/>
-                <w:sz w:val="22"/>
+                <w:sz w:val="21"/>
                 <w:szCs w:val="24"/>
                 <w14:ligatures w14:val="standardContextual"/>
               </w:rPr>
@@ -3284,7 +3284,7 @@
                 <w:noProof/>
                 <w:webHidden/>
               </w:rPr>
-              <w:instrText xml:space="preserve"> PAGEREF _Toc189557166 \h </w:instrText>
+              <w:instrText xml:space="preserve"> PAGEREF _Toc231572946 \h </w:instrText>
             </w:r>
             <w:r>
               <w:rPr>
@@ -3304,7 +3304,7 @@
                 <w:noProof/>
                 <w:webHidden/>
               </w:rPr>
-              <w:t>20</w:t>
+              <w:t>18</w:t>
             </w:r>
             <w:r>
               <w:rPr>
@@ -3319,18 +3319,18 @@
           <w:pPr>
             <w:pStyle w:val="31"/>
             <w:tabs>
-              <w:tab w:val="left" w:pos="1320"/>
+              <w:tab w:val="left" w:pos="1260"/>
               <w:tab w:val="right" w:leader="dot" w:pos="8494"/>
             </w:tabs>
             <w:rPr>
               <w:rFonts w:asciiTheme="minorHAnsi" w:eastAsiaTheme="minorEastAsia" w:hAnsiTheme="minorHAnsi" w:cstheme="minorBidi"/>
               <w:noProof/>
-              <w:sz w:val="22"/>
+              <w:sz w:val="21"/>
               <w:szCs w:val="24"/>
               <w14:ligatures w14:val="standardContextual"/>
             </w:rPr>
           </w:pPr>
-          <w:hyperlink w:anchor="_Toc189557167" w:history="1">
+          <w:hyperlink w:anchor="_Toc231572947" w:history="1">
             <w:r>
               <w:rPr>
                 <w:rStyle w:val="aff0"/>
@@ -3342,7 +3342,7 @@
               <w:rPr>
                 <w:rFonts w:asciiTheme="minorHAnsi" w:eastAsiaTheme="minorEastAsia" w:hAnsiTheme="minorHAnsi" w:cstheme="minorBidi"/>
                 <w:noProof/>
-                <w:sz w:val="22"/>
+                <w:sz w:val="21"/>
                 <w:szCs w:val="24"/>
                 <w14:ligatures w14:val="standardContextual"/>
               </w:rPr>
@@ -3374,7 +3374,7 @@
                 <w:noProof/>
                 <w:webHidden/>
               </w:rPr>
-              <w:instrText xml:space="preserve"> PAGEREF _Toc189557167 \h </w:instrText>
+              <w:instrText xml:space="preserve"> PAGEREF _Toc231572947 \h </w:instrText>
             </w:r>
             <w:r>
               <w:rPr>
@@ -3394,7 +3394,7 @@
                 <w:noProof/>
                 <w:webHidden/>
               </w:rPr>
-              <w:t>20</w:t>
+              <w:t>18</w:t>
             </w:r>
             <w:r>
               <w:rPr>
@@ -3409,18 +3409,18 @@
           <w:pPr>
             <w:pStyle w:val="31"/>
             <w:tabs>
-              <w:tab w:val="left" w:pos="1320"/>
+              <w:tab w:val="left" w:pos="1260"/>
               <w:tab w:val="right" w:leader="dot" w:pos="8494"/>
             </w:tabs>
             <w:rPr>
               <w:rFonts w:asciiTheme="minorHAnsi" w:eastAsiaTheme="minorEastAsia" w:hAnsiTheme="minorHAnsi" w:cstheme="minorBidi"/>
               <w:noProof/>
-              <w:sz w:val="22"/>
+              <w:sz w:val="21"/>
               <w:szCs w:val="24"/>
               <w14:ligatures w14:val="standardContextual"/>
             </w:rPr>
           </w:pPr>
-          <w:hyperlink w:anchor="_Toc189557168" w:history="1">
+          <w:hyperlink w:anchor="_Toc231572948" w:history="1">
             <w:r>
               <w:rPr>
                 <w:rStyle w:val="aff0"/>
@@ -3432,7 +3432,7 @@
               <w:rPr>
                 <w:rFonts w:asciiTheme="minorHAnsi" w:eastAsiaTheme="minorEastAsia" w:hAnsiTheme="minorHAnsi" w:cstheme="minorBidi"/>
                 <w:noProof/>
-                <w:sz w:val="22"/>
+                <w:sz w:val="21"/>
                 <w:szCs w:val="24"/>
                 <w14:ligatures w14:val="standardContextual"/>
               </w:rPr>
@@ -3464,7 +3464,7 @@
                 <w:noProof/>
                 <w:webHidden/>
               </w:rPr>
-              <w:instrText xml:space="preserve"> PAGEREF _Toc189557168 \h </w:instrText>
+              <w:instrText xml:space="preserve"> PAGEREF _Toc231572948 \h </w:instrText>
             </w:r>
             <w:r>
               <w:rPr>
@@ -3484,7 +3484,7 @@
                 <w:noProof/>
                 <w:webHidden/>
               </w:rPr>
-              <w:t>20</w:t>
+              <w:t>18</w:t>
             </w:r>
             <w:r>
               <w:rPr>
@@ -3499,18 +3499,18 @@
           <w:pPr>
             <w:pStyle w:val="31"/>
             <w:tabs>
-              <w:tab w:val="left" w:pos="1320"/>
+              <w:tab w:val="left" w:pos="1260"/>
               <w:tab w:val="right" w:leader="dot" w:pos="8494"/>
             </w:tabs>
             <w:rPr>
               <w:rFonts w:asciiTheme="minorHAnsi" w:eastAsiaTheme="minorEastAsia" w:hAnsiTheme="minorHAnsi" w:cstheme="minorBidi"/>
               <w:noProof/>
-              <w:sz w:val="22"/>
+              <w:sz w:val="21"/>
               <w:szCs w:val="24"/>
               <w14:ligatures w14:val="standardContextual"/>
             </w:rPr>
           </w:pPr>
-          <w:hyperlink w:anchor="_Toc189557169" w:history="1">
+          <w:hyperlink w:anchor="_Toc231572949" w:history="1">
             <w:r>
               <w:rPr>
                 <w:rStyle w:val="aff0"/>
@@ -3522,7 +3522,7 @@
               <w:rPr>
                 <w:rFonts w:asciiTheme="minorHAnsi" w:eastAsiaTheme="minorEastAsia" w:hAnsiTheme="minorHAnsi" w:cstheme="minorBidi"/>
                 <w:noProof/>
-                <w:sz w:val="22"/>
+                <w:sz w:val="21"/>
                 <w:szCs w:val="24"/>
                 <w14:ligatures w14:val="standardContextual"/>
               </w:rPr>
@@ -3554,7 +3554,7 @@
                 <w:noProof/>
                 <w:webHidden/>
               </w:rPr>
-              <w:instrText xml:space="preserve"> PAGEREF _Toc189557169 \h </w:instrText>
+              <w:instrText xml:space="preserve"> PAGEREF _Toc231572949 \h </w:instrText>
             </w:r>
             <w:r>
               <w:rPr>
@@ -3574,7 +3574,7 @@
                 <w:noProof/>
                 <w:webHidden/>
               </w:rPr>
-              <w:t>20</w:t>
+              <w:t>18</w:t>
             </w:r>
             <w:r>
               <w:rPr>
@@ -3589,18 +3589,18 @@
           <w:pPr>
             <w:pStyle w:val="31"/>
             <w:tabs>
-              <w:tab w:val="left" w:pos="1320"/>
+              <w:tab w:val="left" w:pos="1260"/>
               <w:tab w:val="right" w:leader="dot" w:pos="8494"/>
             </w:tabs>
             <w:rPr>
               <w:rFonts w:asciiTheme="minorHAnsi" w:eastAsiaTheme="minorEastAsia" w:hAnsiTheme="minorHAnsi" w:cstheme="minorBidi"/>
               <w:noProof/>
-              <w:sz w:val="22"/>
+              <w:sz w:val="21"/>
               <w:szCs w:val="24"/>
               <w14:ligatures w14:val="standardContextual"/>
             </w:rPr>
           </w:pPr>
-          <w:hyperlink w:anchor="_Toc189557170" w:history="1">
+          <w:hyperlink w:anchor="_Toc231572950" w:history="1">
             <w:r>
               <w:rPr>
                 <w:rStyle w:val="aff0"/>
@@ -3612,7 +3612,7 @@
               <w:rPr>
                 <w:rFonts w:asciiTheme="minorHAnsi" w:eastAsiaTheme="minorEastAsia" w:hAnsiTheme="minorHAnsi" w:cstheme="minorBidi"/>
                 <w:noProof/>
-                <w:sz w:val="22"/>
+                <w:sz w:val="21"/>
                 <w:szCs w:val="24"/>
                 <w14:ligatures w14:val="standardContextual"/>
               </w:rPr>
@@ -3644,7 +3644,7 @@
                 <w:noProof/>
                 <w:webHidden/>
               </w:rPr>
-              <w:instrText xml:space="preserve"> PAGEREF _Toc189557170 \h </w:instrText>
+              <w:instrText xml:space="preserve"> PAGEREF _Toc231572950 \h </w:instrText>
             </w:r>
             <w:r>
               <w:rPr>
@@ -3664,7 +3664,7 @@
                 <w:noProof/>
                 <w:webHidden/>
               </w:rPr>
-              <w:t>20</w:t>
+              <w:t>18</w:t>
             </w:r>
             <w:r>
               <w:rPr>
@@ -3679,18 +3679,18 @@
           <w:pPr>
             <w:pStyle w:val="31"/>
             <w:tabs>
-              <w:tab w:val="left" w:pos="1320"/>
+              <w:tab w:val="left" w:pos="1260"/>
               <w:tab w:val="right" w:leader="dot" w:pos="8494"/>
             </w:tabs>
             <w:rPr>
               <w:rFonts w:asciiTheme="minorHAnsi" w:eastAsiaTheme="minorEastAsia" w:hAnsiTheme="minorHAnsi" w:cstheme="minorBidi"/>
               <w:noProof/>
-              <w:sz w:val="22"/>
+              <w:sz w:val="21"/>
               <w:szCs w:val="24"/>
               <w14:ligatures w14:val="standardContextual"/>
             </w:rPr>
           </w:pPr>
-          <w:hyperlink w:anchor="_Toc189557171" w:history="1">
+          <w:hyperlink w:anchor="_Toc231572951" w:history="1">
             <w:r>
               <w:rPr>
                 <w:rStyle w:val="aff0"/>
@@ -3702,7 +3702,7 @@
               <w:rPr>
                 <w:rFonts w:asciiTheme="minorHAnsi" w:eastAsiaTheme="minorEastAsia" w:hAnsiTheme="minorHAnsi" w:cstheme="minorBidi"/>
                 <w:noProof/>
-                <w:sz w:val="22"/>
+                <w:sz w:val="21"/>
                 <w:szCs w:val="24"/>
                 <w14:ligatures w14:val="standardContextual"/>
               </w:rPr>
@@ -3734,7 +3734,7 @@
                 <w:noProof/>
                 <w:webHidden/>
               </w:rPr>
-              <w:instrText xml:space="preserve"> PAGEREF _Toc189557171 \h </w:instrText>
+              <w:instrText xml:space="preserve"> PAGEREF _Toc231572951 \h </w:instrText>
             </w:r>
             <w:r>
               <w:rPr>
@@ -3754,7 +3754,7 @@
                 <w:noProof/>
                 <w:webHidden/>
               </w:rPr>
-              <w:t>20</w:t>
+              <w:t>18</w:t>
             </w:r>
             <w:r>
               <w:rPr>
@@ -3769,18 +3769,18 @@
           <w:pPr>
             <w:pStyle w:val="31"/>
             <w:tabs>
-              <w:tab w:val="left" w:pos="1320"/>
+              <w:tab w:val="left" w:pos="1260"/>
               <w:tab w:val="right" w:leader="dot" w:pos="8494"/>
             </w:tabs>
             <w:rPr>
               <w:rFonts w:asciiTheme="minorHAnsi" w:eastAsiaTheme="minorEastAsia" w:hAnsiTheme="minorHAnsi" w:cstheme="minorBidi"/>
               <w:noProof/>
-              <w:sz w:val="22"/>
+              <w:sz w:val="21"/>
               <w:szCs w:val="24"/>
               <w14:ligatures w14:val="standardContextual"/>
             </w:rPr>
           </w:pPr>
-          <w:hyperlink w:anchor="_Toc189557172" w:history="1">
+          <w:hyperlink w:anchor="_Toc231572952" w:history="1">
             <w:r>
               <w:rPr>
                 <w:rStyle w:val="aff0"/>
@@ -3792,7 +3792,7 @@
               <w:rPr>
                 <w:rFonts w:asciiTheme="minorHAnsi" w:eastAsiaTheme="minorEastAsia" w:hAnsiTheme="minorHAnsi" w:cstheme="minorBidi"/>
                 <w:noProof/>
-                <w:sz w:val="22"/>
+                <w:sz w:val="21"/>
                 <w:szCs w:val="24"/>
                 <w14:ligatures w14:val="standardContextual"/>
               </w:rPr>
@@ -3824,7 +3824,7 @@
                 <w:noProof/>
                 <w:webHidden/>
               </w:rPr>
-              <w:instrText xml:space="preserve"> PAGEREF _Toc189557172 \h </w:instrText>
+              <w:instrText xml:space="preserve"> PAGEREF _Toc231572952 \h </w:instrText>
             </w:r>
             <w:r>
               <w:rPr>
@@ -3844,7 +3844,7 @@
                 <w:noProof/>
                 <w:webHidden/>
               </w:rPr>
-              <w:t>21</w:t>
+              <w:t>19</w:t>
             </w:r>
             <w:r>
               <w:rPr>
@@ -3859,17 +3859,17 @@
           <w:pPr>
             <w:pStyle w:val="11"/>
             <w:tabs>
-              <w:tab w:val="left" w:pos="1100"/>
+              <w:tab w:val="left" w:pos="1050"/>
             </w:tabs>
             <w:rPr>
               <w:rFonts w:asciiTheme="minorHAnsi" w:eastAsiaTheme="minorEastAsia" w:hAnsiTheme="minorHAnsi" w:cstheme="minorBidi"/>
               <w:noProof/>
-              <w:sz w:val="22"/>
+              <w:sz w:val="21"/>
               <w:szCs w:val="24"/>
               <w14:ligatures w14:val="standardContextual"/>
             </w:rPr>
           </w:pPr>
-          <w:hyperlink w:anchor="_Toc189557173" w:history="1">
+          <w:hyperlink w:anchor="_Toc231572953" w:history="1">
             <w:r>
               <w:rPr>
                 <w:rStyle w:val="aff0"/>
@@ -3881,7 +3881,7 @@
               <w:rPr>
                 <w:rFonts w:asciiTheme="minorHAnsi" w:eastAsiaTheme="minorEastAsia" w:hAnsiTheme="minorHAnsi" w:cstheme="minorBidi"/>
                 <w:noProof/>
-                <w:sz w:val="22"/>
+                <w:sz w:val="21"/>
                 <w:szCs w:val="24"/>
                 <w14:ligatures w14:val="standardContextual"/>
               </w:rPr>
@@ -3913,7 +3913,7 @@
                 <w:noProof/>
                 <w:webHidden/>
               </w:rPr>
-              <w:instrText xml:space="preserve"> PAGEREF _Toc189557173 \h </w:instrText>
+              <w:instrText xml:space="preserve"> PAGEREF _Toc231572953 \h </w:instrText>
             </w:r>
             <w:r>
               <w:rPr>
@@ -3933,7 +3933,7 @@
                 <w:noProof/>
                 <w:webHidden/>
               </w:rPr>
-              <w:t>21</w:t>
+              <w:t>19</w:t>
             </w:r>
             <w:r>
               <w:rPr>
@@ -3948,18 +3948,18 @@
           <w:pPr>
             <w:pStyle w:val="21"/>
             <w:tabs>
-              <w:tab w:val="left" w:pos="1320"/>
+              <w:tab w:val="left" w:pos="1260"/>
               <w:tab w:val="right" w:leader="dot" w:pos="8494"/>
             </w:tabs>
             <w:rPr>
               <w:rFonts w:asciiTheme="minorHAnsi" w:eastAsiaTheme="minorEastAsia" w:hAnsiTheme="minorHAnsi" w:cstheme="minorBidi"/>
               <w:noProof/>
-              <w:sz w:val="22"/>
+              <w:sz w:val="21"/>
               <w:szCs w:val="24"/>
               <w14:ligatures w14:val="standardContextual"/>
             </w:rPr>
           </w:pPr>
-          <w:hyperlink w:anchor="_Toc189557174" w:history="1">
+          <w:hyperlink w:anchor="_Toc231572954" w:history="1">
             <w:r>
               <w:rPr>
                 <w:rStyle w:val="aff0"/>
@@ -3971,7 +3971,7 @@
               <w:rPr>
                 <w:rFonts w:asciiTheme="minorHAnsi" w:eastAsiaTheme="minorEastAsia" w:hAnsiTheme="minorHAnsi" w:cstheme="minorBidi"/>
                 <w:noProof/>
-                <w:sz w:val="22"/>
+                <w:sz w:val="21"/>
                 <w:szCs w:val="24"/>
                 <w14:ligatures w14:val="standardContextual"/>
               </w:rPr>
@@ -4003,7 +4003,7 @@
                 <w:noProof/>
                 <w:webHidden/>
               </w:rPr>
-              <w:instrText xml:space="preserve"> PAGEREF _Toc189557174 \h </w:instrText>
+              <w:instrText xml:space="preserve"> PAGEREF _Toc231572954 \h </w:instrText>
             </w:r>
             <w:r>
               <w:rPr>
@@ -4023,7 +4023,7 @@
                 <w:noProof/>
                 <w:webHidden/>
               </w:rPr>
-              <w:t>22</w:t>
+              <w:t>20</w:t>
             </w:r>
             <w:r>
               <w:rPr>
@@ -4038,18 +4038,18 @@
           <w:pPr>
             <w:pStyle w:val="31"/>
             <w:tabs>
-              <w:tab w:val="left" w:pos="1320"/>
+              <w:tab w:val="left" w:pos="1260"/>
               <w:tab w:val="right" w:leader="dot" w:pos="8494"/>
             </w:tabs>
             <w:rPr>
               <w:rFonts w:asciiTheme="minorHAnsi" w:eastAsiaTheme="minorEastAsia" w:hAnsiTheme="minorHAnsi" w:cstheme="minorBidi"/>
               <w:noProof/>
-              <w:sz w:val="22"/>
+              <w:sz w:val="21"/>
               <w:szCs w:val="24"/>
               <w14:ligatures w14:val="standardContextual"/>
             </w:rPr>
           </w:pPr>
-          <w:hyperlink w:anchor="_Toc189557175" w:history="1">
+          <w:hyperlink w:anchor="_Toc231572955" w:history="1">
             <w:r>
               <w:rPr>
                 <w:rStyle w:val="aff0"/>
@@ -4061,7 +4061,7 @@
               <w:rPr>
                 <w:rFonts w:asciiTheme="minorHAnsi" w:eastAsiaTheme="minorEastAsia" w:hAnsiTheme="minorHAnsi" w:cstheme="minorBidi"/>
                 <w:noProof/>
-                <w:sz w:val="22"/>
+                <w:sz w:val="21"/>
                 <w:szCs w:val="24"/>
                 <w14:ligatures w14:val="standardContextual"/>
               </w:rPr>
@@ -4093,7 +4093,7 @@
                 <w:noProof/>
                 <w:webHidden/>
               </w:rPr>
-              <w:instrText xml:space="preserve"> PAGEREF _Toc189557175 \h </w:instrText>
+              <w:instrText xml:space="preserve"> PAGEREF _Toc231572955 \h </w:instrText>
             </w:r>
             <w:r>
               <w:rPr>
@@ -4113,7 +4113,7 @@
                 <w:noProof/>
                 <w:webHidden/>
               </w:rPr>
-              <w:t>22</w:t>
+              <w:t>20</w:t>
             </w:r>
             <w:r>
               <w:rPr>
@@ -4128,18 +4128,18 @@
           <w:pPr>
             <w:pStyle w:val="31"/>
             <w:tabs>
-              <w:tab w:val="left" w:pos="1320"/>
+              <w:tab w:val="left" w:pos="1260"/>
               <w:tab w:val="right" w:leader="dot" w:pos="8494"/>
             </w:tabs>
             <w:rPr>
               <w:rFonts w:asciiTheme="minorHAnsi" w:eastAsiaTheme="minorEastAsia" w:hAnsiTheme="minorHAnsi" w:cstheme="minorBidi"/>
               <w:noProof/>
-              <w:sz w:val="22"/>
+              <w:sz w:val="21"/>
               <w:szCs w:val="24"/>
               <w14:ligatures w14:val="standardContextual"/>
             </w:rPr>
           </w:pPr>
-          <w:hyperlink w:anchor="_Toc189557176" w:history="1">
+          <w:hyperlink w:anchor="_Toc231572956" w:history="1">
             <w:r>
               <w:rPr>
                 <w:rStyle w:val="aff0"/>
@@ -4151,7 +4151,7 @@
               <w:rPr>
                 <w:rFonts w:asciiTheme="minorHAnsi" w:eastAsiaTheme="minorEastAsia" w:hAnsiTheme="minorHAnsi" w:cstheme="minorBidi"/>
                 <w:noProof/>
-                <w:sz w:val="22"/>
+                <w:sz w:val="21"/>
                 <w:szCs w:val="24"/>
                 <w14:ligatures w14:val="standardContextual"/>
               </w:rPr>
@@ -4183,7 +4183,7 @@
                 <w:noProof/>
                 <w:webHidden/>
               </w:rPr>
-              <w:instrText xml:space="preserve"> PAGEREF _Toc189557176 \h </w:instrText>
+              <w:instrText xml:space="preserve"> PAGEREF _Toc231572956 \h </w:instrText>
             </w:r>
             <w:r>
               <w:rPr>
@@ -4203,7 +4203,7 @@
                 <w:noProof/>
                 <w:webHidden/>
               </w:rPr>
-              <w:t>22</w:t>
+              <w:t>20</w:t>
             </w:r>
             <w:r>
               <w:rPr>
@@ -4218,18 +4218,18 @@
           <w:pPr>
             <w:pStyle w:val="31"/>
             <w:tabs>
-              <w:tab w:val="left" w:pos="1320"/>
+              <w:tab w:val="left" w:pos="1260"/>
               <w:tab w:val="right" w:leader="dot" w:pos="8494"/>
             </w:tabs>
             <w:rPr>
               <w:rFonts w:asciiTheme="minorHAnsi" w:eastAsiaTheme="minorEastAsia" w:hAnsiTheme="minorHAnsi" w:cstheme="minorBidi"/>
               <w:noProof/>
-              <w:sz w:val="22"/>
+              <w:sz w:val="21"/>
               <w:szCs w:val="24"/>
               <w14:ligatures w14:val="standardContextual"/>
             </w:rPr>
           </w:pPr>
-          <w:hyperlink w:anchor="_Toc189557177" w:history="1">
+          <w:hyperlink w:anchor="_Toc231572957" w:history="1">
             <w:r>
               <w:rPr>
                 <w:rStyle w:val="aff0"/>
@@ -4241,7 +4241,7 @@
               <w:rPr>
                 <w:rFonts w:asciiTheme="minorHAnsi" w:eastAsiaTheme="minorEastAsia" w:hAnsiTheme="minorHAnsi" w:cstheme="minorBidi"/>
                 <w:noProof/>
-                <w:sz w:val="22"/>
+                <w:sz w:val="21"/>
                 <w:szCs w:val="24"/>
                 <w14:ligatures w14:val="standardContextual"/>
               </w:rPr>
@@ -4273,7 +4273,7 @@
                 <w:noProof/>
                 <w:webHidden/>
               </w:rPr>
-              <w:instrText xml:space="preserve"> PAGEREF _Toc189557177 \h </w:instrText>
+              <w:instrText xml:space="preserve"> PAGEREF _Toc231572957 \h </w:instrText>
             </w:r>
             <w:r>
               <w:rPr>
@@ -4293,7 +4293,7 @@
                 <w:noProof/>
                 <w:webHidden/>
               </w:rPr>
-              <w:t>22</w:t>
+              <w:t>20</w:t>
             </w:r>
             <w:r>
               <w:rPr>
@@ -4308,18 +4308,18 @@
           <w:pPr>
             <w:pStyle w:val="21"/>
             <w:tabs>
-              <w:tab w:val="left" w:pos="1320"/>
+              <w:tab w:val="left" w:pos="1260"/>
               <w:tab w:val="right" w:leader="dot" w:pos="8494"/>
             </w:tabs>
             <w:rPr>
               <w:rFonts w:asciiTheme="minorHAnsi" w:eastAsiaTheme="minorEastAsia" w:hAnsiTheme="minorHAnsi" w:cstheme="minorBidi"/>
               <w:noProof/>
-              <w:sz w:val="22"/>
+              <w:sz w:val="21"/>
               <w:szCs w:val="24"/>
               <w14:ligatures w14:val="standardContextual"/>
             </w:rPr>
           </w:pPr>
-          <w:hyperlink w:anchor="_Toc189557178" w:history="1">
+          <w:hyperlink w:anchor="_Toc231572958" w:history="1">
             <w:r>
               <w:rPr>
                 <w:rStyle w:val="aff0"/>
@@ -4331,7 +4331,7 @@
               <w:rPr>
                 <w:rFonts w:asciiTheme="minorHAnsi" w:eastAsiaTheme="minorEastAsia" w:hAnsiTheme="minorHAnsi" w:cstheme="minorBidi"/>
                 <w:noProof/>
-                <w:sz w:val="22"/>
+                <w:sz w:val="21"/>
                 <w:szCs w:val="24"/>
                 <w14:ligatures w14:val="standardContextual"/>
               </w:rPr>
@@ -4363,7 +4363,7 @@
                 <w:noProof/>
                 <w:webHidden/>
               </w:rPr>
-              <w:instrText xml:space="preserve"> PAGEREF _Toc189557178 \h </w:instrText>
+              <w:instrText xml:space="preserve"> PAGEREF _Toc231572958 \h </w:instrText>
             </w:r>
             <w:r>
               <w:rPr>
@@ -4383,7 +4383,7 @@
                 <w:noProof/>
                 <w:webHidden/>
               </w:rPr>
-              <w:t>22</w:t>
+              <w:t>20</w:t>
             </w:r>
             <w:r>
               <w:rPr>
@@ -4398,18 +4398,18 @@
           <w:pPr>
             <w:pStyle w:val="31"/>
             <w:tabs>
-              <w:tab w:val="left" w:pos="1320"/>
+              <w:tab w:val="left" w:pos="1260"/>
               <w:tab w:val="right" w:leader="dot" w:pos="8494"/>
             </w:tabs>
             <w:rPr>
               <w:rFonts w:asciiTheme="minorHAnsi" w:eastAsiaTheme="minorEastAsia" w:hAnsiTheme="minorHAnsi" w:cstheme="minorBidi"/>
               <w:noProof/>
-              <w:sz w:val="22"/>
+              <w:sz w:val="21"/>
               <w:szCs w:val="24"/>
               <w14:ligatures w14:val="standardContextual"/>
             </w:rPr>
           </w:pPr>
-          <w:hyperlink w:anchor="_Toc189557179" w:history="1">
+          <w:hyperlink w:anchor="_Toc231572959" w:history="1">
             <w:r>
               <w:rPr>
                 <w:rStyle w:val="aff0"/>
@@ -4421,7 +4421,7 @@
               <w:rPr>
                 <w:rFonts w:asciiTheme="minorHAnsi" w:eastAsiaTheme="minorEastAsia" w:hAnsiTheme="minorHAnsi" w:cstheme="minorBidi"/>
                 <w:noProof/>
-                <w:sz w:val="22"/>
+                <w:sz w:val="21"/>
                 <w:szCs w:val="24"/>
                 <w14:ligatures w14:val="standardContextual"/>
               </w:rPr>
@@ -4453,7 +4453,7 @@
                 <w:noProof/>
                 <w:webHidden/>
               </w:rPr>
-              <w:instrText xml:space="preserve"> PAGEREF _Toc189557179 \h </w:instrText>
+              <w:instrText xml:space="preserve"> PAGEREF _Toc231572959 \h </w:instrText>
             </w:r>
             <w:r>
               <w:rPr>
@@ -4473,7 +4473,7 @@
                 <w:noProof/>
                 <w:webHidden/>
               </w:rPr>
-              <w:t>22</w:t>
+              <w:t>20</w:t>
             </w:r>
             <w:r>
               <w:rPr>
@@ -4488,18 +4488,18 @@
           <w:pPr>
             <w:pStyle w:val="31"/>
             <w:tabs>
-              <w:tab w:val="left" w:pos="1320"/>
+              <w:tab w:val="left" w:pos="1260"/>
               <w:tab w:val="right" w:leader="dot" w:pos="8494"/>
             </w:tabs>
             <w:rPr>
               <w:rFonts w:asciiTheme="minorHAnsi" w:eastAsiaTheme="minorEastAsia" w:hAnsiTheme="minorHAnsi" w:cstheme="minorBidi"/>
               <w:noProof/>
-              <w:sz w:val="22"/>
+              <w:sz w:val="21"/>
               <w:szCs w:val="24"/>
               <w14:ligatures w14:val="standardContextual"/>
             </w:rPr>
           </w:pPr>
-          <w:hyperlink w:anchor="_Toc189557180" w:history="1">
+          <w:hyperlink w:anchor="_Toc231572960" w:history="1">
             <w:r>
               <w:rPr>
                 <w:rStyle w:val="aff0"/>
@@ -4511,7 +4511,7 @@
               <w:rPr>
                 <w:rFonts w:asciiTheme="minorHAnsi" w:eastAsiaTheme="minorEastAsia" w:hAnsiTheme="minorHAnsi" w:cstheme="minorBidi"/>
                 <w:noProof/>
-                <w:sz w:val="22"/>
+                <w:sz w:val="21"/>
                 <w:szCs w:val="24"/>
                 <w14:ligatures w14:val="standardContextual"/>
               </w:rPr>
@@ -4543,7 +4543,7 @@
                 <w:noProof/>
                 <w:webHidden/>
               </w:rPr>
-              <w:instrText xml:space="preserve"> PAGEREF _Toc189557180 \h </w:instrText>
+              <w:instrText xml:space="preserve"> PAGEREF _Toc231572960 \h </w:instrText>
             </w:r>
             <w:r>
               <w:rPr>
@@ -4563,7 +4563,7 @@
                 <w:noProof/>
                 <w:webHidden/>
               </w:rPr>
-              <w:t>23</w:t>
+              <w:t>21</w:t>
             </w:r>
             <w:r>
               <w:rPr>
@@ -4578,17 +4578,17 @@
           <w:pPr>
             <w:pStyle w:val="11"/>
             <w:tabs>
-              <w:tab w:val="left" w:pos="1100"/>
+              <w:tab w:val="left" w:pos="1050"/>
             </w:tabs>
             <w:rPr>
               <w:rFonts w:asciiTheme="minorHAnsi" w:eastAsiaTheme="minorEastAsia" w:hAnsiTheme="minorHAnsi" w:cstheme="minorBidi"/>
               <w:noProof/>
-              <w:sz w:val="22"/>
+              <w:sz w:val="21"/>
               <w:szCs w:val="24"/>
               <w14:ligatures w14:val="standardContextual"/>
             </w:rPr>
           </w:pPr>
-          <w:hyperlink w:anchor="_Toc189557181" w:history="1">
+          <w:hyperlink w:anchor="_Toc231572961" w:history="1">
             <w:r>
               <w:rPr>
                 <w:rStyle w:val="aff0"/>
@@ -4600,7 +4600,7 @@
               <w:rPr>
                 <w:rFonts w:asciiTheme="minorHAnsi" w:eastAsiaTheme="minorEastAsia" w:hAnsiTheme="minorHAnsi" w:cstheme="minorBidi"/>
                 <w:noProof/>
-                <w:sz w:val="22"/>
+                <w:sz w:val="21"/>
                 <w:szCs w:val="24"/>
                 <w14:ligatures w14:val="standardContextual"/>
               </w:rPr>
@@ -4632,7 +4632,7 @@
                 <w:noProof/>
                 <w:webHidden/>
               </w:rPr>
-              <w:instrText xml:space="preserve"> PAGEREF _Toc189557181 \h </w:instrText>
+              <w:instrText xml:space="preserve"> PAGEREF _Toc231572961 \h </w:instrText>
             </w:r>
             <w:r>
               <w:rPr>
@@ -4652,7 +4652,7 @@
                 <w:noProof/>
                 <w:webHidden/>
               </w:rPr>
-              <w:t>23</w:t>
+              <w:t>21</w:t>
             </w:r>
             <w:r>
               <w:rPr>
@@ -4667,18 +4667,18 @@
           <w:pPr>
             <w:pStyle w:val="21"/>
             <w:tabs>
-              <w:tab w:val="left" w:pos="1320"/>
+              <w:tab w:val="left" w:pos="1260"/>
               <w:tab w:val="right" w:leader="dot" w:pos="8494"/>
             </w:tabs>
             <w:rPr>
               <w:rFonts w:asciiTheme="minorHAnsi" w:eastAsiaTheme="minorEastAsia" w:hAnsiTheme="minorHAnsi" w:cstheme="minorBidi"/>
               <w:noProof/>
-              <w:sz w:val="22"/>
+              <w:sz w:val="21"/>
               <w:szCs w:val="24"/>
               <w14:ligatures w14:val="standardContextual"/>
             </w:rPr>
           </w:pPr>
-          <w:hyperlink w:anchor="_Toc189557182" w:history="1">
+          <w:hyperlink w:anchor="_Toc231572962" w:history="1">
             <w:r>
               <w:rPr>
                 <w:rStyle w:val="aff0"/>
@@ -4690,7 +4690,7 @@
               <w:rPr>
                 <w:rFonts w:asciiTheme="minorHAnsi" w:eastAsiaTheme="minorEastAsia" w:hAnsiTheme="minorHAnsi" w:cstheme="minorBidi"/>
                 <w:noProof/>
-                <w:sz w:val="22"/>
+                <w:sz w:val="21"/>
                 <w:szCs w:val="24"/>
                 <w14:ligatures w14:val="standardContextual"/>
               </w:rPr>
@@ -4722,7 +4722,7 @@
                 <w:noProof/>
                 <w:webHidden/>
               </w:rPr>
-              <w:instrText xml:space="preserve"> PAGEREF _Toc189557182 \h </w:instrText>
+              <w:instrText xml:space="preserve"> PAGEREF _Toc231572962 \h </w:instrText>
             </w:r>
             <w:r>
               <w:rPr>
@@ -4742,7 +4742,7 @@
                 <w:noProof/>
                 <w:webHidden/>
               </w:rPr>
-              <w:t>23</w:t>
+              <w:t>21</w:t>
             </w:r>
             <w:r>
               <w:rPr>
@@ -4757,18 +4757,18 @@
           <w:pPr>
             <w:pStyle w:val="21"/>
             <w:tabs>
-              <w:tab w:val="left" w:pos="1320"/>
+              <w:tab w:val="left" w:pos="1260"/>
               <w:tab w:val="right" w:leader="dot" w:pos="8494"/>
             </w:tabs>
             <w:rPr>
               <w:rFonts w:asciiTheme="minorHAnsi" w:eastAsiaTheme="minorEastAsia" w:hAnsiTheme="minorHAnsi" w:cstheme="minorBidi"/>
               <w:noProof/>
-              <w:sz w:val="22"/>
+              <w:sz w:val="21"/>
               <w:szCs w:val="24"/>
               <w14:ligatures w14:val="standardContextual"/>
             </w:rPr>
           </w:pPr>
-          <w:hyperlink w:anchor="_Toc189557183" w:history="1">
+          <w:hyperlink w:anchor="_Toc231572963" w:history="1">
             <w:r>
               <w:rPr>
                 <w:rStyle w:val="aff0"/>
@@ -4780,7 +4780,7 @@
               <w:rPr>
                 <w:rFonts w:asciiTheme="minorHAnsi" w:eastAsiaTheme="minorEastAsia" w:hAnsiTheme="minorHAnsi" w:cstheme="minorBidi"/>
                 <w:noProof/>
-                <w:sz w:val="22"/>
+                <w:sz w:val="21"/>
                 <w:szCs w:val="24"/>
                 <w14:ligatures w14:val="standardContextual"/>
               </w:rPr>
@@ -4812,7 +4812,7 @@
                 <w:noProof/>
                 <w:webHidden/>
               </w:rPr>
-              <w:instrText xml:space="preserve"> PAGEREF _Toc189557183 \h </w:instrText>
+              <w:instrText xml:space="preserve"> PAGEREF _Toc231572963 \h </w:instrText>
             </w:r>
             <w:r>
               <w:rPr>
@@ -4832,7 +4832,7 @@
                 <w:noProof/>
                 <w:webHidden/>
               </w:rPr>
-              <w:t>24</w:t>
+              <w:t>22</w:t>
             </w:r>
             <w:r>
               <w:rPr>
@@ -4847,17 +4847,17 @@
           <w:pPr>
             <w:pStyle w:val="11"/>
             <w:tabs>
-              <w:tab w:val="left" w:pos="1100"/>
+              <w:tab w:val="left" w:pos="1050"/>
             </w:tabs>
             <w:rPr>
               <w:rFonts w:asciiTheme="minorHAnsi" w:eastAsiaTheme="minorEastAsia" w:hAnsiTheme="minorHAnsi" w:cstheme="minorBidi"/>
               <w:noProof/>
-              <w:sz w:val="22"/>
+              <w:sz w:val="21"/>
               <w:szCs w:val="24"/>
               <w14:ligatures w14:val="standardContextual"/>
             </w:rPr>
           </w:pPr>
-          <w:hyperlink w:anchor="_Toc189557184" w:history="1">
+          <w:hyperlink w:anchor="_Toc231572964" w:history="1">
             <w:r>
               <w:rPr>
                 <w:rStyle w:val="aff0"/>
@@ -4869,7 +4869,7 @@
               <w:rPr>
                 <w:rFonts w:asciiTheme="minorHAnsi" w:eastAsiaTheme="minorEastAsia" w:hAnsiTheme="minorHAnsi" w:cstheme="minorBidi"/>
                 <w:noProof/>
-                <w:sz w:val="22"/>
+                <w:sz w:val="21"/>
                 <w:szCs w:val="24"/>
                 <w14:ligatures w14:val="standardContextual"/>
               </w:rPr>
@@ -4901,7 +4901,7 @@
                 <w:noProof/>
                 <w:webHidden/>
               </w:rPr>
-              <w:instrText xml:space="preserve"> PAGEREF _Toc189557184 \h </w:instrText>
+              <w:instrText xml:space="preserve"> PAGEREF _Toc231572964 \h </w:instrText>
             </w:r>
             <w:r>
               <w:rPr>
@@ -4921,7 +4921,7 @@
                 <w:noProof/>
                 <w:webHidden/>
               </w:rPr>
-              <w:t>24</w:t>
+              <w:t>22</w:t>
             </w:r>
             <w:r>
               <w:rPr>
@@ -4936,17 +4936,17 @@
           <w:pPr>
             <w:pStyle w:val="11"/>
             <w:tabs>
-              <w:tab w:val="left" w:pos="1100"/>
+              <w:tab w:val="left" w:pos="1050"/>
             </w:tabs>
             <w:rPr>
               <w:rFonts w:asciiTheme="minorHAnsi" w:eastAsiaTheme="minorEastAsia" w:hAnsiTheme="minorHAnsi" w:cstheme="minorBidi"/>
               <w:noProof/>
-              <w:sz w:val="22"/>
+              <w:sz w:val="21"/>
               <w:szCs w:val="24"/>
               <w14:ligatures w14:val="standardContextual"/>
             </w:rPr>
           </w:pPr>
-          <w:hyperlink w:anchor="_Toc189557185" w:history="1">
+          <w:hyperlink w:anchor="_Toc231572965" w:history="1">
             <w:r>
               <w:rPr>
                 <w:rStyle w:val="aff0"/>
@@ -4958,7 +4958,7 @@
               <w:rPr>
                 <w:rFonts w:asciiTheme="minorHAnsi" w:eastAsiaTheme="minorEastAsia" w:hAnsiTheme="minorHAnsi" w:cstheme="minorBidi"/>
                 <w:noProof/>
-                <w:sz w:val="22"/>
+                <w:sz w:val="21"/>
                 <w:szCs w:val="24"/>
                 <w14:ligatures w14:val="standardContextual"/>
               </w:rPr>
@@ -4990,7 +4990,7 @@
                 <w:noProof/>
                 <w:webHidden/>
               </w:rPr>
-              <w:instrText xml:space="preserve"> PAGEREF _Toc189557185 \h </w:instrText>
+              <w:instrText xml:space="preserve"> PAGEREF _Toc231572965 \h </w:instrText>
             </w:r>
             <w:r>
               <w:rPr>
@@ -5010,7 +5010,7 @@
                 <w:noProof/>
                 <w:webHidden/>
               </w:rPr>
-              <w:t>24</w:t>
+              <w:t>22</w:t>
             </w:r>
             <w:r>
               <w:rPr>
@@ -5049,7 +5049,7 @@
       <w:pPr>
         <w:pStyle w:val="1"/>
       </w:pPr>
-      <w:bookmarkStart w:id="8" w:name="_Toc189557135"/>
+      <w:bookmarkStart w:id="8" w:name="_Toc231572914"/>
       <w:r>
         <w:rPr>
           <w:rFonts w:hint="eastAsia"/>
@@ -5064,7 +5064,7 @@
         <w:pStyle w:val="2"/>
       </w:pPr>
       <w:bookmarkStart w:id="9" w:name="_Toc16753973"/>
-      <w:bookmarkStart w:id="10" w:name="_Toc189557136"/>
+      <w:bookmarkStart w:id="10" w:name="_Toc231572915"/>
       <w:bookmarkEnd w:id="9"/>
       <w:r>
         <w:rPr>
@@ -5134,7 +5134,7 @@
                     </pic:cNvPicPr>
                   </pic:nvPicPr>
                   <pic:blipFill>
-                    <a:blip r:embed="rId8">
+                    <a:blip r:embed="rId11">
                       <a:extLst>
                         <a:ext uri="{28A0092B-C50C-407E-A947-70E740481C1C}">
                           <a14:useLocalDpi xmlns:a14="http://schemas.microsoft.com/office/drawing/2010/main" val="0"/>
@@ -5715,7 +5715,7 @@
       <w:pPr>
         <w:pStyle w:val="2"/>
       </w:pPr>
-      <w:bookmarkStart w:id="13" w:name="_Toc189557137"/>
+      <w:bookmarkStart w:id="13" w:name="_Toc231572916"/>
       <w:r>
         <w:rPr>
           <w:rFonts w:hint="eastAsia"/>
@@ -6410,7 +6410,7 @@
       <w:pPr>
         <w:pStyle w:val="2"/>
       </w:pPr>
-      <w:bookmarkStart w:id="14" w:name="_Toc189557138"/>
+      <w:bookmarkStart w:id="14" w:name="_Toc231572917"/>
       <w:r>
         <w:rPr>
           <w:rFonts w:hint="eastAsia"/>
@@ -6789,7 +6789,7 @@
       <w:pPr>
         <w:pStyle w:val="1"/>
       </w:pPr>
-      <w:bookmarkStart w:id="15" w:name="_Toc189557139"/>
+      <w:bookmarkStart w:id="15" w:name="_Toc231572918"/>
       <w:r>
         <w:rPr>
           <w:rFonts w:hint="eastAsia"/>
@@ -6802,7 +6802,7 @@
       <w:pPr>
         <w:pStyle w:val="2"/>
       </w:pPr>
-      <w:bookmarkStart w:id="16" w:name="_Toc189557140"/>
+      <w:bookmarkStart w:id="16" w:name="_Toc231572919"/>
       <w:r>
         <w:rPr>
           <w:rFonts w:hint="eastAsia"/>
@@ -7107,7 +7107,7 @@
       <w:pPr>
         <w:pStyle w:val="2"/>
       </w:pPr>
-      <w:bookmarkStart w:id="17" w:name="_Toc189557141"/>
+      <w:bookmarkStart w:id="17" w:name="_Toc231572920"/>
       <w:bookmarkStart w:id="18" w:name="_Toc10185902"/>
       <w:r>
         <w:rPr>
@@ -7121,7 +7121,7 @@
       <w:pPr>
         <w:pStyle w:val="3"/>
       </w:pPr>
-      <w:bookmarkStart w:id="19" w:name="_Toc189557142"/>
+      <w:bookmarkStart w:id="19" w:name="_Toc231572921"/>
       <w:r>
         <w:rPr>
           <w:rFonts w:hint="eastAsia"/>
@@ -7186,7 +7186,7 @@
                     </pic:cNvPicPr>
                   </pic:nvPicPr>
                   <pic:blipFill rotWithShape="1">
-                    <a:blip r:embed="rId9" cstate="print">
+                    <a:blip r:embed="rId12" cstate="print">
                       <a:extLst>
                         <a:ext uri="{28A0092B-C50C-407E-A947-70E740481C1C}">
                           <a14:useLocalDpi xmlns:a14="http://schemas.microsoft.com/office/drawing/2010/main" val="0"/>
@@ -7384,7 +7384,7 @@
                     </pic:cNvPicPr>
                   </pic:nvPicPr>
                   <pic:blipFill>
-                    <a:blip r:embed="rId10">
+                    <a:blip r:embed="rId13">
                       <a:extLst>
                         <a:ext uri="{28A0092B-C50C-407E-A947-70E740481C1C}">
                           <a14:useLocalDpi xmlns:a14="http://schemas.microsoft.com/office/drawing/2010/main" val="0"/>
@@ -7497,7 +7497,7 @@
       <w:pPr>
         <w:pStyle w:val="3"/>
       </w:pPr>
-      <w:bookmarkStart w:id="20" w:name="_Toc189557143"/>
+      <w:bookmarkStart w:id="20" w:name="_Toc231572922"/>
       <w:r>
         <w:rPr>
           <w:rFonts w:hint="eastAsia"/>
@@ -7555,7 +7555,7 @@
                     </pic:cNvPicPr>
                   </pic:nvPicPr>
                   <pic:blipFill>
-                    <a:blip r:embed="rId11">
+                    <a:blip r:embed="rId14">
                       <a:extLst>
                         <a:ext uri="{28A0092B-C50C-407E-A947-70E740481C1C}">
                           <a14:useLocalDpi xmlns:a14="http://schemas.microsoft.com/office/drawing/2010/main" val="0"/>
@@ -7669,16 +7669,7 @@
         <w:rPr>
           <w:rFonts w:hint="eastAsia"/>
         </w:rPr>
-        <w:t>このため</w:t>
-      </w:r>
-      <w:r>
-        <w:tab/>
-      </w:r>
-      <w:r>
-        <w:rPr>
-          <w:rFonts w:hint="eastAsia"/>
-        </w:rPr>
-        <w:t>、職員はB票にある申請内容の確認に集中して取り組むことが</w:t>
+        <w:t>このため、職員はB票にある申請内容の確認に集中して取り組むことが</w:t>
       </w:r>
       <w:r>
         <w:rPr>
@@ -7755,7 +7746,7 @@
                     </pic:cNvPicPr>
                   </pic:nvPicPr>
                   <pic:blipFill>
-                    <a:blip r:embed="rId12">
+                    <a:blip r:embed="rId15">
                       <a:extLst>
                         <a:ext uri="{28A0092B-C50C-407E-A947-70E740481C1C}">
                           <a14:useLocalDpi xmlns:a14="http://schemas.microsoft.com/office/drawing/2010/main" val="0"/>
@@ -7923,7 +7914,7 @@
       <w:pPr>
         <w:pStyle w:val="2"/>
       </w:pPr>
-      <w:bookmarkStart w:id="22" w:name="_Toc189557144"/>
+      <w:bookmarkStart w:id="22" w:name="_Toc231572923"/>
       <w:r>
         <w:rPr>
           <w:rFonts w:hint="eastAsia"/>
@@ -7980,7 +7971,7 @@
       <w:pPr>
         <w:pStyle w:val="3"/>
       </w:pPr>
-      <w:bookmarkStart w:id="23" w:name="_Toc189557145"/>
+      <w:bookmarkStart w:id="23" w:name="_Toc231572924"/>
       <w:r>
         <w:rPr>
           <w:rFonts w:hint="eastAsia"/>
@@ -8191,7 +8182,7 @@
                 <w:sz w:val="20"/>
                 <w:szCs w:val="20"/>
               </w:rPr>
-              <w:t>コアデータモデル個人型）</w:t>
+              <w:t>コアデータモデル個人）</w:t>
             </w:r>
           </w:p>
         </w:tc>
@@ -8241,7 +8232,7 @@
                 <w:sz w:val="20"/>
                 <w:szCs w:val="20"/>
               </w:rPr>
-              <w:t>委任先個人の連絡先情報（コアデータモデル個人連絡先型）</w:t>
+              <w:t>委任先個人の連絡先情報（コアデータモデル連絡先）</w:t>
             </w:r>
           </w:p>
         </w:tc>
@@ -8251,7 +8242,7 @@
       <w:pPr>
         <w:pStyle w:val="3"/>
       </w:pPr>
-      <w:bookmarkStart w:id="24" w:name="_Toc189557146"/>
+      <w:bookmarkStart w:id="24" w:name="_Toc231572925"/>
       <w:r>
         <w:rPr>
           <w:rFonts w:hint="eastAsia"/>
@@ -8421,7 +8412,7 @@
                 <w:sz w:val="20"/>
                 <w:szCs w:val="18"/>
               </w:rPr>
-              <w:t>委任先法人に関する情報（コアデータモデル法人型）</w:t>
+              <w:t>委任先法人に関する情報（コアデータモデル法人）</w:t>
             </w:r>
           </w:p>
         </w:tc>
@@ -8471,7 +8462,7 @@
                 <w:sz w:val="20"/>
                 <w:szCs w:val="18"/>
               </w:rPr>
-              <w:t>委任先法人の連絡先情報（コアデータモデル法人連絡先型）</w:t>
+              <w:t>委任先法人の連絡先情報（コアデータモデル連絡先）</w:t>
             </w:r>
           </w:p>
         </w:tc>
@@ -8481,7 +8472,7 @@
       <w:pPr>
         <w:pStyle w:val="2"/>
       </w:pPr>
-      <w:bookmarkStart w:id="25" w:name="_Toc189557147"/>
+      <w:bookmarkStart w:id="25" w:name="_Toc231572926"/>
       <w:r>
         <w:rPr>
           <w:rFonts w:hint="eastAsia"/>
@@ -8608,7 +8599,7 @@
                     </pic:cNvPicPr>
                   </pic:nvPicPr>
                   <pic:blipFill>
-                    <a:blip r:embed="rId13">
+                    <a:blip r:embed="rId16">
                       <a:extLst>
                         <a:ext uri="{28A0092B-C50C-407E-A947-70E740481C1C}">
                           <a14:useLocalDpi xmlns:a14="http://schemas.microsoft.com/office/drawing/2010/main" val="0"/>
@@ -8710,7 +8701,7 @@
       <w:pPr>
         <w:pStyle w:val="2"/>
       </w:pPr>
-      <w:bookmarkStart w:id="26" w:name="_Toc189557148"/>
+      <w:bookmarkStart w:id="26" w:name="_Toc231572927"/>
       <w:r>
         <w:rPr>
           <w:rFonts w:hint="eastAsia"/>
@@ -8816,7 +8807,7 @@
         <w:pStyle w:val="1"/>
       </w:pPr>
       <w:bookmarkStart w:id="27" w:name="_Toc17289282"/>
-      <w:bookmarkStart w:id="28" w:name="_Toc189557149"/>
+      <w:bookmarkStart w:id="28" w:name="_Toc231572928"/>
       <w:r>
         <w:rPr>
           <w:rFonts w:hint="eastAsia"/>
@@ -8837,7 +8828,7 @@
       <w:pPr>
         <w:pStyle w:val="2"/>
       </w:pPr>
-      <w:bookmarkStart w:id="29" w:name="_Toc189557150"/>
+      <w:bookmarkStart w:id="29" w:name="_Toc231572929"/>
       <w:r>
         <w:rPr>
           <w:rFonts w:hint="eastAsia"/>
@@ -8856,18 +8847,17 @@
     </w:p>
     <w:p>
       <w:pPr>
-        <w:pStyle w:val="afa"/>
-        <w:spacing w:before="360"/>
+        <w:jc w:val="center"/>
       </w:pPr>
       <w:r>
         <w:rPr>
           <w:noProof/>
         </w:rPr>
         <w:drawing>
-          <wp:inline distT="0" distB="0" distL="0" distR="0" wp14:anchorId="5ADE0CB1" wp14:editId="3F6698A2">
-            <wp:extent cx="5400040" cy="5299710"/>
-            <wp:effectExtent l="0" t="0" r="0" b="0"/>
-            <wp:docPr id="1792609235" name="図 1"/>
+          <wp:inline distT="0" distB="0" distL="0" distR="0" wp14:anchorId="06C28A5B" wp14:editId="00B61402">
+            <wp:extent cx="2190466" cy="6693513"/>
+            <wp:effectExtent l="0" t="0" r="635" b="0"/>
+            <wp:docPr id="82088340" name="図 2"/>
             <wp:cNvGraphicFramePr>
               <a:graphicFrameLocks xmlns:a="http://schemas.openxmlformats.org/drawingml/2006/main" noChangeAspect="1"/>
             </wp:cNvGraphicFramePr>
@@ -8875,13 +8865,13 @@
               <a:graphicData uri="http://schemas.openxmlformats.org/drawingml/2006/picture">
                 <pic:pic xmlns:pic="http://schemas.openxmlformats.org/drawingml/2006/picture">
                   <pic:nvPicPr>
-                    <pic:cNvPr id="0" name="Picture 1"/>
+                    <pic:cNvPr id="0" name="Picture 2"/>
                     <pic:cNvPicPr>
                       <a:picLocks noChangeAspect="1" noChangeArrowheads="1"/>
                     </pic:cNvPicPr>
                   </pic:nvPicPr>
                   <pic:blipFill>
-                    <a:blip r:embed="rId14">
+                    <a:blip r:embed="rId17" cstate="print">
                       <a:extLst>
                         <a:ext uri="{28A0092B-C50C-407E-A947-70E740481C1C}">
                           <a14:useLocalDpi xmlns:a14="http://schemas.microsoft.com/office/drawing/2010/main" val="0"/>
@@ -8896,7 +8886,7 @@
                   <pic:spPr bwMode="auto">
                     <a:xfrm>
                       <a:off x="0" y="0"/>
-                      <a:ext cx="5400040" cy="5299710"/>
+                      <a:ext cx="2197413" cy="6714742"/>
                     </a:xfrm>
                     <a:prstGeom prst="rect">
                       <a:avLst/>
@@ -8912,32 +8902,39 @@
           </wp:inline>
         </w:drawing>
       </w:r>
-      <w:r>
-        <w:rPr>
-          <w:rFonts w:hint="eastAsia"/>
-        </w:rPr>
-        <w:t>図7</w:t>
-      </w:r>
-      <w:r>
-        <w:t xml:space="preserve"> </w:t>
-      </w:r>
-      <w:r>
-        <w:rPr>
-          <w:rFonts w:hint="eastAsia"/>
-        </w:rPr>
-        <w:t>申請（個人）データモデルの全体概要図（クラス図）</w:t>
-      </w:r>
     </w:p>
     <w:p>
       <w:pPr>
+        <w:pStyle w:val="afa"/>
+        <w:spacing w:before="360"/>
+      </w:pPr>
+      <w:r>
+        <w:rPr>
+          <w:rFonts w:hint="eastAsia"/>
+        </w:rPr>
+        <w:t>図7</w:t>
+      </w:r>
+      <w:r>
+        <w:t xml:space="preserve"> </w:t>
+      </w:r>
+      <w:r>
+        <w:rPr>
+          <w:rFonts w:hint="eastAsia"/>
+        </w:rPr>
+        <w:t>申請（個人）データモデルの全体概要図（クラス図）</w:t>
+      </w:r>
+    </w:p>
+    <w:p>
+      <w:pPr>
         <w:pStyle w:val="2"/>
       </w:pPr>
       <w:bookmarkStart w:id="30" w:name="_Toc17289283"/>
-      <w:bookmarkStart w:id="31" w:name="_Toc189557151"/>
-      <w:r>
-        <w:rPr>
-          <w:rFonts w:hint="eastAsia"/>
-        </w:rPr>
+      <w:bookmarkStart w:id="31" w:name="_Toc231572930"/>
+      <w:r>
+        <w:rPr>
+          <w:rFonts w:hint="eastAsia"/>
+        </w:rPr>
+        <w:lastRenderedPageBreak/>
         <w:t>概要</w:t>
       </w:r>
       <w:bookmarkEnd w:id="30"/>
@@ -8960,7 +8957,6 @@
         <w:rPr>
           <w:noProof/>
         </w:rPr>
-        <w:lastRenderedPageBreak/>
         <w:drawing>
           <wp:inline distT="0" distB="0" distL="0" distR="0" wp14:anchorId="15FE681A" wp14:editId="5BEC59BA">
             <wp:extent cx="1257300" cy="1425168"/>
@@ -8979,7 +8975,7 @@
                     </pic:cNvPicPr>
                   </pic:nvPicPr>
                   <pic:blipFill>
-                    <a:blip r:embed="rId15" cstate="print">
+                    <a:blip r:embed="rId18" cstate="print">
                       <a:extLst>
                         <a:ext uri="{28A0092B-C50C-407E-A947-70E740481C1C}">
                           <a14:useLocalDpi xmlns:a14="http://schemas.microsoft.com/office/drawing/2010/main" val="0"/>
@@ -9024,7 +9020,7 @@
         <w:pStyle w:val="3"/>
       </w:pPr>
       <w:bookmarkStart w:id="32" w:name="_Toc17289284"/>
-      <w:bookmarkStart w:id="33" w:name="_Toc189557152"/>
+      <w:bookmarkStart w:id="33" w:name="_Toc231572931"/>
       <w:r>
         <w:rPr>
           <w:rFonts w:hint="eastAsia"/>
@@ -9054,9 +9050,9 @@
         <w:tblLook w:val="0620" w:firstRow="1" w:lastRow="0" w:firstColumn="0" w:lastColumn="0" w:noHBand="1" w:noVBand="1"/>
       </w:tblPr>
       <w:tblGrid>
-        <w:gridCol w:w="846"/>
-        <w:gridCol w:w="4824"/>
-        <w:gridCol w:w="2835"/>
+        <w:gridCol w:w="704"/>
+        <w:gridCol w:w="1688"/>
+        <w:gridCol w:w="6113"/>
       </w:tblGrid>
       <w:tr>
         <w:trPr>
@@ -9065,7 +9061,7 @@
         </w:trPr>
         <w:tc>
           <w:tcPr>
-            <w:tcW w:w="846" w:type="dxa"/>
+            <w:tcW w:w="704" w:type="dxa"/>
             <w:shd w:val="clear" w:color="auto" w:fill="A6A6A6" w:themeFill="background1" w:themeFillShade="A6"/>
           </w:tcPr>
           <w:p>
@@ -9082,7 +9078,7 @@
         </w:tc>
         <w:tc>
           <w:tcPr>
-            <w:tcW w:w="4824" w:type="dxa"/>
+            <w:tcW w:w="1688" w:type="dxa"/>
             <w:shd w:val="clear" w:color="auto" w:fill="A6A6A6" w:themeFill="background1" w:themeFillShade="A6"/>
             <w:noWrap/>
           </w:tcPr>
@@ -9100,7 +9096,7 @@
         </w:tc>
         <w:tc>
           <w:tcPr>
-            <w:tcW w:w="2835" w:type="dxa"/>
+            <w:tcW w:w="6113" w:type="dxa"/>
             <w:shd w:val="clear" w:color="auto" w:fill="A6A6A6" w:themeFill="background1" w:themeFillShade="A6"/>
             <w:noWrap/>
           </w:tcPr>
@@ -9123,7 +9119,7 @@
         </w:trPr>
         <w:tc>
           <w:tcPr>
-            <w:tcW w:w="846" w:type="dxa"/>
+            <w:tcW w:w="704" w:type="dxa"/>
           </w:tcPr>
           <w:p>
             <w:pPr>
@@ -9139,7 +9135,7 @@
         </w:tc>
         <w:tc>
           <w:tcPr>
-            <w:tcW w:w="4824" w:type="dxa"/>
+            <w:tcW w:w="1688" w:type="dxa"/>
             <w:noWrap/>
           </w:tcPr>
           <w:p>
@@ -9156,7 +9152,7 @@
         </w:tc>
         <w:tc>
           <w:tcPr>
-            <w:tcW w:w="2835" w:type="dxa"/>
+            <w:tcW w:w="6113" w:type="dxa"/>
             <w:noWrap/>
           </w:tcPr>
           <w:p>
@@ -9189,7 +9185,7 @@
         </w:trPr>
         <w:tc>
           <w:tcPr>
-            <w:tcW w:w="846" w:type="dxa"/>
+            <w:tcW w:w="704" w:type="dxa"/>
           </w:tcPr>
           <w:p>
             <w:pPr>
@@ -9205,7 +9201,7 @@
         </w:tc>
         <w:tc>
           <w:tcPr>
-            <w:tcW w:w="4824" w:type="dxa"/>
+            <w:tcW w:w="1688" w:type="dxa"/>
             <w:noWrap/>
           </w:tcPr>
           <w:p>
@@ -9222,7 +9218,7 @@
         </w:tc>
         <w:tc>
           <w:tcPr>
-            <w:tcW w:w="2835" w:type="dxa"/>
+            <w:tcW w:w="6113" w:type="dxa"/>
             <w:noWrap/>
           </w:tcPr>
           <w:p>
@@ -9244,7 +9240,7 @@
         </w:trPr>
         <w:tc>
           <w:tcPr>
-            <w:tcW w:w="846" w:type="dxa"/>
+            <w:tcW w:w="704" w:type="dxa"/>
           </w:tcPr>
           <w:p>
             <w:pPr>
@@ -9260,7 +9256,7 @@
         </w:tc>
         <w:tc>
           <w:tcPr>
-            <w:tcW w:w="4824" w:type="dxa"/>
+            <w:tcW w:w="1688" w:type="dxa"/>
             <w:noWrap/>
           </w:tcPr>
           <w:p>
@@ -9277,7 +9273,7 @@
         </w:tc>
         <w:tc>
           <w:tcPr>
-            <w:tcW w:w="2835" w:type="dxa"/>
+            <w:tcW w:w="6113" w:type="dxa"/>
             <w:noWrap/>
           </w:tcPr>
           <w:p>
@@ -9310,7 +9306,7 @@
         </w:trPr>
         <w:tc>
           <w:tcPr>
-            <w:tcW w:w="846" w:type="dxa"/>
+            <w:tcW w:w="704" w:type="dxa"/>
           </w:tcPr>
           <w:p>
             <w:pPr>
@@ -9326,7 +9322,7 @@
         </w:tc>
         <w:tc>
           <w:tcPr>
-            <w:tcW w:w="4824" w:type="dxa"/>
+            <w:tcW w:w="1688" w:type="dxa"/>
             <w:noWrap/>
           </w:tcPr>
           <w:p>
@@ -9343,7 +9339,7 @@
         </w:tc>
         <w:tc>
           <w:tcPr>
-            <w:tcW w:w="2835" w:type="dxa"/>
+            <w:tcW w:w="6113" w:type="dxa"/>
             <w:noWrap/>
           </w:tcPr>
           <w:p>
@@ -9376,17 +9372,17 @@
         </w:trPr>
         <w:tc>
           <w:tcPr>
-            <w:tcW w:w="846" w:type="dxa"/>
-          </w:tcPr>
-          <w:p>
-            <w:pPr>
-              <w:pStyle w:val="aff9"/>
-            </w:pPr>
-          </w:p>
-        </w:tc>
-        <w:tc>
-          <w:tcPr>
-            <w:tcW w:w="4824" w:type="dxa"/>
+            <w:tcW w:w="704" w:type="dxa"/>
+          </w:tcPr>
+          <w:p>
+            <w:pPr>
+              <w:pStyle w:val="aff9"/>
+            </w:pPr>
+          </w:p>
+        </w:tc>
+        <w:tc>
+          <w:tcPr>
+            <w:tcW w:w="1688" w:type="dxa"/>
             <w:noWrap/>
           </w:tcPr>
           <w:p>
@@ -9403,7 +9399,7 @@
         </w:tc>
         <w:tc>
           <w:tcPr>
-            <w:tcW w:w="2835" w:type="dxa"/>
+            <w:tcW w:w="6113" w:type="dxa"/>
             <w:noWrap/>
           </w:tcPr>
           <w:p>
@@ -9436,17 +9432,17 @@
         </w:trPr>
         <w:tc>
           <w:tcPr>
-            <w:tcW w:w="846" w:type="dxa"/>
-          </w:tcPr>
-          <w:p>
-            <w:pPr>
-              <w:pStyle w:val="aff9"/>
-            </w:pPr>
-          </w:p>
-        </w:tc>
-        <w:tc>
-          <w:tcPr>
-            <w:tcW w:w="4824" w:type="dxa"/>
+            <w:tcW w:w="704" w:type="dxa"/>
+          </w:tcPr>
+          <w:p>
+            <w:pPr>
+              <w:pStyle w:val="aff9"/>
+            </w:pPr>
+          </w:p>
+        </w:tc>
+        <w:tc>
+          <w:tcPr>
+            <w:tcW w:w="1688" w:type="dxa"/>
             <w:noWrap/>
           </w:tcPr>
           <w:p>
@@ -9463,7 +9459,7 @@
         </w:tc>
         <w:tc>
           <w:tcPr>
-            <w:tcW w:w="2835" w:type="dxa"/>
+            <w:tcW w:w="6113" w:type="dxa"/>
             <w:noWrap/>
           </w:tcPr>
           <w:p>
@@ -9485,17 +9481,17 @@
         </w:trPr>
         <w:tc>
           <w:tcPr>
-            <w:tcW w:w="846" w:type="dxa"/>
-          </w:tcPr>
-          <w:p>
-            <w:pPr>
-              <w:pStyle w:val="aff9"/>
-            </w:pPr>
-          </w:p>
-        </w:tc>
-        <w:tc>
-          <w:tcPr>
-            <w:tcW w:w="4824" w:type="dxa"/>
+            <w:tcW w:w="704" w:type="dxa"/>
+          </w:tcPr>
+          <w:p>
+            <w:pPr>
+              <w:pStyle w:val="aff9"/>
+            </w:pPr>
+          </w:p>
+        </w:tc>
+        <w:tc>
+          <w:tcPr>
+            <w:tcW w:w="1688" w:type="dxa"/>
             <w:noWrap/>
           </w:tcPr>
           <w:p>
@@ -9512,7 +9508,7 @@
         </w:tc>
         <w:tc>
           <w:tcPr>
-            <w:tcW w:w="2835" w:type="dxa"/>
+            <w:tcW w:w="6113" w:type="dxa"/>
             <w:noWrap/>
           </w:tcPr>
           <w:p>
@@ -9537,21 +9533,14 @@
     </w:p>
     <w:p>
       <w:pPr>
-        <w:pStyle w:val="a2"/>
-        <w:ind w:left="120" w:firstLine="240"/>
-      </w:pPr>
-    </w:p>
-    <w:p>
-      <w:pPr>
         <w:pStyle w:val="3"/>
       </w:pPr>
       <w:bookmarkStart w:id="34" w:name="_Toc17289285"/>
-      <w:bookmarkStart w:id="35" w:name="_Toc189557153"/>
-      <w:r>
-        <w:rPr>
-          <w:rFonts w:hint="eastAsia"/>
-        </w:rPr>
-        <w:lastRenderedPageBreak/>
+      <w:bookmarkStart w:id="35" w:name="_Toc231572932"/>
+      <w:r>
+        <w:rPr>
+          <w:rFonts w:hint="eastAsia"/>
+        </w:rPr>
         <w:t>B票：</w:t>
       </w:r>
       <w:r>
@@ -9803,23 +9792,16 @@
     <w:p>
       <w:pPr>
         <w:rPr>
-          <w:highlight w:val="lightGray"/>
+          <w:rFonts w:hAnsiTheme="majorHAnsi" w:cstheme="majorBidi"/>
+          <w:szCs w:val="24"/>
         </w:rPr>
       </w:pPr>
     </w:p>
     <w:p>
       <w:pPr>
-        <w:rPr>
-          <w:rFonts w:hAnsiTheme="majorHAnsi" w:cstheme="majorBidi"/>
-          <w:szCs w:val="24"/>
-        </w:rPr>
-      </w:pPr>
-    </w:p>
-    <w:p>
-      <w:pPr>
         <w:pStyle w:val="1"/>
       </w:pPr>
-      <w:bookmarkStart w:id="36" w:name="_Toc189557154"/>
+      <w:bookmarkStart w:id="36" w:name="_Toc231572933"/>
       <w:r>
         <w:rPr>
           <w:rFonts w:hint="eastAsia"/>
@@ -9851,7 +9833,7 @@
         <w:pStyle w:val="2"/>
         <w:ind w:left="360"/>
       </w:pPr>
-      <w:bookmarkStart w:id="37" w:name="_Toc189557155"/>
+      <w:bookmarkStart w:id="37" w:name="_Toc231572934"/>
       <w:r>
         <w:rPr>
           <w:rFonts w:hint="eastAsia"/>
@@ -9865,84 +9847,31 @@
         <w:rPr>
           <w:rFonts w:hint="eastAsia"/>
         </w:rPr>
-        <w:t>申請（法人）の実装データモデルの全体概要図は以下のとおりです。</w:t>
+        <w:t>申請（法人）の実装データモデルの全体概要図</w:t>
+      </w:r>
+      <w:r>
+        <w:rPr>
+          <w:rFonts w:hint="eastAsia"/>
+        </w:rPr>
+        <w:t>は、本ガイドラインに添付されている</w:t>
+      </w:r>
+      <w:r>
+        <w:t>451-1-2_申請（法人）データモデル_クラス図</w:t>
+      </w:r>
+      <w:r>
+        <w:t>.svgをご参照ください。</w:t>
       </w:r>
     </w:p>
     <w:p>
       <w:pPr>
         <w:ind w:leftChars="0" w:left="0"/>
       </w:pPr>
-      <w:r>
-        <w:rPr>
-          <w:noProof/>
-        </w:rPr>
-        <w:lastRenderedPageBreak/>
-        <w:drawing>
-          <wp:inline distT="0" distB="0" distL="0" distR="0" wp14:anchorId="7348C2B4" wp14:editId="4F76FE19">
-            <wp:extent cx="5400040" cy="5499735"/>
-            <wp:effectExtent l="0" t="0" r="0" b="5715"/>
-            <wp:docPr id="189436758" name="図 1"/>
-            <wp:cNvGraphicFramePr>
-              <a:graphicFrameLocks xmlns:a="http://schemas.openxmlformats.org/drawingml/2006/main" noChangeAspect="1"/>
-            </wp:cNvGraphicFramePr>
-            <a:graphic xmlns:a="http://schemas.openxmlformats.org/drawingml/2006/main">
-              <a:graphicData uri="http://schemas.openxmlformats.org/drawingml/2006/picture">
-                <pic:pic xmlns:pic="http://schemas.openxmlformats.org/drawingml/2006/picture">
-                  <pic:nvPicPr>
-                    <pic:cNvPr id="189436758" name=""/>
-                    <pic:cNvPicPr/>
-                  </pic:nvPicPr>
-                  <pic:blipFill>
-                    <a:blip r:embed="rId16"/>
-                    <a:stretch>
-                      <a:fillRect/>
-                    </a:stretch>
-                  </pic:blipFill>
-                  <pic:spPr>
-                    <a:xfrm>
-                      <a:off x="0" y="0"/>
-                      <a:ext cx="5400040" cy="5499735"/>
-                    </a:xfrm>
-                    <a:prstGeom prst="rect">
-                      <a:avLst/>
-                    </a:prstGeom>
-                  </pic:spPr>
-                </pic:pic>
-              </a:graphicData>
-            </a:graphic>
-          </wp:inline>
-        </w:drawing>
-      </w:r>
     </w:p>
     <w:p>
       <w:pPr>
-        <w:pStyle w:val="afa"/>
-        <w:spacing w:before="360"/>
-      </w:pPr>
-      <w:r>
-        <w:t>図8 申請（</w:t>
-      </w:r>
-      <w:r>
-        <w:rPr>
-          <w:rFonts w:hint="eastAsia"/>
-        </w:rPr>
-        <w:t>法人</w:t>
-      </w:r>
-      <w:r>
-        <w:t>）</w:t>
-      </w:r>
-      <w:r>
-        <w:rPr>
-          <w:rFonts w:hint="eastAsia"/>
-        </w:rPr>
-        <w:t>データモデルの全体概要図（クラス図）</w:t>
-      </w:r>
-    </w:p>
-    <w:p>
-      <w:pPr>
         <w:pStyle w:val="2"/>
       </w:pPr>
-      <w:bookmarkStart w:id="38" w:name="_Toc189557156"/>
+      <w:bookmarkStart w:id="38" w:name="_Toc231572935"/>
       <w:r>
         <w:rPr>
           <w:rFonts w:hint="eastAsia"/>
@@ -10023,7 +9952,6 @@
           <w:rFonts w:hint="eastAsia"/>
           <w:noProof/>
         </w:rPr>
-        <w:lastRenderedPageBreak/>
         <w:drawing>
           <wp:inline distT="0" distB="0" distL="0" distR="0" wp14:anchorId="1CE1970C" wp14:editId="11CE3E71">
             <wp:extent cx="1930400" cy="1699723"/>
@@ -10042,7 +9970,7 @@
                     </pic:cNvPicPr>
                   </pic:nvPicPr>
                   <pic:blipFill>
-                    <a:blip r:embed="rId17">
+                    <a:blip r:embed="rId19">
                       <a:extLst>
                         <a:ext uri="{28A0092B-C50C-407E-A947-70E740481C1C}">
                           <a14:useLocalDpi xmlns:a14="http://schemas.microsoft.com/office/drawing/2010/main" val="0"/>
@@ -10115,7 +10043,7 @@
       <w:bookmarkStart w:id="47" w:name="_Toc16753991"/>
       <w:bookmarkStart w:id="48" w:name="_Toc16753992"/>
       <w:bookmarkStart w:id="49" w:name="_Toc16753993"/>
-      <w:bookmarkStart w:id="50" w:name="_Toc189557157"/>
+      <w:bookmarkStart w:id="50" w:name="_Toc231572936"/>
       <w:bookmarkEnd w:id="39"/>
       <w:bookmarkEnd w:id="40"/>
       <w:bookmarkEnd w:id="41"/>
@@ -10658,7 +10586,7 @@
       <w:pPr>
         <w:pStyle w:val="3"/>
       </w:pPr>
-      <w:bookmarkStart w:id="51" w:name="_Toc189557158"/>
+      <w:bookmarkStart w:id="51" w:name="_Toc231572937"/>
       <w:r>
         <w:rPr>
           <w:rFonts w:hint="eastAsia"/>
@@ -10975,12 +10903,11 @@
       <w:pPr>
         <w:pStyle w:val="3"/>
       </w:pPr>
-      <w:bookmarkStart w:id="52" w:name="_Toc189557159"/>
-      <w:r>
-        <w:rPr>
-          <w:rFonts w:hint="eastAsia"/>
-        </w:rPr>
-        <w:lastRenderedPageBreak/>
+      <w:bookmarkStart w:id="52" w:name="_Toc231572938"/>
+      <w:r>
+        <w:rPr>
+          <w:rFonts w:hint="eastAsia"/>
+        </w:rPr>
         <w:t>C票</w:t>
       </w:r>
       <w:r>
@@ -12545,7 +12472,19 @@
               <w:rPr>
                 <w:rFonts w:hint="eastAsia"/>
               </w:rPr>
-              <w:t>後日預かった者又は第三者対して支払うべきもの</w:t>
+              <w:t>後日預かった者又は第三者</w:t>
+            </w:r>
+            <w:r>
+              <w:rPr>
+                <w:rFonts w:hint="eastAsia"/>
+              </w:rPr>
+              <w:t>に</w:t>
+            </w:r>
+            <w:r>
+              <w:rPr>
+                <w:rFonts w:hint="eastAsia"/>
+              </w:rPr>
+              <w:t>対して支払うべきもの</w:t>
             </w:r>
           </w:p>
         </w:tc>
@@ -13018,7 +12957,7 @@
               <w:rPr>
                 <w:rFonts w:hint="eastAsia"/>
               </w:rPr>
-              <w:t xml:space="preserve">販売費及び一般管理費 </w:t>
+              <w:t>販売費及び一般管理費</w:t>
             </w:r>
           </w:p>
         </w:tc>
@@ -13541,12 +13480,11 @@
       <w:pPr>
         <w:pStyle w:val="3"/>
       </w:pPr>
-      <w:bookmarkStart w:id="53" w:name="_Toc189557160"/>
-      <w:r>
-        <w:rPr>
-          <w:rFonts w:hint="eastAsia"/>
-        </w:rPr>
-        <w:lastRenderedPageBreak/>
+      <w:bookmarkStart w:id="53" w:name="_Toc231572939"/>
+      <w:r>
+        <w:rPr>
+          <w:rFonts w:hint="eastAsia"/>
+        </w:rPr>
         <w:t>D票</w:t>
       </w:r>
       <w:r>
@@ -13760,7 +13698,7 @@
       <w:pPr>
         <w:pStyle w:val="3"/>
       </w:pPr>
-      <w:bookmarkStart w:id="54" w:name="_Toc189557161"/>
+      <w:bookmarkStart w:id="54" w:name="_Toc231572940"/>
       <w:r>
         <w:rPr>
           <w:rFonts w:hint="eastAsia"/>
@@ -14064,11 +14002,12 @@
       <w:pPr>
         <w:pStyle w:val="3"/>
       </w:pPr>
-      <w:bookmarkStart w:id="55" w:name="_Toc189557162"/>
-      <w:r>
-        <w:rPr>
-          <w:rFonts w:hint="eastAsia"/>
-        </w:rPr>
+      <w:bookmarkStart w:id="55" w:name="_Toc231572941"/>
+      <w:r>
+        <w:rPr>
+          <w:rFonts w:hint="eastAsia"/>
+        </w:rPr>
+        <w:lastRenderedPageBreak/>
         <w:t>F票</w:t>
       </w:r>
       <w:r>
@@ -14364,7 +14303,7 @@
         <w:pStyle w:val="1"/>
       </w:pPr>
       <w:bookmarkStart w:id="56" w:name="_Toc65584408"/>
-      <w:bookmarkStart w:id="57" w:name="_Toc189557163"/>
+      <w:bookmarkStart w:id="57" w:name="_Toc231572942"/>
       <w:r>
         <w:rPr>
           <w:rFonts w:hint="eastAsia"/>
@@ -14391,7 +14330,7 @@
         <w:pStyle w:val="2"/>
         <w:ind w:left="360"/>
       </w:pPr>
-      <w:bookmarkStart w:id="58" w:name="_Toc189557164"/>
+      <w:bookmarkStart w:id="58" w:name="_Toc231572943"/>
       <w:bookmarkStart w:id="59" w:name="_Toc65584409"/>
       <w:r>
         <w:rPr>
@@ -14406,89 +14345,36 @@
         <w:rPr>
           <w:rFonts w:hint="eastAsia"/>
         </w:rPr>
-        <w:t>申請（士業法人）の実装データモデルの全体概要図は以下のとおりです。</w:t>
+        <w:t>申請（士業法人）の実装データモデルの全体概要図は</w:t>
+      </w:r>
+      <w:r>
+        <w:rPr>
+          <w:rFonts w:hint="eastAsia"/>
+        </w:rPr>
+        <w:t>、</w:t>
+      </w:r>
+      <w:r>
+        <w:rPr>
+          <w:rFonts w:hint="eastAsia"/>
+        </w:rPr>
+        <w:t>本ガイドラインに添付されている</w:t>
+      </w:r>
+      <w:r>
+        <w:t>451-1-3_申請（士業法人）データモデル_クラス図.svgをご参照ください。</w:t>
       </w:r>
     </w:p>
     <w:p>
       <w:pPr>
         <w:pStyle w:val="aff9"/>
       </w:pPr>
-      <w:r>
-        <w:rPr>
-          <w:noProof/>
-        </w:rPr>
-        <w:lastRenderedPageBreak/>
-        <w:drawing>
-          <wp:inline distT="0" distB="0" distL="0" distR="0" wp14:anchorId="4C88281F" wp14:editId="23DD94B6">
-            <wp:extent cx="5400040" cy="4552315"/>
-            <wp:effectExtent l="0" t="0" r="0" b="635"/>
-            <wp:docPr id="1798012939" name="図 1"/>
-            <wp:cNvGraphicFramePr>
-              <a:graphicFrameLocks xmlns:a="http://schemas.openxmlformats.org/drawingml/2006/main" noChangeAspect="1"/>
-            </wp:cNvGraphicFramePr>
-            <a:graphic xmlns:a="http://schemas.openxmlformats.org/drawingml/2006/main">
-              <a:graphicData uri="http://schemas.openxmlformats.org/drawingml/2006/picture">
-                <pic:pic xmlns:pic="http://schemas.openxmlformats.org/drawingml/2006/picture">
-                  <pic:nvPicPr>
-                    <pic:cNvPr id="1798012939" name=""/>
-                    <pic:cNvPicPr/>
-                  </pic:nvPicPr>
-                  <pic:blipFill>
-                    <a:blip r:embed="rId18"/>
-                    <a:stretch>
-                      <a:fillRect/>
-                    </a:stretch>
-                  </pic:blipFill>
-                  <pic:spPr>
-                    <a:xfrm>
-                      <a:off x="0" y="0"/>
-                      <a:ext cx="5400040" cy="4552315"/>
-                    </a:xfrm>
-                    <a:prstGeom prst="rect">
-                      <a:avLst/>
-                    </a:prstGeom>
-                  </pic:spPr>
-                </pic:pic>
-              </a:graphicData>
-            </a:graphic>
-          </wp:inline>
-        </w:drawing>
-      </w:r>
     </w:p>
     <w:p>
-      <w:r>
-        <w:rPr>
-          <w:rFonts w:hint="eastAsia"/>
-        </w:rPr>
-        <w:t>図9</w:t>
-      </w:r>
-      <w:r>
-        <w:t xml:space="preserve"> </w:t>
-      </w:r>
-      <w:r>
-        <w:t>申請（</w:t>
-      </w:r>
-      <w:r>
-        <w:rPr>
-          <w:rFonts w:hint="eastAsia"/>
-        </w:rPr>
-        <w:t>士業法人</w:t>
-      </w:r>
-      <w:r>
-        <w:t>）</w:t>
-      </w:r>
-      <w:r>
-        <w:rPr>
-          <w:rFonts w:hint="eastAsia"/>
-        </w:rPr>
-        <w:t>データモデルの全体概要図（クラス図）</w:t>
-      </w:r>
-    </w:p>
-    <w:p>
       <w:pPr>
         <w:pStyle w:val="2"/>
       </w:pPr>
-      <w:bookmarkStart w:id="60" w:name="_Toc189557165"/>
+      <w:bookmarkStart w:id="60" w:name="_Toc231572944"/>
+      <w:bookmarkStart w:id="61" w:name="_Toc231572945"/>
+      <w:bookmarkEnd w:id="60"/>
       <w:r>
         <w:rPr>
           <w:rFonts w:hint="eastAsia"/>
@@ -14496,7 +14382,7 @@
         <w:t>概要</w:t>
       </w:r>
       <w:bookmarkEnd w:id="59"/>
-      <w:bookmarkEnd w:id="60"/>
+      <w:bookmarkEnd w:id="61"/>
     </w:p>
     <w:p>
       <w:r>
@@ -14555,7 +14441,7 @@
                     <pic:cNvPicPr/>
                   </pic:nvPicPr>
                   <pic:blipFill>
-                    <a:blip r:embed="rId19"/>
+                    <a:blip r:embed="rId20"/>
                     <a:stretch>
                       <a:fillRect/>
                     </a:stretch>
@@ -14580,8 +14466,8 @@
       <w:pPr>
         <w:pStyle w:val="3"/>
       </w:pPr>
-      <w:bookmarkStart w:id="61" w:name="_Toc65584410"/>
-      <w:bookmarkStart w:id="62" w:name="_Toc189557166"/>
+      <w:bookmarkStart w:id="62" w:name="_Toc65584410"/>
+      <w:bookmarkStart w:id="63" w:name="_Toc231572946"/>
       <w:r>
         <w:rPr>
           <w:rFonts w:hint="eastAsia"/>
@@ -14589,8 +14475,8 @@
         <w:lastRenderedPageBreak/>
         <w:t>A票：法人申請基本情報</w:t>
       </w:r>
-      <w:bookmarkEnd w:id="61"/>
       <w:bookmarkEnd w:id="62"/>
+      <w:bookmarkEnd w:id="63"/>
     </w:p>
     <w:p>
       <w:r>
@@ -14622,16 +14508,16 @@
       <w:pPr>
         <w:pStyle w:val="3"/>
       </w:pPr>
-      <w:bookmarkStart w:id="63" w:name="_Toc65584411"/>
-      <w:bookmarkStart w:id="64" w:name="_Toc189557167"/>
+      <w:bookmarkStart w:id="64" w:name="_Toc65584411"/>
+      <w:bookmarkStart w:id="65" w:name="_Toc231572947"/>
       <w:r>
         <w:rPr>
           <w:rFonts w:hint="eastAsia"/>
         </w:rPr>
         <w:t>B票：申請内容</w:t>
       </w:r>
-      <w:bookmarkEnd w:id="63"/>
       <w:bookmarkEnd w:id="64"/>
+      <w:bookmarkEnd w:id="65"/>
     </w:p>
     <w:p>
       <w:r>
@@ -14645,16 +14531,16 @@
       <w:pPr>
         <w:pStyle w:val="3"/>
       </w:pPr>
-      <w:bookmarkStart w:id="65" w:name="_Toc65584412"/>
-      <w:bookmarkStart w:id="66" w:name="_Toc189557168"/>
+      <w:bookmarkStart w:id="66" w:name="_Toc65584412"/>
+      <w:bookmarkStart w:id="67" w:name="_Toc231572948"/>
       <w:r>
         <w:rPr>
           <w:rFonts w:hint="eastAsia"/>
         </w:rPr>
         <w:t>C票：財務情報（今後、決算公告データ標準化に合わせて変更予定）</w:t>
       </w:r>
-      <w:bookmarkEnd w:id="65"/>
       <w:bookmarkEnd w:id="66"/>
+      <w:bookmarkEnd w:id="67"/>
     </w:p>
     <w:p>
       <w:r>
@@ -14668,8 +14554,8 @@
       <w:pPr>
         <w:pStyle w:val="3"/>
       </w:pPr>
-      <w:bookmarkStart w:id="67" w:name="_Toc65584413"/>
-      <w:bookmarkStart w:id="68" w:name="_Toc189557169"/>
+      <w:bookmarkStart w:id="68" w:name="_Toc65584413"/>
+      <w:bookmarkStart w:id="69" w:name="_Toc231572949"/>
       <w:r>
         <w:rPr>
           <w:rFonts w:hint="eastAsia"/>
@@ -14688,8 +14574,8 @@
         </w:rPr>
         <w:t>役員一覧</w:t>
       </w:r>
-      <w:bookmarkEnd w:id="67"/>
       <w:bookmarkEnd w:id="68"/>
+      <w:bookmarkEnd w:id="69"/>
     </w:p>
     <w:tbl>
       <w:tblPr>
@@ -15187,16 +15073,16 @@
       <w:pPr>
         <w:pStyle w:val="3"/>
       </w:pPr>
-      <w:bookmarkStart w:id="69" w:name="_Toc65584414"/>
-      <w:bookmarkStart w:id="70" w:name="_Toc189557170"/>
+      <w:bookmarkStart w:id="70" w:name="_Toc65584414"/>
+      <w:bookmarkStart w:id="71" w:name="_Toc231572950"/>
       <w:r>
         <w:rPr>
           <w:rFonts w:hint="eastAsia"/>
         </w:rPr>
         <w:t>E票：主要株主</w:t>
       </w:r>
-      <w:bookmarkEnd w:id="69"/>
       <w:bookmarkEnd w:id="70"/>
+      <w:bookmarkEnd w:id="71"/>
     </w:p>
     <w:p>
       <w:r>
@@ -15210,16 +15096,16 @@
       <w:pPr>
         <w:pStyle w:val="3"/>
       </w:pPr>
-      <w:bookmarkStart w:id="71" w:name="_Toc65584415"/>
-      <w:bookmarkStart w:id="72" w:name="_Toc189557171"/>
+      <w:bookmarkStart w:id="72" w:name="_Toc65584415"/>
+      <w:bookmarkStart w:id="73" w:name="_Toc231572951"/>
       <w:r>
         <w:rPr>
           <w:rFonts w:hint="eastAsia"/>
         </w:rPr>
         <w:t>F票：事業所一覧</w:t>
       </w:r>
-      <w:bookmarkEnd w:id="71"/>
       <w:bookmarkEnd w:id="72"/>
+      <w:bookmarkEnd w:id="73"/>
     </w:p>
     <w:p>
       <w:r>
@@ -15233,8 +15119,8 @@
       <w:pPr>
         <w:pStyle w:val="3"/>
       </w:pPr>
-      <w:bookmarkStart w:id="73" w:name="_Toc65584416"/>
-      <w:bookmarkStart w:id="74" w:name="_Toc189557172"/>
+      <w:bookmarkStart w:id="74" w:name="_Toc65584416"/>
+      <w:bookmarkStart w:id="75" w:name="_Toc231572952"/>
       <w:r>
         <w:rPr>
           <w:rFonts w:hint="eastAsia"/>
@@ -15266,8 +15152,8 @@
         </w:rPr>
         <w:t>一覧</w:t>
       </w:r>
-      <w:bookmarkEnd w:id="73"/>
       <w:bookmarkEnd w:id="74"/>
+      <w:bookmarkEnd w:id="75"/>
     </w:p>
     <w:tbl>
       <w:tblPr>
@@ -15735,7 +15621,7 @@
       <w:pPr>
         <w:pStyle w:val="1"/>
       </w:pPr>
-      <w:bookmarkStart w:id="75" w:name="_Toc189557173"/>
+      <w:bookmarkStart w:id="76" w:name="_Toc231572953"/>
       <w:r>
         <w:rPr>
           <w:rFonts w:hint="eastAsia"/>
@@ -15748,7 +15634,7 @@
         </w:rPr>
         <w:t>活用イメージ</w:t>
       </w:r>
-      <w:bookmarkEnd w:id="75"/>
+      <w:bookmarkEnd w:id="76"/>
     </w:p>
     <w:p>
       <w:r>
@@ -15828,7 +15714,7 @@
                     </pic:cNvPicPr>
                   </pic:nvPicPr>
                   <pic:blipFill>
-                    <a:blip r:embed="rId20" cstate="print">
+                    <a:blip r:embed="rId21" cstate="print">
                       <a:extLst>
                         <a:ext uri="{28A0092B-C50C-407E-A947-70E740481C1C}">
                           <a14:useLocalDpi xmlns:a14="http://schemas.microsoft.com/office/drawing/2010/main" val="0"/>
@@ -15875,10 +15761,7 @@
         <w:rPr>
           <w:rFonts w:hint="eastAsia"/>
         </w:rPr>
-        <w:t>1</w:t>
-      </w:r>
-      <w:r>
-        <w:t>0</w:t>
+        <w:t>8</w:t>
       </w:r>
       <w:r>
         <w:rPr>
@@ -15937,185 +15820,59 @@
       <w:pPr>
         <w:pStyle w:val="2"/>
       </w:pPr>
-      <w:bookmarkStart w:id="76" w:name="_Toc189557174"/>
+      <w:bookmarkStart w:id="77" w:name="_Toc231572954"/>
       <w:r>
         <w:rPr>
           <w:rFonts w:hint="eastAsia"/>
         </w:rPr>
         <w:t>機能イメージ</w:t>
-      </w:r>
-      <w:bookmarkEnd w:id="76"/>
-    </w:p>
-    <w:p>
-      <w:pPr>
-        <w:pStyle w:val="3"/>
-      </w:pPr>
-      <w:bookmarkStart w:id="77" w:name="_Toc189557175"/>
-      <w:r>
-        <w:rPr>
-          <w:rFonts w:hint="eastAsia"/>
-        </w:rPr>
-        <w:t>自動入力</w:t>
       </w:r>
       <w:bookmarkEnd w:id="77"/>
     </w:p>
     <w:p>
-      <w:r>
-        <w:t>A</w:t>
-      </w:r>
-      <w:r>
-        <w:rPr>
-          <w:rFonts w:hint="eastAsia"/>
-        </w:rPr>
-        <w:t>社が電子申請を行う際、ログイン後に以前使用した自社の法人情報が自動的にサイト上に表示され</w:t>
-      </w:r>
-      <w:r>
-        <w:rPr>
-          <w:rFonts w:hint="eastAsia"/>
-        </w:rPr>
-        <w:t>、</w:t>
-      </w:r>
-      <w:r>
-        <w:rPr>
-          <w:rFonts w:hint="eastAsia"/>
-        </w:rPr>
-        <w:t>再度入力する手間をかけずにスムーズに次のステップに進むことができ</w:t>
-      </w:r>
-      <w:r>
-        <w:rPr>
-          <w:rFonts w:hint="eastAsia"/>
-        </w:rPr>
-        <w:t>ます</w:t>
-      </w:r>
-      <w:r>
-        <w:rPr>
-          <w:rFonts w:hint="eastAsia"/>
-        </w:rPr>
-        <w:t>。</w:t>
-      </w:r>
-    </w:p>
-    <w:p>
       <w:pPr>
         <w:pStyle w:val="3"/>
       </w:pPr>
-      <w:bookmarkStart w:id="78" w:name="_Toc189557176"/>
-      <w:r>
-        <w:rPr>
-          <w:rFonts w:hint="eastAsia"/>
-        </w:rPr>
-        <w:t>ワンストップ</w:t>
+      <w:bookmarkStart w:id="78" w:name="_Toc231572955"/>
+      <w:r>
+        <w:rPr>
+          <w:rFonts w:hint="eastAsia"/>
+        </w:rPr>
+        <w:t>自動入力</w:t>
       </w:r>
       <w:bookmarkEnd w:id="78"/>
     </w:p>
     <w:p>
-      <w:pPr>
-        <w:rPr>
-          <w:rFonts w:asciiTheme="minorEastAsia" w:eastAsiaTheme="minorEastAsia" w:hAnsiTheme="minorEastAsia"/>
-        </w:rPr>
-      </w:pPr>
-      <w:r>
-        <w:rPr>
-          <w:rFonts w:asciiTheme="minorEastAsia" w:eastAsiaTheme="minorEastAsia" w:hAnsiTheme="minorEastAsia"/>
-        </w:rPr>
-        <w:t>B</w:t>
-      </w:r>
-      <w:r>
-        <w:rPr>
-          <w:rFonts w:asciiTheme="minorEastAsia" w:eastAsiaTheme="minorEastAsia" w:hAnsiTheme="minorEastAsia" w:hint="eastAsia"/>
-        </w:rPr>
-        <w:t>社</w:t>
-      </w:r>
-      <w:r>
-        <w:rPr>
-          <w:rFonts w:asciiTheme="minorEastAsia" w:eastAsiaTheme="minorEastAsia" w:hAnsiTheme="minorEastAsia" w:hint="eastAsia"/>
-        </w:rPr>
-        <w:t>が</w:t>
-      </w:r>
-      <w:r>
-        <w:rPr>
-          <w:rStyle w:val="af4"/>
-          <w:rFonts w:asciiTheme="minorEastAsia" w:eastAsiaTheme="minorEastAsia" w:hAnsiTheme="minorEastAsia" w:hint="eastAsia"/>
-        </w:rPr>
-        <w:t>複数の</w:t>
-      </w:r>
-      <w:r>
-        <w:rPr>
-          <w:rStyle w:val="af4"/>
-          <w:rFonts w:asciiTheme="minorEastAsia" w:eastAsiaTheme="minorEastAsia" w:hAnsiTheme="minorEastAsia" w:hint="eastAsia"/>
-        </w:rPr>
-        <w:t>手続</w:t>
-      </w:r>
-      <w:r>
-        <w:rPr>
-          <w:rStyle w:val="af4"/>
-          <w:rFonts w:asciiTheme="minorEastAsia" w:eastAsiaTheme="minorEastAsia" w:hAnsiTheme="minorEastAsia" w:hint="eastAsia"/>
-        </w:rPr>
-        <w:t>の</w:t>
-      </w:r>
-      <w:r>
-        <w:rPr>
-          <w:rStyle w:val="af4"/>
-          <w:rFonts w:asciiTheme="minorEastAsia" w:eastAsiaTheme="minorEastAsia" w:hAnsiTheme="minorEastAsia" w:hint="eastAsia"/>
-        </w:rPr>
-        <w:t>申請</w:t>
-      </w:r>
-      <w:r>
-        <w:rPr>
-          <w:rStyle w:val="af4"/>
-          <w:rFonts w:asciiTheme="minorEastAsia" w:eastAsiaTheme="minorEastAsia" w:hAnsiTheme="minorEastAsia" w:hint="eastAsia"/>
-        </w:rPr>
-        <w:t>を行う際、</w:t>
-      </w:r>
-      <w:r>
-        <w:rPr>
-          <w:rStyle w:val="af4"/>
-          <w:rFonts w:asciiTheme="minorEastAsia" w:eastAsiaTheme="minorEastAsia" w:hAnsiTheme="minorEastAsia" w:hint="eastAsia"/>
-        </w:rPr>
-        <w:t>わかりやすい共通フォームを使って最低限の入力操作</w:t>
-      </w:r>
-      <w:r>
-        <w:rPr>
-          <w:rStyle w:val="af4"/>
-          <w:rFonts w:asciiTheme="minorEastAsia" w:eastAsiaTheme="minorEastAsia" w:hAnsiTheme="minorEastAsia" w:hint="eastAsia"/>
-        </w:rPr>
-        <w:t>を一か所で行うだけでワンストップ</w:t>
-      </w:r>
-      <w:r>
-        <w:rPr>
-          <w:rStyle w:val="af4"/>
-          <w:rFonts w:asciiTheme="minorEastAsia" w:eastAsiaTheme="minorEastAsia" w:hAnsiTheme="minorEastAsia" w:hint="eastAsia"/>
-        </w:rPr>
-        <w:t>手続</w:t>
-      </w:r>
-      <w:r>
-        <w:rPr>
-          <w:rStyle w:val="af4"/>
-          <w:rFonts w:asciiTheme="minorEastAsia" w:eastAsiaTheme="minorEastAsia" w:hAnsiTheme="minorEastAsia" w:hint="eastAsia"/>
-        </w:rPr>
-        <w:t>が行われるため</w:t>
-      </w:r>
-      <w:r>
-        <w:rPr>
-          <w:rStyle w:val="af4"/>
-          <w:rFonts w:asciiTheme="minorEastAsia" w:eastAsiaTheme="minorEastAsia" w:hAnsiTheme="minorEastAsia" w:hint="eastAsia"/>
-        </w:rPr>
-        <w:t>、多くの時間を費やすこ</w:t>
-      </w:r>
-      <w:r>
-        <w:rPr>
-          <w:rFonts w:asciiTheme="minorEastAsia" w:eastAsiaTheme="minorEastAsia" w:hAnsiTheme="minorEastAsia" w:hint="eastAsia"/>
-        </w:rPr>
-        <w:t>となく全ての申請を完了させることができ</w:t>
-      </w:r>
-      <w:r>
-        <w:rPr>
-          <w:rFonts w:asciiTheme="minorEastAsia" w:eastAsiaTheme="minorEastAsia" w:hAnsiTheme="minorEastAsia" w:hint="eastAsia"/>
+      <w:r>
+        <w:t>A</w:t>
+      </w:r>
+      <w:r>
+        <w:rPr>
+          <w:rFonts w:hint="eastAsia"/>
+        </w:rPr>
+        <w:t>社が電子申請を行う際、ログイン後に以前使用した自社の法人情報が自動的にサイト上に表示され</w:t>
+      </w:r>
+      <w:r>
+        <w:rPr>
+          <w:rFonts w:hint="eastAsia"/>
+        </w:rPr>
+        <w:t>、</w:t>
+      </w:r>
+      <w:r>
+        <w:rPr>
+          <w:rFonts w:hint="eastAsia"/>
+        </w:rPr>
+        <w:t>再度入力する手間をかけずにスムーズに次のステップに進むことができ</w:t>
+      </w:r>
+      <w:r>
+        <w:rPr>
+          <w:rFonts w:hint="eastAsia"/>
         </w:rPr>
         <w:t>ます</w:t>
       </w:r>
       <w:r>
         <w:rPr>
-          <w:rFonts w:asciiTheme="minorEastAsia" w:eastAsiaTheme="minorEastAsia" w:hAnsiTheme="minorEastAsia" w:hint="eastAsia"/>
+          <w:rFonts w:hint="eastAsia"/>
         </w:rPr>
         <w:t>。</w:t>
       </w:r>
@@ -16124,111 +15881,237 @@
       <w:pPr>
         <w:pStyle w:val="3"/>
       </w:pPr>
-      <w:bookmarkStart w:id="79" w:name="_Toc189557177"/>
-      <w:r>
-        <w:rPr>
-          <w:rFonts w:hint="eastAsia"/>
-        </w:rPr>
-        <w:t>自動照合</w:t>
+      <w:bookmarkStart w:id="79" w:name="_Toc231572956"/>
+      <w:r>
+        <w:rPr>
+          <w:rFonts w:hint="eastAsia"/>
+        </w:rPr>
+        <w:t>ワンストップ</w:t>
       </w:r>
       <w:bookmarkEnd w:id="79"/>
     </w:p>
     <w:p>
       <w:pPr>
         <w:rPr>
-          <w:rFonts w:hAnsiTheme="majorHAnsi" w:cstheme="majorBidi"/>
-          <w:szCs w:val="24"/>
-        </w:rPr>
-      </w:pPr>
-      <w:r>
-        <w:t>C</w:t>
-      </w:r>
-      <w:r>
-        <w:rPr>
-          <w:rFonts w:hint="eastAsia"/>
-        </w:rPr>
-        <w:t>社が</w:t>
-      </w:r>
-      <w:r>
-        <w:rPr>
-          <w:rFonts w:hint="eastAsia"/>
-        </w:rPr>
-        <w:t>申請書B票の中に資格情報を記入</w:t>
-      </w:r>
-      <w:r>
-        <w:rPr>
-          <w:rFonts w:hint="eastAsia"/>
-        </w:rPr>
-        <w:t>します。</w:t>
-      </w:r>
-      <w:r>
-        <w:rPr>
-          <w:rFonts w:hint="eastAsia"/>
-        </w:rPr>
-        <w:t>受付システムが、当該資格情報サイトにAPIで自動</w:t>
-      </w:r>
-      <w:r>
-        <w:rPr>
-          <w:rFonts w:hint="eastAsia"/>
-        </w:rPr>
-        <w:t>照合</w:t>
-      </w:r>
-      <w:r>
-        <w:rPr>
-          <w:rFonts w:hint="eastAsia"/>
-        </w:rPr>
-        <w:t>を行</w:t>
-      </w:r>
-      <w:r>
-        <w:rPr>
-          <w:rFonts w:hint="eastAsia"/>
-        </w:rPr>
-        <w:t>うことで確認が行われ</w:t>
-      </w:r>
-      <w:r>
-        <w:rPr>
-          <w:rFonts w:hint="eastAsia"/>
-        </w:rPr>
-        <w:t>、自動的に次の審査に移行することができ</w:t>
-      </w:r>
-      <w:r>
-        <w:rPr>
-          <w:rFonts w:hint="eastAsia"/>
-        </w:rPr>
-        <w:t>るようになります</w:t>
-      </w:r>
-      <w:r>
-        <w:rPr>
-          <w:rFonts w:hint="eastAsia"/>
+          <w:rFonts w:asciiTheme="minorEastAsia" w:eastAsiaTheme="minorEastAsia" w:hAnsiTheme="minorEastAsia"/>
+        </w:rPr>
+      </w:pPr>
+      <w:r>
+        <w:rPr>
+          <w:rFonts w:asciiTheme="minorEastAsia" w:eastAsiaTheme="minorEastAsia" w:hAnsiTheme="minorEastAsia"/>
+        </w:rPr>
+        <w:t>B</w:t>
+      </w:r>
+      <w:r>
+        <w:rPr>
+          <w:rFonts w:asciiTheme="minorEastAsia" w:eastAsiaTheme="minorEastAsia" w:hAnsiTheme="minorEastAsia" w:hint="eastAsia"/>
+        </w:rPr>
+        <w:t>社</w:t>
+      </w:r>
+      <w:r>
+        <w:rPr>
+          <w:rFonts w:asciiTheme="minorEastAsia" w:eastAsiaTheme="minorEastAsia" w:hAnsiTheme="minorEastAsia" w:hint="eastAsia"/>
+        </w:rPr>
+        <w:t>が</w:t>
+      </w:r>
+      <w:r>
+        <w:rPr>
+          <w:rStyle w:val="af4"/>
+          <w:rFonts w:asciiTheme="minorEastAsia" w:eastAsiaTheme="minorEastAsia" w:hAnsiTheme="minorEastAsia" w:hint="eastAsia"/>
+        </w:rPr>
+        <w:t>複数の</w:t>
+      </w:r>
+      <w:r>
+        <w:rPr>
+          <w:rStyle w:val="af4"/>
+          <w:rFonts w:asciiTheme="minorEastAsia" w:eastAsiaTheme="minorEastAsia" w:hAnsiTheme="minorEastAsia" w:hint="eastAsia"/>
+        </w:rPr>
+        <w:t>手続</w:t>
+      </w:r>
+      <w:r>
+        <w:rPr>
+          <w:rStyle w:val="af4"/>
+          <w:rFonts w:asciiTheme="minorEastAsia" w:eastAsiaTheme="minorEastAsia" w:hAnsiTheme="minorEastAsia" w:hint="eastAsia"/>
+        </w:rPr>
+        <w:t>の</w:t>
+      </w:r>
+      <w:r>
+        <w:rPr>
+          <w:rStyle w:val="af4"/>
+          <w:rFonts w:asciiTheme="minorEastAsia" w:eastAsiaTheme="minorEastAsia" w:hAnsiTheme="minorEastAsia" w:hint="eastAsia"/>
+        </w:rPr>
+        <w:t>申請</w:t>
+      </w:r>
+      <w:r>
+        <w:rPr>
+          <w:rStyle w:val="af4"/>
+          <w:rFonts w:asciiTheme="minorEastAsia" w:eastAsiaTheme="minorEastAsia" w:hAnsiTheme="minorEastAsia" w:hint="eastAsia"/>
+        </w:rPr>
+        <w:t>を行う際、</w:t>
+      </w:r>
+      <w:r>
+        <w:rPr>
+          <w:rStyle w:val="af4"/>
+          <w:rFonts w:asciiTheme="minorEastAsia" w:eastAsiaTheme="minorEastAsia" w:hAnsiTheme="minorEastAsia" w:hint="eastAsia"/>
+        </w:rPr>
+        <w:t>わかりやすい共通フォームを使って最低限の入力操作</w:t>
+      </w:r>
+      <w:r>
+        <w:rPr>
+          <w:rStyle w:val="af4"/>
+          <w:rFonts w:asciiTheme="minorEastAsia" w:eastAsiaTheme="minorEastAsia" w:hAnsiTheme="minorEastAsia" w:hint="eastAsia"/>
+        </w:rPr>
+        <w:t>を一か所で行うだけでワンストップ</w:t>
+      </w:r>
+      <w:r>
+        <w:rPr>
+          <w:rStyle w:val="af4"/>
+          <w:rFonts w:asciiTheme="minorEastAsia" w:eastAsiaTheme="minorEastAsia" w:hAnsiTheme="minorEastAsia" w:hint="eastAsia"/>
+        </w:rPr>
+        <w:t>手続</w:t>
+      </w:r>
+      <w:r>
+        <w:rPr>
+          <w:rStyle w:val="af4"/>
+          <w:rFonts w:asciiTheme="minorEastAsia" w:eastAsiaTheme="minorEastAsia" w:hAnsiTheme="minorEastAsia" w:hint="eastAsia"/>
+        </w:rPr>
+        <w:t>が行われるため</w:t>
+      </w:r>
+      <w:r>
+        <w:rPr>
+          <w:rStyle w:val="af4"/>
+          <w:rFonts w:asciiTheme="minorEastAsia" w:eastAsiaTheme="minorEastAsia" w:hAnsiTheme="minorEastAsia" w:hint="eastAsia"/>
+        </w:rPr>
+        <w:t>、多くの時間を費やすこ</w:t>
+      </w:r>
+      <w:r>
+        <w:rPr>
+          <w:rFonts w:asciiTheme="minorEastAsia" w:eastAsiaTheme="minorEastAsia" w:hAnsiTheme="minorEastAsia" w:hint="eastAsia"/>
+        </w:rPr>
+        <w:t>となく全ての申請を完了させることができ</w:t>
+      </w:r>
+      <w:r>
+        <w:rPr>
+          <w:rFonts w:asciiTheme="minorEastAsia" w:eastAsiaTheme="minorEastAsia" w:hAnsiTheme="minorEastAsia" w:hint="eastAsia"/>
+        </w:rPr>
+        <w:t>ます</w:t>
+      </w:r>
+      <w:r>
+        <w:rPr>
+          <w:rFonts w:asciiTheme="minorEastAsia" w:eastAsiaTheme="minorEastAsia" w:hAnsiTheme="minorEastAsia" w:hint="eastAsia"/>
         </w:rPr>
         <w:t>。</w:t>
       </w:r>
     </w:p>
     <w:p>
       <w:pPr>
-        <w:pStyle w:val="2"/>
-      </w:pPr>
-      <w:bookmarkStart w:id="80" w:name="_Toc189557178"/>
-      <w:r>
-        <w:rPr>
-          <w:rFonts w:hint="eastAsia"/>
-        </w:rPr>
-        <w:t>サービスイメージ</w:t>
+        <w:pStyle w:val="3"/>
+      </w:pPr>
+      <w:bookmarkStart w:id="80" w:name="_Toc231572957"/>
+      <w:r>
+        <w:rPr>
+          <w:rFonts w:hint="eastAsia"/>
+        </w:rPr>
+        <w:t>自動照合</w:t>
       </w:r>
       <w:bookmarkEnd w:id="80"/>
     </w:p>
     <w:p>
       <w:pPr>
+        <w:rPr>
+          <w:rFonts w:hAnsiTheme="majorHAnsi" w:cstheme="majorBidi"/>
+          <w:szCs w:val="24"/>
+        </w:rPr>
+      </w:pPr>
+      <w:r>
+        <w:t>C</w:t>
+      </w:r>
+      <w:r>
+        <w:rPr>
+          <w:rFonts w:hint="eastAsia"/>
+        </w:rPr>
+        <w:t>社が</w:t>
+      </w:r>
+      <w:r>
+        <w:rPr>
+          <w:rFonts w:hint="eastAsia"/>
+        </w:rPr>
+        <w:t>申請書B票の中に資格情報を記入</w:t>
+      </w:r>
+      <w:r>
+        <w:rPr>
+          <w:rFonts w:hint="eastAsia"/>
+        </w:rPr>
+        <w:t>します。</w:t>
+      </w:r>
+      <w:r>
+        <w:rPr>
+          <w:rFonts w:hint="eastAsia"/>
+        </w:rPr>
+        <w:t>受付システムが、当該資格情報サイトにAPIで自動</w:t>
+      </w:r>
+      <w:r>
+        <w:rPr>
+          <w:rFonts w:hint="eastAsia"/>
+        </w:rPr>
+        <w:t>照合</w:t>
+      </w:r>
+      <w:r>
+        <w:rPr>
+          <w:rFonts w:hint="eastAsia"/>
+        </w:rPr>
+        <w:t>を行</w:t>
+      </w:r>
+      <w:r>
+        <w:rPr>
+          <w:rFonts w:hint="eastAsia"/>
+        </w:rPr>
+        <w:t>うことで確認が行われ</w:t>
+      </w:r>
+      <w:r>
+        <w:rPr>
+          <w:rFonts w:hint="eastAsia"/>
+        </w:rPr>
+        <w:t>、自動的に次の審査に移行することができ</w:t>
+      </w:r>
+      <w:r>
+        <w:rPr>
+          <w:rFonts w:hint="eastAsia"/>
+        </w:rPr>
+        <w:t>るようになります</w:t>
+      </w:r>
+      <w:r>
+        <w:rPr>
+          <w:rFonts w:hint="eastAsia"/>
+        </w:rPr>
+        <w:t>。</w:t>
+      </w:r>
+    </w:p>
+    <w:p>
+      <w:pPr>
+        <w:pStyle w:val="2"/>
+      </w:pPr>
+      <w:bookmarkStart w:id="81" w:name="_Toc231572958"/>
+      <w:r>
+        <w:rPr>
+          <w:rFonts w:hint="eastAsia"/>
+        </w:rPr>
+        <w:t>サービスイメージ</w:t>
+      </w:r>
+      <w:bookmarkEnd w:id="81"/>
+    </w:p>
+    <w:p>
+      <w:pPr>
         <w:pStyle w:val="3"/>
       </w:pPr>
-      <w:bookmarkStart w:id="81" w:name="_Toc189557179"/>
+      <w:bookmarkStart w:id="82" w:name="_Toc231572959"/>
       <w:r>
         <w:rPr>
           <w:rFonts w:hint="eastAsia"/>
         </w:rPr>
         <w:t>個人向け</w:t>
       </w:r>
-      <w:bookmarkEnd w:id="81"/>
+      <w:bookmarkEnd w:id="82"/>
     </w:p>
     <w:p>
       <w:r>
@@ -16384,7 +16267,7 @@
                     </pic:cNvPicPr>
                   </pic:nvPicPr>
                   <pic:blipFill>
-                    <a:blip r:embed="rId21">
+                    <a:blip r:embed="rId22">
                       <a:extLst>
                         <a:ext uri="{28A0092B-C50C-407E-A947-70E740481C1C}">
                           <a14:useLocalDpi xmlns:a14="http://schemas.microsoft.com/office/drawing/2010/main" val="0"/>
@@ -16431,10 +16314,7 @@
         <w:rPr>
           <w:rFonts w:hint="eastAsia"/>
         </w:rPr>
-        <w:t>1</w:t>
-      </w:r>
-      <w:r>
-        <w:t>1</w:t>
+        <w:t>9</w:t>
       </w:r>
       <w:r>
         <w:rPr>
@@ -16453,14 +16333,14 @@
       <w:pPr>
         <w:pStyle w:val="3"/>
       </w:pPr>
-      <w:bookmarkStart w:id="82" w:name="_Toc189557180"/>
+      <w:bookmarkStart w:id="83" w:name="_Toc231572960"/>
       <w:r>
         <w:rPr>
           <w:rFonts w:hint="eastAsia"/>
         </w:rPr>
         <w:t>法人向け</w:t>
       </w:r>
-      <w:bookmarkEnd w:id="82"/>
+      <w:bookmarkEnd w:id="83"/>
     </w:p>
     <w:p>
       <w:r>
@@ -16720,7 +16600,7 @@
                     </pic:cNvPicPr>
                   </pic:nvPicPr>
                   <pic:blipFill>
-                    <a:blip r:embed="rId22">
+                    <a:blip r:embed="rId23">
                       <a:extLst>
                         <a:ext uri="{28A0092B-C50C-407E-A947-70E740481C1C}">
                           <a14:useLocalDpi xmlns:a14="http://schemas.microsoft.com/office/drawing/2010/main" val="0"/>
@@ -16768,31 +16648,16 @@
         <w:t xml:space="preserve">図 </w:t>
       </w:r>
       <w:r>
-        <w:fldChar w:fldCharType="begin"/>
-      </w:r>
-      <w:r>
-        <w:instrText xml:space="preserve"> </w:instrText>
-      </w:r>
-      <w:r>
-        <w:rPr>
-          <w:rFonts w:hint="eastAsia"/>
-        </w:rPr>
-        <w:instrText>SEQ 図 \* ARABIC</w:instrText>
-      </w:r>
-      <w:r>
-        <w:instrText xml:space="preserve"> </w:instrText>
-      </w:r>
-      <w:r>
-        <w:fldChar w:fldCharType="separate"/>
-      </w:r>
-      <w:r>
-        <w:rPr>
-          <w:noProof/>
-        </w:rPr>
-        <w:t>7</w:t>
-      </w:r>
-      <w:r>
-        <w:fldChar w:fldCharType="end"/>
+        <w:rPr>
+          <w:rFonts w:hint="eastAsia"/>
+        </w:rPr>
+        <w:t>1</w:t>
+      </w:r>
+      <w:r>
+        <w:rPr>
+          <w:rFonts w:hint="eastAsia"/>
+        </w:rPr>
+        <w:t>0</w:t>
       </w:r>
       <w:r>
         <w:rPr>
@@ -16811,70 +16676,70 @@
       <w:pPr>
         <w:pStyle w:val="1"/>
       </w:pPr>
-      <w:bookmarkStart w:id="83" w:name="_Toc189557181"/>
+      <w:bookmarkStart w:id="84" w:name="_Toc231572961"/>
       <w:r>
         <w:rPr>
           <w:rFonts w:hint="eastAsia"/>
         </w:rPr>
         <w:t>解説</w:t>
       </w:r>
-      <w:bookmarkEnd w:id="83"/>
+      <w:bookmarkEnd w:id="84"/>
     </w:p>
     <w:p>
       <w:pPr>
         <w:pStyle w:val="2"/>
       </w:pPr>
-      <w:bookmarkStart w:id="84" w:name="_Toc16753996"/>
-      <w:bookmarkStart w:id="85" w:name="_Toc189557182"/>
-      <w:bookmarkEnd w:id="84"/>
+      <w:bookmarkStart w:id="85" w:name="_Toc16753996"/>
+      <w:bookmarkStart w:id="86" w:name="_Toc231572962"/>
+      <w:bookmarkEnd w:id="85"/>
       <w:r>
         <w:t>個人向けデータ標準</w:t>
-      </w:r>
-      <w:bookmarkEnd w:id="85"/>
-    </w:p>
-    <w:p>
-      <w:r>
-        <w:rPr>
-          <w:rFonts w:hint="eastAsia"/>
-        </w:rPr>
-        <w:t>申請データに参照する標準がないため、自治体の様々な申請書の様式を参考に作成しています。</w:t>
-      </w:r>
-    </w:p>
-    <w:p>
-      <w:pPr>
-        <w:pStyle w:val="2"/>
-      </w:pPr>
-      <w:bookmarkStart w:id="86" w:name="_Toc189557183"/>
-      <w:r>
-        <w:rPr>
-          <w:rFonts w:hint="eastAsia"/>
-        </w:rPr>
-        <w:lastRenderedPageBreak/>
-        <w:t>法人向け</w:t>
-      </w:r>
-      <w:r>
-        <w:rPr>
-          <w:rFonts w:hint="eastAsia"/>
-        </w:rPr>
-        <w:t>データ標準</w:t>
       </w:r>
       <w:bookmarkEnd w:id="86"/>
     </w:p>
     <w:p>
-      <w:pPr>
-        <w:rPr>
-          <w:rFonts w:asciiTheme="minorEastAsia" w:eastAsiaTheme="minorEastAsia" w:hAnsiTheme="minorEastAsia"/>
-        </w:rPr>
-      </w:pPr>
-      <w:r>
-        <w:rPr>
-          <w:rFonts w:asciiTheme="minorEastAsia" w:eastAsiaTheme="minorEastAsia" w:hAnsiTheme="minorEastAsia" w:hint="eastAsia"/>
-        </w:rPr>
-        <w:t>申請データに参照する標準がないため、A票及びC-F票のデータは、経済産業省における従来の申請データフォーマットを複数分析し標準化しています。</w:t>
+      <w:r>
+        <w:rPr>
+          <w:rFonts w:hint="eastAsia"/>
+        </w:rPr>
+        <w:t>申請データに参照する標準がないため、自治体の様々な申請書の様式を参考に作成しています。</w:t>
       </w:r>
     </w:p>
     <w:p>
       <w:pPr>
+        <w:pStyle w:val="2"/>
+      </w:pPr>
+      <w:bookmarkStart w:id="87" w:name="_Toc231572963"/>
+      <w:r>
+        <w:rPr>
+          <w:rFonts w:hint="eastAsia"/>
+        </w:rPr>
+        <w:lastRenderedPageBreak/>
+        <w:t>法人向け</w:t>
+      </w:r>
+      <w:r>
+        <w:rPr>
+          <w:rFonts w:hint="eastAsia"/>
+        </w:rPr>
+        <w:t>データ標準</w:t>
+      </w:r>
+      <w:bookmarkEnd w:id="87"/>
+    </w:p>
+    <w:p>
+      <w:pPr>
+        <w:rPr>
+          <w:rFonts w:asciiTheme="minorEastAsia" w:eastAsiaTheme="minorEastAsia" w:hAnsiTheme="minorEastAsia"/>
+        </w:rPr>
+      </w:pPr>
+      <w:r>
+        <w:rPr>
+          <w:rFonts w:asciiTheme="minorEastAsia" w:eastAsiaTheme="minorEastAsia" w:hAnsiTheme="minorEastAsia" w:hint="eastAsia"/>
+        </w:rPr>
+        <w:t>申請データに参照する標準がないため、A票及びC-F票のデータは、経済産業省における従来の申請データフォーマットを複数分析し標準化しています。</w:t>
+      </w:r>
+    </w:p>
+    <w:p>
+      <w:pPr>
         <w:rPr>
           <w:rStyle w:val="af5"/>
           <w:rFonts w:asciiTheme="minorEastAsia" w:eastAsiaTheme="minorEastAsia" w:hAnsiTheme="minorEastAsia"/>
@@ -16912,14 +16777,14 @@
       <w:pPr>
         <w:pStyle w:val="1"/>
       </w:pPr>
-      <w:bookmarkStart w:id="87" w:name="_Toc189557184"/>
+      <w:bookmarkStart w:id="88" w:name="_Toc231572964"/>
       <w:r>
         <w:rPr>
           <w:rFonts w:hint="eastAsia"/>
         </w:rPr>
         <w:t>付録</w:t>
       </w:r>
-      <w:bookmarkEnd w:id="87"/>
+      <w:bookmarkEnd w:id="88"/>
     </w:p>
     <w:p>
       <w:r>
@@ -16957,7 +16822,13 @@
         <w:ind w:leftChars="0"/>
       </w:pPr>
       <w:r>
-        <w:t>451-1-1_申請（個人）データモデル_クラス図.pdf</w:t>
+        <w:t>451-1-1_申請（個人）データモデル_クラス図.</w:t>
+      </w:r>
+      <w:r>
+        <w:rPr>
+          <w:rFonts w:hint="eastAsia"/>
+        </w:rPr>
+        <w:t>svg</w:t>
       </w:r>
     </w:p>
     <w:p>
@@ -16976,7 +16847,14 @@
         <w:rPr>
           <w:rStyle w:val="af5"/>
         </w:rPr>
-        <w:t>451-1-2_申請（法人）データモデル_クラス図.pdf</w:t>
+        <w:t>451-1-2_申請（法人）データモデル_クラス図.</w:t>
+      </w:r>
+      <w:r>
+        <w:rPr>
+          <w:rStyle w:val="af5"/>
+          <w:rFonts w:hint="eastAsia"/>
+        </w:rPr>
+        <w:t>svg</w:t>
       </w:r>
     </w:p>
     <w:p>
@@ -16995,18 +16873,25 @@
         <w:rPr>
           <w:rStyle w:val="af5"/>
         </w:rPr>
-        <w:t>451-1-3_申請（士業法人）データモデル_クラス図.pdf</w:t>
+        <w:t>451-1-3_申請（士業法人）データモデル_クラス図.</w:t>
+      </w:r>
+      <w:r>
+        <w:rPr>
+          <w:rStyle w:val="af5"/>
+          <w:rFonts w:hint="eastAsia"/>
+        </w:rPr>
+        <w:t>svg</w:t>
       </w:r>
     </w:p>
     <w:p>
       <w:pPr>
         <w:pStyle w:val="1"/>
       </w:pPr>
-      <w:bookmarkStart w:id="88" w:name="_Toc95160603"/>
-      <w:bookmarkStart w:id="89" w:name="_Toc96111115"/>
-      <w:bookmarkStart w:id="90" w:name="_Toc96363849"/>
-      <w:bookmarkStart w:id="91" w:name="_Toc96370693"/>
-      <w:bookmarkStart w:id="92" w:name="_Toc189557185"/>
+      <w:bookmarkStart w:id="89" w:name="_Toc95160603"/>
+      <w:bookmarkStart w:id="90" w:name="_Toc96111115"/>
+      <w:bookmarkStart w:id="91" w:name="_Toc96363849"/>
+      <w:bookmarkStart w:id="92" w:name="_Toc96370693"/>
+      <w:bookmarkStart w:id="93" w:name="_Toc231572965"/>
       <w:r>
         <w:rPr>
           <w:rFonts w:hint="eastAsia"/>
@@ -17019,11 +16904,11 @@
         </w:rPr>
         <w:t>履歴</w:t>
       </w:r>
-      <w:bookmarkEnd w:id="88"/>
       <w:bookmarkEnd w:id="89"/>
       <w:bookmarkEnd w:id="90"/>
       <w:bookmarkEnd w:id="91"/>
       <w:bookmarkEnd w:id="92"/>
+      <w:bookmarkEnd w:id="93"/>
     </w:p>
     <w:p/>
     <w:tbl>
@@ -17132,6 +17017,163 @@
                 <w:sz w:val="18"/>
                 <w:szCs w:val="18"/>
               </w:rPr>
+              <w:t>2026年</w:t>
+            </w:r>
+            <w:r>
+              <w:rPr>
+                <w:rFonts w:hint="eastAsia"/>
+                <w:sz w:val="18"/>
+                <w:szCs w:val="18"/>
+              </w:rPr>
+              <w:t>10</w:t>
+            </w:r>
+            <w:r>
+              <w:rPr>
+                <w:rFonts w:hint="eastAsia"/>
+                <w:sz w:val="18"/>
+                <w:szCs w:val="18"/>
+              </w:rPr>
+              <w:t>月</w:t>
+            </w:r>
+            <w:r>
+              <w:rPr>
+                <w:rFonts w:hint="eastAsia"/>
+                <w:sz w:val="18"/>
+                <w:szCs w:val="18"/>
+              </w:rPr>
+              <w:t>06</w:t>
+            </w:r>
+            <w:r>
+              <w:rPr>
+                <w:rFonts w:hint="eastAsia"/>
+                <w:sz w:val="18"/>
+                <w:szCs w:val="18"/>
+              </w:rPr>
+              <w:t>日</w:t>
+            </w:r>
+          </w:p>
+        </w:tc>
+        <w:tc>
+          <w:tcPr>
+            <w:tcW w:w="2409" w:type="dxa"/>
+          </w:tcPr>
+          <w:p>
+            <w:pPr>
+              <w:ind w:leftChars="0" w:left="0" w:firstLine="0"/>
+              <w:rPr>
+                <w:sz w:val="18"/>
+                <w:szCs w:val="18"/>
+              </w:rPr>
+            </w:pPr>
+            <w:r>
+              <w:rPr>
+                <w:rFonts w:hint="eastAsia"/>
+                <w:sz w:val="18"/>
+                <w:szCs w:val="18"/>
+              </w:rPr>
+              <w:t>3 個人用データモデル</w:t>
+            </w:r>
+          </w:p>
+          <w:p>
+            <w:pPr>
+              <w:ind w:leftChars="0" w:left="0" w:firstLine="0"/>
+              <w:rPr>
+                <w:sz w:val="18"/>
+                <w:szCs w:val="18"/>
+              </w:rPr>
+            </w:pPr>
+            <w:r>
+              <w:rPr>
+                <w:rFonts w:hint="eastAsia"/>
+                <w:sz w:val="18"/>
+                <w:szCs w:val="18"/>
+              </w:rPr>
+              <w:t>4 法人用データモデル</w:t>
+            </w:r>
+          </w:p>
+          <w:p>
+            <w:pPr>
+              <w:ind w:leftChars="0" w:left="0" w:firstLine="0"/>
+              <w:rPr>
+                <w:sz w:val="18"/>
+                <w:szCs w:val="18"/>
+              </w:rPr>
+            </w:pPr>
+            <w:r>
+              <w:rPr>
+                <w:rFonts w:hint="eastAsia"/>
+                <w:sz w:val="18"/>
+                <w:szCs w:val="18"/>
+              </w:rPr>
+              <w:t xml:space="preserve">5 </w:t>
+            </w:r>
+            <w:r>
+              <w:rPr>
+                <w:sz w:val="18"/>
+                <w:szCs w:val="18"/>
+              </w:rPr>
+              <w:t>士業法人用データモデル</w:t>
+            </w:r>
+          </w:p>
+        </w:tc>
+        <w:tc>
+          <w:tcPr>
+            <w:tcW w:w="3963" w:type="dxa"/>
+          </w:tcPr>
+          <w:p>
+            <w:pPr>
+              <w:ind w:leftChars="0" w:left="0" w:firstLine="0"/>
+              <w:jc w:val="left"/>
+              <w:rPr>
+                <w:sz w:val="18"/>
+                <w:szCs w:val="18"/>
+              </w:rPr>
+            </w:pPr>
+            <w:r>
+              <w:rPr>
+                <w:sz w:val="18"/>
+                <w:szCs w:val="18"/>
+              </w:rPr>
+              <w:t>クラス図</w:t>
+            </w:r>
+            <w:r>
+              <w:rPr>
+                <w:rFonts w:hint="eastAsia"/>
+                <w:sz w:val="18"/>
+                <w:szCs w:val="18"/>
+              </w:rPr>
+              <w:t>を</w:t>
+            </w:r>
+            <w:r>
+              <w:rPr>
+                <w:sz w:val="18"/>
+                <w:szCs w:val="18"/>
+              </w:rPr>
+              <w:t>更新</w:t>
+            </w:r>
+          </w:p>
+        </w:tc>
+      </w:tr>
+      <w:tr>
+        <w:tc>
+          <w:tcPr>
+            <w:tcW w:w="1762" w:type="dxa"/>
+          </w:tcPr>
+          <w:p>
+            <w:pPr>
+              <w:ind w:leftChars="0" w:left="0" w:firstLine="0"/>
+              <w:jc w:val="center"/>
+              <w:rPr>
+                <w:sz w:val="18"/>
+                <w:szCs w:val="18"/>
+              </w:rPr>
+            </w:pPr>
+            <w:r>
+              <w:rPr>
+                <w:rFonts w:hint="eastAsia"/>
+                <w:sz w:val="18"/>
+                <w:szCs w:val="18"/>
+              </w:rPr>
               <w:t>2025年</w:t>
             </w:r>
             <w:r>
@@ -17682,8 +17724,8 @@
       </w:pPr>
     </w:p>
     <w:sectPr>
-      <w:headerReference w:type="default" r:id="rId23"/>
-      <w:footerReference w:type="default" r:id="rId24"/>
+      <w:headerReference w:type="default" r:id="rId24"/>
+      <w:footerReference w:type="default" r:id="rId25"/>
       <w:pgSz w:w="11906" w:h="16838"/>
       <w:pgMar w:top="1985" w:right="1701" w:bottom="1701" w:left="1701" w:header="851" w:footer="992" w:gutter="0"/>
       <w:cols w:space="425"/>
@@ -17694,7 +17736,7 @@
 </file>
 
 <file path=word/endnotes.xml><?xml version="1.0" encoding="utf-8"?>
-<w:endnotes xmlns:wpc="http://schemas.microsoft.com/office/word/2010/wordprocessingCanvas" xmlns:cx="http://schemas.microsoft.com/office/drawing/2014/chartex" xmlns:cx1="http://schemas.microsoft.com/office/drawing/2015/9/8/chartex" xmlns:cx2="http://schemas.microsoft.com/office/drawing/2015/10/21/chartex" xmlns:cx3="http://schemas.microsoft.com/office/drawing/2016/5/9/chartex" xmlns:cx4="http://schemas.microsoft.com/office/drawing/2016/5/10/chartex" xmlns:cx5="http://schemas.microsoft.com/office/drawing/2016/5/11/chartex" xmlns:cx6="http://schemas.microsoft.com/office/drawing/2016/5/12/chartex" xmlns:cx7="http://schemas.microsoft.com/office/drawing/2016/5/13/chartex" xmlns:cx8="http://schemas.microsoft.com/office/drawing/2016/5/14/chartex" xmlns:mc="http://schemas.openxmlformats.org/markup-compatibility/2006" xmlns:aink="http://schemas.microsoft.com/office/drawing/2016/ink" xmlns:am3d="http://schemas.microsoft.com/office/drawing/2017/model3d" xmlns:o="urn:schemas-microsoft-com:office:office" xmlns:oel="http://schemas.microsoft.com/office/2019/extlst" xmlns:r="http://schemas.openxmlformats.org/officeDocument/2006/relationships" xmlns:m="http://schemas.openxmlformats.org/officeDocument/2006/math" xmlns:v="urn:schemas-microsoft-com:vml" xmlns:wp14="http://schemas.microsoft.com/office/word/2010/wordprocessingDrawing" xmlns:wp="http://schemas.openxmlformats.org/drawingml/2006/wordprocessingDrawing" xmlns:w10="urn:schemas-microsoft-com:office:word" xmlns:w="http://schemas.openxmlformats.org/wordprocessingml/2006/main" xmlns:w14="http://schemas.microsoft.com/office/word/2010/wordml" xmlns:w15="http://schemas.microsoft.com/office/word/2012/wordml" xmlns:w16cex="http://schemas.microsoft.com/office/word/2018/wordml/cex" xmlns:w16cid="http://schemas.microsoft.com/office/word/2016/wordml/cid" xmlns:w16="http://schemas.microsoft.com/office/word/2018/wordml" xmlns:w16sdtdh="http://schemas.microsoft.com/office/word/2020/wordml/sdtdatahash" xmlns:w16se="http://schemas.microsoft.com/office/word/2015/wordml/symex" xmlns:wpg="http://schemas.microsoft.com/office/word/2010/wordprocessingGroup" xmlns:wpi="http://schemas.microsoft.com/office/word/2010/wordprocessingInk" xmlns:wne="http://schemas.microsoft.com/office/word/2006/wordml" xmlns:wps="http://schemas.microsoft.com/office/word/2010/wordprocessingShape" mc:Ignorable="w14 w15 w16se w16cid w16 w16cex w16sdtdh wp14">
+<w:endnotes xmlns:wpc="http://schemas.microsoft.com/office/word/2010/wordprocessingCanvas" xmlns:cx="http://schemas.microsoft.com/office/drawing/2014/chartex" xmlns:cx1="http://schemas.microsoft.com/office/drawing/2015/9/8/chartex" xmlns:cx2="http://schemas.microsoft.com/office/drawing/2015/10/21/chartex" xmlns:cx3="http://schemas.microsoft.com/office/drawing/2016/5/9/chartex" xmlns:cx4="http://schemas.microsoft.com/office/drawing/2016/5/10/chartex" xmlns:cx5="http://schemas.microsoft.com/office/drawing/2016/5/11/chartex" xmlns:cx6="http://schemas.microsoft.com/office/drawing/2016/5/12/chartex" xmlns:cx7="http://schemas.microsoft.com/office/drawing/2016/5/13/chartex" xmlns:cx8="http://schemas.microsoft.com/office/drawing/2016/5/14/chartex" xmlns:mc="http://schemas.openxmlformats.org/markup-compatibility/2006" xmlns:aink="http://schemas.microsoft.com/office/drawing/2016/ink" xmlns:am3d="http://schemas.microsoft.com/office/drawing/2017/model3d" xmlns:o="urn:schemas-microsoft-com:office:office" xmlns:oel="http://schemas.microsoft.com/office/2019/extlst" xmlns:r="http://schemas.openxmlformats.org/officeDocument/2006/relationships" xmlns:m="http://schemas.openxmlformats.org/officeDocument/2006/math" xmlns:v="urn:schemas-microsoft-com:vml" xmlns:wp14="http://schemas.microsoft.com/office/word/2010/wordprocessingDrawing" xmlns:wp="http://schemas.openxmlformats.org/drawingml/2006/wordprocessingDrawing" xmlns:w10="urn:schemas-microsoft-com:office:word" xmlns:w="http://schemas.openxmlformats.org/wordprocessingml/2006/main" xmlns:w14="http://schemas.microsoft.com/office/word/2010/wordml" xmlns:w15="http://schemas.microsoft.com/office/word/2012/wordml" xmlns:w16cex="http://schemas.microsoft.com/office/word/2018/wordml/cex" xmlns:w16cid="http://schemas.microsoft.com/office/word/2016/wordml/cid" xmlns:w16="http://schemas.microsoft.com/office/word/2018/wordml" xmlns:w16du="http://schemas.microsoft.com/office/word/2023/wordml/word16du" xmlns:w16sdtdh="http://schemas.microsoft.com/office/word/2020/wordml/sdtdatahash" xmlns:w16sdtfl="http://schemas.microsoft.com/office/word/2024/wordml/sdtformatlock" xmlns:w16se="http://schemas.microsoft.com/office/word/2015/wordml/symex" xmlns:wpg="http://schemas.microsoft.com/office/word/2010/wordprocessingGroup" xmlns:wpi="http://schemas.microsoft.com/office/word/2010/wordprocessingInk" xmlns:wne="http://schemas.microsoft.com/office/word/2006/wordml" xmlns:wps="http://schemas.microsoft.com/office/word/2010/wordprocessingShape" mc:Ignorable="w14 w15 w16se w16cid w16 w16cex w16sdtdh w16sdtfl w16du wp14">
   <w:endnote w:type="separator" w:id="-1">
     <w:p>
       <w:r>
@@ -17713,7 +17755,7 @@
 </file>
 
 <file path=word/footer1.xml><?xml version="1.0" encoding="utf-8"?>
-<w:ftr xmlns:wpc="http://schemas.microsoft.com/office/word/2010/wordprocessingCanvas" xmlns:cx="http://schemas.microsoft.com/office/drawing/2014/chartex" xmlns:cx1="http://schemas.microsoft.com/office/drawing/2015/9/8/chartex" xmlns:cx2="http://schemas.microsoft.com/office/drawing/2015/10/21/chartex" xmlns:cx3="http://schemas.microsoft.com/office/drawing/2016/5/9/chartex" xmlns:cx4="http://schemas.microsoft.com/office/drawing/2016/5/10/chartex" xmlns:cx5="http://schemas.microsoft.com/office/drawing/2016/5/11/chartex" xmlns:cx6="http://schemas.microsoft.com/office/drawing/2016/5/12/chartex" xmlns:cx7="http://schemas.microsoft.com/office/drawing/2016/5/13/chartex" xmlns:cx8="http://schemas.microsoft.com/office/drawing/2016/5/14/chartex" xmlns:mc="http://schemas.openxmlformats.org/markup-compatibility/2006" xmlns:aink="http://schemas.microsoft.com/office/drawing/2016/ink" xmlns:am3d="http://schemas.microsoft.com/office/drawing/2017/model3d" xmlns:o="urn:schemas-microsoft-com:office:office" xmlns:oel="http://schemas.microsoft.com/office/2019/extlst" xmlns:r="http://schemas.openxmlformats.org/officeDocument/2006/relationships" xmlns:m="http://schemas.openxmlformats.org/officeDocument/2006/math" xmlns:v="urn:schemas-microsoft-com:vml" xmlns:wp14="http://schemas.microsoft.com/office/word/2010/wordprocessingDrawing" xmlns:wp="http://schemas.openxmlformats.org/drawingml/2006/wordprocessingDrawing" xmlns:w10="urn:schemas-microsoft-com:office:word" xmlns:w="http://schemas.openxmlformats.org/wordprocessingml/2006/main" xmlns:w14="http://schemas.microsoft.com/office/word/2010/wordml" xmlns:w15="http://schemas.microsoft.com/office/word/2012/wordml" xmlns:w16cex="http://schemas.microsoft.com/office/word/2018/wordml/cex" xmlns:w16cid="http://schemas.microsoft.com/office/word/2016/wordml/cid" xmlns:w16="http://schemas.microsoft.com/office/word/2018/wordml" xmlns:w16sdtdh="http://schemas.microsoft.com/office/word/2020/wordml/sdtdatahash" xmlns:w16se="http://schemas.microsoft.com/office/word/2015/wordml/symex" xmlns:wpg="http://schemas.microsoft.com/office/word/2010/wordprocessingGroup" xmlns:wpi="http://schemas.microsoft.com/office/word/2010/wordprocessingInk" xmlns:wne="http://schemas.microsoft.com/office/word/2006/wordml" xmlns:wps="http://schemas.microsoft.com/office/word/2010/wordprocessingShape" mc:Ignorable="w14 w15 w16se w16cid w16 w16cex w16sdtdh wp14">
+<w:ftr xmlns:wpc="http://schemas.microsoft.com/office/word/2010/wordprocessingCanvas" xmlns:cx="http://schemas.microsoft.com/office/drawing/2014/chartex" xmlns:cx1="http://schemas.microsoft.com/office/drawing/2015/9/8/chartex" xmlns:cx2="http://schemas.microsoft.com/office/drawing/2015/10/21/chartex" xmlns:cx3="http://schemas.microsoft.com/office/drawing/2016/5/9/chartex" xmlns:cx4="http://schemas.microsoft.com/office/drawing/2016/5/10/chartex" xmlns:cx5="http://schemas.microsoft.com/office/drawing/2016/5/11/chartex" xmlns:cx6="http://schemas.microsoft.com/office/drawing/2016/5/12/chartex" xmlns:cx7="http://schemas.microsoft.com/office/drawing/2016/5/13/chartex" xmlns:cx8="http://schemas.microsoft.com/office/drawing/2016/5/14/chartex" xmlns:mc="http://schemas.openxmlformats.org/markup-compatibility/2006" xmlns:aink="http://schemas.microsoft.com/office/drawing/2016/ink" xmlns:am3d="http://schemas.microsoft.com/office/drawing/2017/model3d" xmlns:o="urn:schemas-microsoft-com:office:office" xmlns:oel="http://schemas.microsoft.com/office/2019/extlst" xmlns:r="http://schemas.openxmlformats.org/officeDocument/2006/relationships" xmlns:m="http://schemas.openxmlformats.org/officeDocument/2006/math" xmlns:v="urn:schemas-microsoft-com:vml" xmlns:wp14="http://schemas.microsoft.com/office/word/2010/wordprocessingDrawing" xmlns:wp="http://schemas.openxmlformats.org/drawingml/2006/wordprocessingDrawing" xmlns:w10="urn:schemas-microsoft-com:office:word" xmlns:w="http://schemas.openxmlformats.org/wordprocessingml/2006/main" xmlns:w14="http://schemas.microsoft.com/office/word/2010/wordml" xmlns:w15="http://schemas.microsoft.com/office/word/2012/wordml" xmlns:w16cex="http://schemas.microsoft.com/office/word/2018/wordml/cex" xmlns:w16cid="http://schemas.microsoft.com/office/word/2016/wordml/cid" xmlns:w16="http://schemas.microsoft.com/office/word/2018/wordml" xmlns:w16du="http://schemas.microsoft.com/office/word/2023/wordml/word16du" xmlns:w16sdtdh="http://schemas.microsoft.com/office/word/2020/wordml/sdtdatahash" xmlns:w16sdtfl="http://schemas.microsoft.com/office/word/2024/wordml/sdtformatlock" xmlns:w16se="http://schemas.microsoft.com/office/word/2015/wordml/symex" xmlns:wpg="http://schemas.microsoft.com/office/word/2010/wordprocessingGroup" xmlns:wpi="http://schemas.microsoft.com/office/word/2010/wordprocessingInk" xmlns:wne="http://schemas.microsoft.com/office/word/2006/wordml" xmlns:wps="http://schemas.microsoft.com/office/word/2010/wordprocessingShape" mc:Ignorable="w14 w15 w16se w16cid w16 w16cex w16sdtdh w16sdtfl w16du wp14">
   <w:sdt>
     <w:sdtPr>
       <w:id w:val="510345078"/>
@@ -17722,7 +17764,6 @@
         <w:docPartUnique/>
       </w:docPartObj>
     </w:sdtPr>
-    <w:sdtEndPr/>
     <w:sdtContent>
       <w:p>
         <w:pPr>
@@ -17760,7 +17801,7 @@
 </file>
 
 <file path=word/footnotes.xml><?xml version="1.0" encoding="utf-8"?>
-<w:footnotes xmlns:wpc="http://schemas.microsoft.com/office/word/2010/wordprocessingCanvas" xmlns:cx="http://schemas.microsoft.com/office/drawing/2014/chartex" xmlns:cx1="http://schemas.microsoft.com/office/drawing/2015/9/8/chartex" xmlns:cx2="http://schemas.microsoft.com/office/drawing/2015/10/21/chartex" xmlns:cx3="http://schemas.microsoft.com/office/drawing/2016/5/9/chartex" xmlns:cx4="http://schemas.microsoft.com/office/drawing/2016/5/10/chartex" xmlns:cx5="http://schemas.microsoft.com/office/drawing/2016/5/11/chartex" xmlns:cx6="http://schemas.microsoft.com/office/drawing/2016/5/12/chartex" xmlns:cx7="http://schemas.microsoft.com/office/drawing/2016/5/13/chartex" xmlns:cx8="http://schemas.microsoft.com/office/drawing/2016/5/14/chartex" xmlns:mc="http://schemas.openxmlformats.org/markup-compatibility/2006" xmlns:aink="http://schemas.microsoft.com/office/drawing/2016/ink" xmlns:am3d="http://schemas.microsoft.com/office/drawing/2017/model3d" xmlns:o="urn:schemas-microsoft-com:office:office" xmlns:oel="http://schemas.microsoft.com/office/2019/extlst" xmlns:r="http://schemas.openxmlformats.org/officeDocument/2006/relationships" xmlns:m="http://schemas.openxmlformats.org/officeDocument/2006/math" xmlns:v="urn:schemas-microsoft-com:vml" xmlns:wp14="http://schemas.microsoft.com/office/word/2010/wordprocessingDrawing" xmlns:wp="http://schemas.openxmlformats.org/drawingml/2006/wordprocessingDrawing" xmlns:w10="urn:schemas-microsoft-com:office:word" xmlns:w="http://schemas.openxmlformats.org/wordprocessingml/2006/main" xmlns:w14="http://schemas.microsoft.com/office/word/2010/wordml" xmlns:w15="http://schemas.microsoft.com/office/word/2012/wordml" xmlns:w16cex="http://schemas.microsoft.com/office/word/2018/wordml/cex" xmlns:w16cid="http://schemas.microsoft.com/office/word/2016/wordml/cid" xmlns:w16="http://schemas.microsoft.com/office/word/2018/wordml" xmlns:w16sdtdh="http://schemas.microsoft.com/office/word/2020/wordml/sdtdatahash" xmlns:w16se="http://schemas.microsoft.com/office/word/2015/wordml/symex" xmlns:wpg="http://schemas.microsoft.com/office/word/2010/wordprocessingGroup" xmlns:wpi="http://schemas.microsoft.com/office/word/2010/wordprocessingInk" xmlns:wne="http://schemas.microsoft.com/office/word/2006/wordml" xmlns:wps="http://schemas.microsoft.com/office/word/2010/wordprocessingShape" mc:Ignorable="w14 w15 w16se w16cid w16 w16cex w16sdtdh wp14">
+<w:footnotes xmlns:wpc="http://schemas.microsoft.com/office/word/2010/wordprocessingCanvas" xmlns:cx="http://schemas.microsoft.com/office/drawing/2014/chartex" xmlns:cx1="http://schemas.microsoft.com/office/drawing/2015/9/8/chartex" xmlns:cx2="http://schemas.microsoft.com/office/drawing/2015/10/21/chartex" xmlns:cx3="http://schemas.microsoft.com/office/drawing/2016/5/9/chartex" xmlns:cx4="http://schemas.microsoft.com/office/drawing/2016/5/10/chartex" xmlns:cx5="http://schemas.microsoft.com/office/drawing/2016/5/11/chartex" xmlns:cx6="http://schemas.microsoft.com/office/drawing/2016/5/12/chartex" xmlns:cx7="http://schemas.microsoft.com/office/drawing/2016/5/13/chartex" xmlns:cx8="http://schemas.microsoft.com/office/drawing/2016/5/14/chartex" xmlns:mc="http://schemas.openxmlformats.org/markup-compatibility/2006" xmlns:aink="http://schemas.microsoft.com/office/drawing/2016/ink" xmlns:am3d="http://schemas.microsoft.com/office/drawing/2017/model3d" xmlns:o="urn:schemas-microsoft-com:office:office" xmlns:oel="http://schemas.microsoft.com/office/2019/extlst" xmlns:r="http://schemas.openxmlformats.org/officeDocument/2006/relationships" xmlns:m="http://schemas.openxmlformats.org/officeDocument/2006/math" xmlns:v="urn:schemas-microsoft-com:vml" xmlns:wp14="http://schemas.microsoft.com/office/word/2010/wordprocessingDrawing" xmlns:wp="http://schemas.openxmlformats.org/drawingml/2006/wordprocessingDrawing" xmlns:w10="urn:schemas-microsoft-com:office:word" xmlns:w="http://schemas.openxmlformats.org/wordprocessingml/2006/main" xmlns:w14="http://schemas.microsoft.com/office/word/2010/wordml" xmlns:w15="http://schemas.microsoft.com/office/word/2012/wordml" xmlns:w16cex="http://schemas.microsoft.com/office/word/2018/wordml/cex" xmlns:w16cid="http://schemas.microsoft.com/office/word/2016/wordml/cid" xmlns:w16="http://schemas.microsoft.com/office/word/2018/wordml" xmlns:w16du="http://schemas.microsoft.com/office/word/2023/wordml/word16du" xmlns:w16sdtdh="http://schemas.microsoft.com/office/word/2020/wordml/sdtdatahash" xmlns:w16sdtfl="http://schemas.microsoft.com/office/word/2024/wordml/sdtformatlock" xmlns:w16se="http://schemas.microsoft.com/office/word/2015/wordml/symex" xmlns:wpg="http://schemas.microsoft.com/office/word/2010/wordprocessingGroup" xmlns:wpi="http://schemas.microsoft.com/office/word/2010/wordprocessingInk" xmlns:wne="http://schemas.microsoft.com/office/word/2006/wordml" xmlns:wps="http://schemas.microsoft.com/office/word/2010/wordprocessingShape" mc:Ignorable="w14 w15 w16se w16cid w16 w16cex w16sdtdh w16sdtfl w16du wp14">
   <w:footnote w:type="separator" w:id="-1">
     <w:p>
       <w:r>
@@ -17779,13 +17820,13 @@
 </file>
 
 <file path=word/header1.xml><?xml version="1.0" encoding="utf-8"?>
-<w:hdr xmlns:wpc="http://schemas.microsoft.com/office/word/2010/wordprocessingCanvas" xmlns:cx="http://schemas.microsoft.com/office/drawing/2014/chartex" xmlns:cx1="http://schemas.microsoft.com/office/drawing/2015/9/8/chartex" xmlns:cx2="http://schemas.microsoft.com/office/drawing/2015/10/21/chartex" xmlns:cx3="http://schemas.microsoft.com/office/drawing/2016/5/9/chartex" xmlns:cx4="http://schemas.microsoft.com/office/drawing/2016/5/10/chartex" xmlns:cx5="http://schemas.microsoft.com/office/drawing/2016/5/11/chartex" xmlns:cx6="http://schemas.microsoft.com/office/drawing/2016/5/12/chartex" xmlns:cx7="http://schemas.microsoft.com/office/drawing/2016/5/13/chartex" xmlns:cx8="http://schemas.microsoft.com/office/drawing/2016/5/14/chartex" xmlns:mc="http://schemas.openxmlformats.org/markup-compatibility/2006" xmlns:aink="http://schemas.microsoft.com/office/drawing/2016/ink" xmlns:am3d="http://schemas.microsoft.com/office/drawing/2017/model3d" xmlns:o="urn:schemas-microsoft-com:office:office" xmlns:oel="http://schemas.microsoft.com/office/2019/extlst" xmlns:r="http://schemas.openxmlformats.org/officeDocument/2006/relationships" xmlns:m="http://schemas.openxmlformats.org/officeDocument/2006/math" xmlns:v="urn:schemas-microsoft-com:vml" xmlns:wp14="http://schemas.microsoft.com/office/word/2010/wordprocessingDrawing" xmlns:wp="http://schemas.openxmlformats.org/drawingml/2006/wordprocessingDrawing" xmlns:w10="urn:schemas-microsoft-com:office:word" xmlns:w="http://schemas.openxmlformats.org/wordprocessingml/2006/main" xmlns:w14="http://schemas.microsoft.com/office/word/2010/wordml" xmlns:w15="http://schemas.microsoft.com/office/word/2012/wordml" xmlns:w16cex="http://schemas.microsoft.com/office/word/2018/wordml/cex" xmlns:w16cid="http://schemas.microsoft.com/office/word/2016/wordml/cid" xmlns:w16="http://schemas.microsoft.com/office/word/2018/wordml" xmlns:w16sdtdh="http://schemas.microsoft.com/office/word/2020/wordml/sdtdatahash" xmlns:w16se="http://schemas.microsoft.com/office/word/2015/wordml/symex" xmlns:wpg="http://schemas.microsoft.com/office/word/2010/wordprocessingGroup" xmlns:wpi="http://schemas.microsoft.com/office/word/2010/wordprocessingInk" xmlns:wne="http://schemas.microsoft.com/office/word/2006/wordml" xmlns:wps="http://schemas.microsoft.com/office/word/2010/wordprocessingShape" mc:Ignorable="w14 w15 w16se w16cid w16 w16cex w16sdtdh wp14">
+<w:hdr xmlns:wpc="http://schemas.microsoft.com/office/word/2010/wordprocessingCanvas" xmlns:cx="http://schemas.microsoft.com/office/drawing/2014/chartex" xmlns:cx1="http://schemas.microsoft.com/office/drawing/2015/9/8/chartex" xmlns:cx2="http://schemas.microsoft.com/office/drawing/2015/10/21/chartex" xmlns:cx3="http://schemas.microsoft.com/office/drawing/2016/5/9/chartex" xmlns:cx4="http://schemas.microsoft.com/office/drawing/2016/5/10/chartex" xmlns:cx5="http://schemas.microsoft.com/office/drawing/2016/5/11/chartex" xmlns:cx6="http://schemas.microsoft.com/office/drawing/2016/5/12/chartex" xmlns:cx7="http://schemas.microsoft.com/office/drawing/2016/5/13/chartex" xmlns:cx8="http://schemas.microsoft.com/office/drawing/2016/5/14/chartex" xmlns:mc="http://schemas.openxmlformats.org/markup-compatibility/2006" xmlns:aink="http://schemas.microsoft.com/office/drawing/2016/ink" xmlns:am3d="http://schemas.microsoft.com/office/drawing/2017/model3d" xmlns:o="urn:schemas-microsoft-com:office:office" xmlns:oel="http://schemas.microsoft.com/office/2019/extlst" xmlns:r="http://schemas.openxmlformats.org/officeDocument/2006/relationships" xmlns:m="http://schemas.openxmlformats.org/officeDocument/2006/math" xmlns:v="urn:schemas-microsoft-com:vml" xmlns:wp14="http://schemas.microsoft.com/office/word/2010/wordprocessingDrawing" xmlns:wp="http://schemas.openxmlformats.org/drawingml/2006/wordprocessingDrawing" xmlns:w10="urn:schemas-microsoft-com:office:word" xmlns:w="http://schemas.openxmlformats.org/wordprocessingml/2006/main" xmlns:w14="http://schemas.microsoft.com/office/word/2010/wordml" xmlns:w15="http://schemas.microsoft.com/office/word/2012/wordml" xmlns:w16cex="http://schemas.microsoft.com/office/word/2018/wordml/cex" xmlns:w16cid="http://schemas.microsoft.com/office/word/2016/wordml/cid" xmlns:w16="http://schemas.microsoft.com/office/word/2018/wordml" xmlns:w16du="http://schemas.microsoft.com/office/word/2023/wordml/word16du" xmlns:w16sdtdh="http://schemas.microsoft.com/office/word/2020/wordml/sdtdatahash" xmlns:w16sdtfl="http://schemas.microsoft.com/office/word/2024/wordml/sdtformatlock" xmlns:w16se="http://schemas.microsoft.com/office/word/2015/wordml/symex" xmlns:wpg="http://schemas.microsoft.com/office/word/2010/wordprocessingGroup" xmlns:wpi="http://schemas.microsoft.com/office/word/2010/wordprocessingInk" xmlns:wne="http://schemas.microsoft.com/office/word/2006/wordml" xmlns:wps="http://schemas.microsoft.com/office/word/2010/wordprocessingShape" mc:Ignorable="w14 w15 w16se w16cid w16 w16cex w16sdtdh w16sdtfl w16du wp14">
   <w:p/>
 </w:hdr>
 </file>
 
 <file path=word/numbering.xml><?xml version="1.0" encoding="utf-8"?>
-<w:numbering xmlns:wpc="http://schemas.microsoft.com/office/word/2010/wordprocessingCanvas" xmlns:cx="http://schemas.microsoft.com/office/drawing/2014/chartex" xmlns:cx1="http://schemas.microsoft.com/office/drawing/2015/9/8/chartex" xmlns:cx2="http://schemas.microsoft.com/office/drawing/2015/10/21/chartex" xmlns:cx3="http://schemas.microsoft.com/office/drawing/2016/5/9/chartex" xmlns:cx4="http://schemas.microsoft.com/office/drawing/2016/5/10/chartex" xmlns:cx5="http://schemas.microsoft.com/office/drawing/2016/5/11/chartex" xmlns:cx6="http://schemas.microsoft.com/office/drawing/2016/5/12/chartex" xmlns:cx7="http://schemas.microsoft.com/office/drawing/2016/5/13/chartex" xmlns:cx8="http://schemas.microsoft.com/office/drawing/2016/5/14/chartex" xmlns:mc="http://schemas.openxmlformats.org/markup-compatibility/2006" xmlns:aink="http://schemas.microsoft.com/office/drawing/2016/ink" xmlns:am3d="http://schemas.microsoft.com/office/drawing/2017/model3d" xmlns:o="urn:schemas-microsoft-com:office:office" xmlns:oel="http://schemas.microsoft.com/office/2019/extlst" xmlns:r="http://schemas.openxmlformats.org/officeDocument/2006/relationships" xmlns:m="http://schemas.openxmlformats.org/officeDocument/2006/math" xmlns:v="urn:schemas-microsoft-com:vml" xmlns:wp14="http://schemas.microsoft.com/office/word/2010/wordprocessingDrawing" xmlns:wp="http://schemas.openxmlformats.org/drawingml/2006/wordprocessingDrawing" xmlns:w10="urn:schemas-microsoft-com:office:word" xmlns:w="http://schemas.openxmlformats.org/wordprocessingml/2006/main" xmlns:w14="http://schemas.microsoft.com/office/word/2010/wordml" xmlns:w15="http://schemas.microsoft.com/office/word/2012/wordml" xmlns:w16cex="http://schemas.microsoft.com/office/word/2018/wordml/cex" xmlns:w16cid="http://schemas.microsoft.com/office/word/2016/wordml/cid" xmlns:w16="http://schemas.microsoft.com/office/word/2018/wordml" xmlns:w16sdtdh="http://schemas.microsoft.com/office/word/2020/wordml/sdtdatahash" xmlns:w16se="http://schemas.microsoft.com/office/word/2015/wordml/symex" xmlns:wpg="http://schemas.microsoft.com/office/word/2010/wordprocessingGroup" xmlns:wpi="http://schemas.microsoft.com/office/word/2010/wordprocessingInk" xmlns:wne="http://schemas.microsoft.com/office/word/2006/wordml" xmlns:wps="http://schemas.microsoft.com/office/word/2010/wordprocessingShape" mc:Ignorable="w14 w15 w16se w16cid w16 w16cex w16sdtdh wp14">
+<w:numbering xmlns:wpc="http://schemas.microsoft.com/office/word/2010/wordprocessingCanvas" xmlns:cx="http://schemas.microsoft.com/office/drawing/2014/chartex" xmlns:cx1="http://schemas.microsoft.com/office/drawing/2015/9/8/chartex" xmlns:cx2="http://schemas.microsoft.com/office/drawing/2015/10/21/chartex" xmlns:cx3="http://schemas.microsoft.com/office/drawing/2016/5/9/chartex" xmlns:cx4="http://schemas.microsoft.com/office/drawing/2016/5/10/chartex" xmlns:cx5="http://schemas.microsoft.com/office/drawing/2016/5/11/chartex" xmlns:cx6="http://schemas.microsoft.com/office/drawing/2016/5/12/chartex" xmlns:cx7="http://schemas.microsoft.com/office/drawing/2016/5/13/chartex" xmlns:cx8="http://schemas.microsoft.com/office/drawing/2016/5/14/chartex" xmlns:mc="http://schemas.openxmlformats.org/markup-compatibility/2006" xmlns:aink="http://schemas.microsoft.com/office/drawing/2016/ink" xmlns:am3d="http://schemas.microsoft.com/office/drawing/2017/model3d" xmlns:o="urn:schemas-microsoft-com:office:office" xmlns:oel="http://schemas.microsoft.com/office/2019/extlst" xmlns:r="http://schemas.openxmlformats.org/officeDocument/2006/relationships" xmlns:m="http://schemas.openxmlformats.org/officeDocument/2006/math" xmlns:v="urn:schemas-microsoft-com:vml" xmlns:wp14="http://schemas.microsoft.com/office/word/2010/wordprocessingDrawing" xmlns:wp="http://schemas.openxmlformats.org/drawingml/2006/wordprocessingDrawing" xmlns:w10="urn:schemas-microsoft-com:office:word" xmlns:w="http://schemas.openxmlformats.org/wordprocessingml/2006/main" xmlns:w14="http://schemas.microsoft.com/office/word/2010/wordml" xmlns:w15="http://schemas.microsoft.com/office/word/2012/wordml" xmlns:w16cex="http://schemas.microsoft.com/office/word/2018/wordml/cex" xmlns:w16cid="http://schemas.microsoft.com/office/word/2016/wordml/cid" xmlns:w16="http://schemas.microsoft.com/office/word/2018/wordml" xmlns:w16du="http://schemas.microsoft.com/office/word/2023/wordml/word16du" xmlns:w16sdtdh="http://schemas.microsoft.com/office/word/2020/wordml/sdtdatahash" xmlns:w16sdtfl="http://schemas.microsoft.com/office/word/2024/wordml/sdtformatlock" xmlns:w16se="http://schemas.microsoft.com/office/word/2015/wordml/symex" xmlns:wpg="http://schemas.microsoft.com/office/word/2010/wordprocessingGroup" xmlns:wpi="http://schemas.microsoft.com/office/word/2010/wordprocessingInk" xmlns:wne="http://schemas.microsoft.com/office/word/2006/wordml" xmlns:wps="http://schemas.microsoft.com/office/word/2010/wordprocessingShape" mc:Ignorable="w14 w15 w16se w16cid w16 w16cex w16sdtdh w16sdtfl w16du wp14">
   <w:abstractNum w:abstractNumId="0" w15:restartNumberingAfterBreak="0">
     <w:nsid w:val="00F01F1C"/>
     <w:multiLevelType w:val="hybridMultilevel"/>
@@ -20720,7 +20761,7 @@
 </file>
 
 <file path=word/styles.xml><?xml version="1.0" encoding="utf-8"?>
-<w:styles xmlns:mc="http://schemas.openxmlformats.org/markup-compatibility/2006" xmlns:r="http://schemas.openxmlformats.org/officeDocument/2006/relationships" xmlns:w="http://schemas.openxmlformats.org/wordprocessingml/2006/main" xmlns:w14="http://schemas.microsoft.com/office/word/2010/wordml" xmlns:w15="http://schemas.microsoft.com/office/word/2012/wordml" xmlns:w16cex="http://schemas.microsoft.com/office/word/2018/wordml/cex" xmlns:w16cid="http://schemas.microsoft.com/office/word/2016/wordml/cid" xmlns:w16="http://schemas.microsoft.com/office/word/2018/wordml" xmlns:w16sdtdh="http://schemas.microsoft.com/office/word/2020/wordml/sdtdatahash" xmlns:w16se="http://schemas.microsoft.com/office/word/2015/wordml/symex" mc:Ignorable="w14 w15 w16se w16cid w16 w16cex w16sdtdh">
+<w:styles xmlns:mc="http://schemas.openxmlformats.org/markup-compatibility/2006" xmlns:r="http://schemas.openxmlformats.org/officeDocument/2006/relationships" xmlns:w="http://schemas.openxmlformats.org/wordprocessingml/2006/main" xmlns:w14="http://schemas.microsoft.com/office/word/2010/wordml" xmlns:w15="http://schemas.microsoft.com/office/word/2012/wordml" xmlns:w16cex="http://schemas.microsoft.com/office/word/2018/wordml/cex" xmlns:w16cid="http://schemas.microsoft.com/office/word/2016/wordml/cid" xmlns:w16="http://schemas.microsoft.com/office/word/2018/wordml" xmlns:w16du="http://schemas.microsoft.com/office/word/2023/wordml/word16du" xmlns:w16sdtdh="http://schemas.microsoft.com/office/word/2020/wordml/sdtdatahash" xmlns:w16sdtfl="http://schemas.microsoft.com/office/word/2024/wordml/sdtformatlock" xmlns:w16se="http://schemas.microsoft.com/office/word/2015/wordml/symex" mc:Ignorable="w14 w15 w16se w16cid w16 w16cex w16sdtdh w16sdtfl w16du">
   <w:docDefaults>
     <w:rPrDefault>
       <w:rPr>
@@ -22675,6 +22716,15 @@
 </file>
 
 <file path=customXml/item2.xml><?xml version="1.0" encoding="utf-8"?>
+<?mso-contentType ?>
+<FormTemplates xmlns="http://schemas.microsoft.com/sharepoint/v3/contenttype/forms">
+  <Display>DocumentLibraryForm</Display>
+  <Edit>DocumentLibraryForm</Edit>
+  <New>DocumentLibraryForm</New>
+</FormTemplates>
+</file>
+
+<file path=customXml/item3.xml><?xml version="1.0" encoding="utf-8"?>
 <ct:contentTypeSchema xmlns:ct="http://schemas.microsoft.com/office/2006/metadata/contentType" xmlns:ma="http://schemas.microsoft.com/office/2006/metadata/properties/metaAttributes" ct:_="" ma:_="" ma:contentTypeName="ドキュメント" ma:contentTypeID="0x010100D4BA49431D4D9249A6509499E059C03E" ma:contentTypeVersion="4" ma:contentTypeDescription="新しいドキュメントを作成します。" ma:contentTypeScope="" ma:versionID="b4ab603acd520aec003329a8cc5e5a3c">
   <xsd:schema xmlns:xsd="http://www.w3.org/2001/XMLSchema" xmlns:xs="http://www.w3.org/2001/XMLSchema" xmlns:p="http://schemas.microsoft.com/office/2006/metadata/properties" xmlns:ns2="b8676f7c-cd37-452c-a4f6-258f9e9fd2a4" targetNamespace="http://schemas.microsoft.com/office/2006/metadata/properties" ma:root="true" ma:fieldsID="2731dd5c1c8e876b3faee75002f54a14" ns2:_="">
     <xsd:import namespace="b8676f7c-cd37-452c-a4f6-258f9e9fd2a4"/>
@@ -22818,15 +22868,6 @@
 </ct:contentTypeSchema>
 </file>
 
-<file path=customXml/item3.xml><?xml version="1.0" encoding="utf-8"?>
-<?mso-contentType ?>
-<FormTemplates xmlns="http://schemas.microsoft.com/sharepoint/v3/contenttype/forms">
-  <Display>DocumentLibraryForm</Display>
-  <Edit>DocumentLibraryForm</Edit>
-  <New>DocumentLibraryForm</New>
-</FormTemplates>
-</file>
-
 <file path=customXml/item4.xml><?xml version="1.0" encoding="utf-8"?>
 <p:properties xmlns:p="http://schemas.microsoft.com/office/2006/metadata/properties" xmlns:xsi="http://www.w3.org/2001/XMLSchema-instance" xmlns:pc="http://schemas.microsoft.com/office/infopath/2007/PartnerControls">
   <documentManagement/>
@@ -22842,13 +22883,36 @@
 </file>
 
 <file path=customXml/itemProps2.xml><?xml version="1.0" encoding="utf-8"?>
-<ds:datastoreItem xmlns:ds="http://schemas.openxmlformats.org/officeDocument/2006/customXml" ds:itemID="{DFA103A0-6391-4D36-920B-EACC4EC88966}"/>
+<ds:datastoreItem xmlns:ds="http://schemas.openxmlformats.org/officeDocument/2006/customXml" ds:itemID="{858B1F87-4C4D-4391-89F7-D11378616D41}">
+  <ds:schemaRefs>
+    <ds:schemaRef ds:uri="http://schemas.microsoft.com/sharepoint/v3/contenttype/forms"/>
+  </ds:schemaRefs>
+</ds:datastoreItem>
 </file>
 
 <file path=customXml/itemProps3.xml><?xml version="1.0" encoding="utf-8"?>
-<ds:datastoreItem xmlns:ds="http://schemas.openxmlformats.org/officeDocument/2006/customXml" ds:itemID="{858B1F87-4C4D-4391-89F7-D11378616D41}"/>
+<ds:datastoreItem xmlns:ds="http://schemas.openxmlformats.org/officeDocument/2006/customXml" ds:itemID="{DFA103A0-6391-4D36-920B-EACC4EC88966}">
+  <ds:schemaRefs>
+    <ds:schemaRef ds:uri="http://schemas.microsoft.com/office/2006/metadata/contentType"/>
+    <ds:schemaRef ds:uri="http://schemas.microsoft.com/office/2006/metadata/properties/metaAttributes"/>
+    <ds:schemaRef ds:uri="http://www.w3.org/2001/XMLSchema"/>
+    <ds:schemaRef ds:uri="http://schemas.microsoft.com/office/2006/metadata/properties"/>
+    <ds:schemaRef ds:uri="b8676f7c-cd37-452c-a4f6-258f9e9fd2a4"/>
+    <ds:schemaRef ds:uri="http://schemas.microsoft.com/office/2006/documentManagement/types"/>
+    <ds:schemaRef ds:uri="http://schemas.microsoft.com/office/infopath/2007/PartnerControls"/>
+    <ds:schemaRef ds:uri="http://schemas.openxmlformats.org/package/2006/metadata/core-properties"/>
+    <ds:schemaRef ds:uri="http://purl.org/dc/elements/1.1/"/>
+    <ds:schemaRef ds:uri="http://purl.org/dc/terms/"/>
+    <ds:schemaRef ds:uri="http://schemas.microsoft.com/internal/obd"/>
+  </ds:schemaRefs>
+</ds:datastoreItem>
 </file>
 
 <file path=customXml/itemProps4.xml><?xml version="1.0" encoding="utf-8"?>
-<ds:datastoreItem xmlns:ds="http://schemas.openxmlformats.org/officeDocument/2006/customXml" ds:itemID="{EB74D6B3-F4E1-480C-B8E8-47E7CBB17872}"/>
+<ds:datastoreItem xmlns:ds="http://schemas.openxmlformats.org/officeDocument/2006/customXml" ds:itemID="{EB74D6B3-F4E1-480C-B8E8-47E7CBB17872}">
+  <ds:schemaRefs>
+    <ds:schemaRef ds:uri="http://schemas.microsoft.com/office/2006/metadata/properties"/>
+    <ds:schemaRef ds:uri="http://schemas.microsoft.com/office/infopath/2007/PartnerControls"/>
+  </ds:schemaRefs>
+</ds:datastoreItem>
 </file>